--- a/6-过程管理/运行记录类文件/060211-连续性管理报告（截止2025年12月).docx
+++ b/6-过程管理/运行记录类文件/060211-连续性管理报告（截止2025年12月).docx
@@ -1,13 +1,13 @@
 
 <file path=word/document.xml><?xml version="1.0" encoding="utf-8"?>
-<w:document xmlns:wpc="http://schemas.microsoft.com/office/word/2010/wordprocessingCanvas" xmlns:cx="http://schemas.microsoft.com/office/drawing/2014/chartex" xmlns:cx1="http://schemas.microsoft.com/office/drawing/2015/9/8/chartex" xmlns:cx2="http://schemas.microsoft.com/office/drawing/2015/10/21/chartex" xmlns:cx3="http://schemas.microsoft.com/office/drawing/2016/5/9/chartex" xmlns:cx4="http://schemas.microsoft.com/office/drawing/2016/5/10/chartex" xmlns:cx5="http://schemas.microsoft.com/office/drawing/2016/5/11/chartex" xmlns:cx6="http://schemas.microsoft.com/office/drawing/2016/5/12/chartex" xmlns:cx7="http://schemas.microsoft.com/office/drawing/2016/5/13/chartex" xmlns:cx8="http://schemas.microsoft.com/office/drawing/2016/5/14/chartex" xmlns:mc="http://schemas.openxmlformats.org/markup-compatibility/2006" xmlns:aink="http://schemas.microsoft.com/office/drawing/2016/ink" xmlns:am3d="http://schemas.microsoft.com/office/drawing/2017/model3d" xmlns:o="urn:schemas-microsoft-com:office:office" xmlns:oel="http://schemas.microsoft.com/office/2019/extlst" xmlns:r="http://schemas.openxmlformats.org/officeDocument/2006/relationships" xmlns:m="http://schemas.openxmlformats.org/officeDocument/2006/math" xmlns:v="urn:schemas-microsoft-com:vml" xmlns:wp14="http://schemas.microsoft.com/office/word/2010/wordprocessingDrawing" xmlns:wp="http://schemas.openxmlformats.org/drawingml/2006/wordprocessingDrawing" xmlns:w10="urn:schemas-microsoft-com:office:word" xmlns:w="http://schemas.openxmlformats.org/wordprocessingml/2006/main" xmlns:w14="http://schemas.microsoft.com/office/word/2010/wordml" xmlns:w15="http://schemas.microsoft.com/office/word/2012/wordml" xmlns:w16cex="http://schemas.microsoft.com/office/word/2018/wordml/cex" xmlns:w16cid="http://schemas.microsoft.com/office/word/2016/wordml/cid" xmlns:w16="http://schemas.microsoft.com/office/word/2018/wordml" xmlns:w16du="http://schemas.microsoft.com/office/word/2023/wordml/word16du" xmlns:w16sdtdh="http://schemas.microsoft.com/office/word/2020/wordml/sdtdatahash" xmlns:w16sdtfl="http://schemas.microsoft.com/office/word/2024/wordml/sdtformatlock" xmlns:w16se="http://schemas.microsoft.com/office/word/2015/wordml/symex" xmlns:wpg="http://schemas.microsoft.com/office/word/2010/wordprocessingGroup" xmlns:wpi="http://schemas.microsoft.com/office/word/2010/wordprocessingInk" xmlns:wne="http://schemas.microsoft.com/office/word/2006/wordml" xmlns:wps="http://schemas.microsoft.com/office/word/2010/wordprocessingShape" mc:Ignorable="w14 w15 w16se w16cid w16 w16cex w16sdtdh w16sdtfl w16du wp14">
+<w:document xmlns:wpc="http://schemas.microsoft.com/office/word/2010/wordprocessingCanvas" xmlns:mc="http://schemas.openxmlformats.org/markup-compatibility/2006" xmlns:o="urn:schemas-microsoft-com:office:office" xmlns:r="http://schemas.openxmlformats.org/officeDocument/2006/relationships" xmlns:m="http://schemas.openxmlformats.org/officeDocument/2006/math" xmlns:v="urn:schemas-microsoft-com:vml" xmlns:wp14="http://schemas.microsoft.com/office/word/2010/wordprocessingDrawing" xmlns:wp="http://schemas.openxmlformats.org/drawingml/2006/wordprocessingDrawing" xmlns:w="http://schemas.openxmlformats.org/wordprocessingml/2006/main" xmlns:w14="http://schemas.microsoft.com/office/word/2010/wordml" xmlns:w10="urn:schemas-microsoft-com:office:word" xmlns:w15="http://schemas.microsoft.com/office/word/2012/wordml" xmlns:wpg="http://schemas.microsoft.com/office/word/2010/wordprocessingGroup" xmlns:wpi="http://schemas.microsoft.com/office/word/2010/wordprocessingInk" xmlns:wne="http://schemas.microsoft.com/office/word/2006/wordml" xmlns:wps="http://schemas.microsoft.com/office/word/2010/wordprocessingShape" xmlns:wpsCustomData="http://www.wps.cn/officeDocument/2013/wpsCustomData" mc:Ignorable="w14 w15 wp14">
   <w:body>
     <w:p>
       <w:pPr>
         <w:spacing w:before="78" w:line="219" w:lineRule="auto"/>
         <w:ind w:left="25"/>
         <w:rPr>
-          <w:rFonts w:ascii="宋体" w:hAnsi="宋体" w:cs="宋体" w:hint="eastAsia"/>
+          <w:rFonts w:hint="eastAsia" w:ascii="宋体" w:hAnsi="宋体" w:cs="宋体"/>
           <w:sz w:val="24"/>
           <w:szCs w:val="24"/>
           <w:lang w:eastAsia="zh-CN"/>
@@ -27,7 +27,7 @@
       </w:r>
       <w:r>
         <w:rPr>
-          <w:rFonts w:ascii="宋体" w:hAnsi="宋体" w:cs="宋体" w:hint="eastAsia"/>
+          <w:rFonts w:hint="eastAsia" w:ascii="宋体" w:hAnsi="宋体" w:cs="宋体"/>
           <w:b/>
           <w:bCs/>
           <w:spacing w:val="-3"/>
@@ -51,7 +51,7 @@
       </w:r>
       <w:r>
         <w:rPr>
-          <w:rFonts w:ascii="宋体" w:hAnsi="宋体" w:cs="宋体" w:hint="eastAsia"/>
+          <w:rFonts w:hint="eastAsia" w:ascii="宋体" w:hAnsi="宋体" w:cs="宋体"/>
           <w:b/>
           <w:bCs/>
           <w:spacing w:val="-3"/>
@@ -70,11 +70,11 @@
         <w:autoSpaceDN/>
         <w:adjustRightInd/>
         <w:snapToGrid/>
-        <w:spacing w:afterLines="1000" w:after="3120" w:line="219" w:lineRule="auto"/>
+        <w:spacing w:after="3120" w:afterLines="1000" w:line="219" w:lineRule="auto"/>
         <w:ind w:left="23"/>
         <w:textAlignment w:val="auto"/>
         <w:rPr>
-          <w:rFonts w:ascii="宋体" w:hAnsi="宋体" w:cs="宋体" w:hint="eastAsia"/>
+          <w:rFonts w:hint="eastAsia" w:ascii="宋体" w:hAnsi="宋体" w:cs="宋体"/>
           <w:sz w:val="24"/>
           <w:szCs w:val="24"/>
           <w:lang w:eastAsia="zh-CN"/>
@@ -118,44 +118,30 @@
     </w:p>
     <w:p>
       <w:pPr>
-        <w:pStyle w:val="ab"/>
+        <w:pStyle w:val="24"/>
         <w:spacing w:after="1872"/>
         <w:rPr>
           <w:lang w:eastAsia="zh-CN"/>
         </w:rPr>
       </w:pPr>
-      <w:bookmarkStart w:id="0" w:name="_Toc32440"/>
+      <w:bookmarkStart w:id="0" w:name="_Toc11747"/>
       <w:r>
         <w:rPr>
           <w:lang w:eastAsia="zh-CN"/>
         </w:rPr>
-        <w:t>陕西益利</w:t>
-      </w:r>
-      <w:proofErr w:type="gramStart"/>
-      <w:r>
-        <w:rPr>
-          <w:lang w:eastAsia="zh-CN"/>
-        </w:rPr>
-        <w:t>德软件</w:t>
-      </w:r>
-      <w:proofErr w:type="gramEnd"/>
-      <w:r>
-        <w:rPr>
-          <w:lang w:eastAsia="zh-CN"/>
-        </w:rPr>
-        <w:t>科技有限公司</w:t>
+        <w:t>陕西益利德软件科技有限公司</w:t>
       </w:r>
       <w:bookmarkEnd w:id="0"/>
     </w:p>
     <w:p>
       <w:pPr>
-        <w:pStyle w:val="ac"/>
+        <w:pStyle w:val="25"/>
         <w:spacing w:after="2808"/>
         <w:rPr>
           <w:rFonts w:hint="eastAsia"/>
         </w:rPr>
       </w:pPr>
-      <w:bookmarkStart w:id="1" w:name="_Toc30773"/>
+      <w:bookmarkStart w:id="1" w:name="_Toc11988"/>
       <w:r>
         <w:rPr>
           <w:rFonts w:hint="eastAsia"/>
@@ -167,33 +153,62 @@
     </w:p>
     <w:tbl>
       <w:tblPr>
-        <w:tblStyle w:val="a9"/>
+        <w:tblStyle w:val="21"/>
         <w:tblW w:w="0" w:type="auto"/>
         <w:tblInd w:w="2443" w:type="dxa"/>
         <w:tblBorders>
-          <w:top w:val="nil"/>
-          <w:left w:val="nil"/>
-          <w:bottom w:val="nil"/>
-          <w:right w:val="nil"/>
-          <w:insideH w:val="nil"/>
-          <w:insideV w:val="nil"/>
+          <w:top w:val="none" w:color="auto" w:sz="0" w:space="0"/>
+          <w:left w:val="none" w:color="auto" w:sz="0" w:space="0"/>
+          <w:bottom w:val="none" w:color="auto" w:sz="0" w:space="0"/>
+          <w:right w:val="none" w:color="auto" w:sz="0" w:space="0"/>
+          <w:insideH w:val="none" w:color="auto" w:sz="0" w:space="0"/>
+          <w:insideV w:val="none" w:color="auto" w:sz="0" w:space="0"/>
         </w:tblBorders>
-        <w:tblLook w:val="04A0" w:firstRow="1" w:lastRow="0" w:firstColumn="1" w:lastColumn="0" w:noHBand="0" w:noVBand="1"/>
+        <w:tblLayout w:type="autofit"/>
+        <w:tblCellMar>
+          <w:top w:w="0" w:type="dxa"/>
+          <w:left w:w="108" w:type="dxa"/>
+          <w:bottom w:w="0" w:type="dxa"/>
+          <w:right w:w="108" w:type="dxa"/>
+        </w:tblCellMar>
       </w:tblPr>
       <w:tblGrid>
-        <w:gridCol w:w="1751"/>
-        <w:gridCol w:w="4112"/>
+        <w:gridCol w:w="1818"/>
+        <w:gridCol w:w="4261"/>
       </w:tblGrid>
       <w:tr>
+        <w:tblPrEx>
+          <w:tblBorders>
+            <w:top w:val="none" w:color="auto" w:sz="0" w:space="0"/>
+            <w:left w:val="none" w:color="auto" w:sz="0" w:space="0"/>
+            <w:bottom w:val="none" w:color="auto" w:sz="0" w:space="0"/>
+            <w:right w:val="none" w:color="auto" w:sz="0" w:space="0"/>
+            <w:insideH w:val="none" w:color="auto" w:sz="0" w:space="0"/>
+            <w:insideV w:val="none" w:color="auto" w:sz="0" w:space="0"/>
+          </w:tblBorders>
+          <w:tblCellMar>
+            <w:top w:w="0" w:type="dxa"/>
+            <w:left w:w="108" w:type="dxa"/>
+            <w:bottom w:w="0" w:type="dxa"/>
+            <w:right w:w="108" w:type="dxa"/>
+          </w:tblCellMar>
+        </w:tblPrEx>
         <w:trPr>
-          <w:trHeight w:val="810"/>
+          <w:trHeight w:val="810" w:hRule="atLeast"/>
         </w:trPr>
         <w:tc>
           <w:tcPr>
             <w:tcW w:w="1818" w:type="dxa"/>
-          </w:tcPr>
-          <w:p>
-            <w:pPr>
+            <w:vAlign w:val="top"/>
+          </w:tcPr>
+          <w:p>
+            <w:pPr>
+              <w:keepLines w:val="0"/>
+              <w:pageBreakBefore w:val="0"/>
+              <w:widowControl w:val="0"/>
+              <w:wordWrap/>
+              <w:overflowPunct/>
+              <w:bidi w:val="0"/>
               <w:rPr>
                 <w:lang w:eastAsia="zh-CN"/>
               </w:rPr>
@@ -201,13 +216,54 @@
             <w:r>
               <w:rPr>
                 <w:rFonts w:hint="eastAsia"/>
+                <w:vertAlign w:val="baseline"/>
+                <w:lang w:val="en-US" w:eastAsia="zh-CN"/>
+              </w:rPr>
+              <w:t>编制人</w:t>
+            </w:r>
+            <w:r>
+              <w:rPr>
+                <w:rFonts w:hint="default" w:asciiTheme="minorAscii" w:hAnsiTheme="minorAscii" w:eastAsiaTheme="minorEastAsia"/>
+                <w:spacing w:val="227"/>
+                <w:sz w:val="21"/>
+                <w:vertAlign w:val="baseline"/>
+                <w:lang w:val="en-US" w:eastAsia="zh-CN"/>
+              </w:rPr>
+              <w:t>:</w:t>
+            </w:r>
+            <w:r>
+              <w:rPr>
+                <w:rFonts w:hint="eastAsia"/>
+                <w:u w:val="single"/>
+                <w:vertAlign w:val="baseline"/>
+                <w:lang w:val="en-US" w:eastAsia="zh-CN"/>
+              </w:rPr>
+              <w:t>王潇</w:t>
+            </w:r>
+          </w:p>
+        </w:tc>
+        <w:tc>
+          <w:tcPr>
+            <w:tcW w:w="4261" w:type="dxa"/>
+          </w:tcPr>
+          <w:p>
+            <w:pPr>
+              <w:widowControl w:val="0"/>
+              <w:jc w:val="both"/>
+              <w:rPr>
                 <w:lang w:eastAsia="zh-CN"/>
               </w:rPr>
-              <w:t>编制人</w:t>
-            </w:r>
-            <w:r>
-              <w:rPr>
-                <w:rFonts w:asciiTheme="minorHAnsi" w:eastAsiaTheme="minorEastAsia" w:hAnsiTheme="minorHAnsi"/>
+            </w:pPr>
+            <w:r>
+              <w:rPr>
+                <w:rFonts w:hint="eastAsia"/>
+                <w:lang w:eastAsia="zh-CN"/>
+              </w:rPr>
+              <w:t>编制时间</w:t>
+            </w:r>
+            <w:r>
+              <w:rPr>
+                <w:rFonts w:hint="eastAsia" w:asciiTheme="minorHAnsi" w:hAnsiTheme="minorHAnsi" w:eastAsiaTheme="minorEastAsia"/>
                 <w:spacing w:val="227"/>
                 <w:lang w:eastAsia="zh-CN"/>
               </w:rPr>
@@ -219,7 +275,74 @@
                 <w:u w:val="single"/>
                 <w:lang w:eastAsia="zh-CN"/>
               </w:rPr>
-              <w:t>孙光莉</w:t>
+              <w:t>2025.12.30</w:t>
+            </w:r>
+          </w:p>
+        </w:tc>
+      </w:tr>
+      <w:tr>
+        <w:tblPrEx>
+          <w:tblBorders>
+            <w:top w:val="none" w:color="auto" w:sz="0" w:space="0"/>
+            <w:left w:val="none" w:color="auto" w:sz="0" w:space="0"/>
+            <w:bottom w:val="none" w:color="auto" w:sz="0" w:space="0"/>
+            <w:right w:val="none" w:color="auto" w:sz="0" w:space="0"/>
+            <w:insideH w:val="none" w:color="auto" w:sz="0" w:space="0"/>
+            <w:insideV w:val="none" w:color="auto" w:sz="0" w:space="0"/>
+          </w:tblBorders>
+          <w:tblCellMar>
+            <w:top w:w="0" w:type="dxa"/>
+            <w:left w:w="108" w:type="dxa"/>
+            <w:bottom w:w="0" w:type="dxa"/>
+            <w:right w:w="108" w:type="dxa"/>
+          </w:tblCellMar>
+        </w:tblPrEx>
+        <w:trPr>
+          <w:trHeight w:val="810" w:hRule="atLeast"/>
+        </w:trPr>
+        <w:tc>
+          <w:tcPr>
+            <w:tcW w:w="1818" w:type="dxa"/>
+            <w:vAlign w:val="top"/>
+          </w:tcPr>
+          <w:p>
+            <w:pPr>
+              <w:keepLines w:val="0"/>
+              <w:pageBreakBefore w:val="0"/>
+              <w:widowControl w:val="0"/>
+              <w:wordWrap/>
+              <w:overflowPunct/>
+              <w:bidi w:val="0"/>
+              <w:rPr>
+                <w:rFonts w:eastAsia="Arial"/>
+                <w:lang w:eastAsia="zh-CN"/>
+              </w:rPr>
+            </w:pPr>
+            <w:r>
+              <w:rPr>
+                <w:rFonts w:hint="eastAsia"/>
+                <w:vertAlign w:val="baseline"/>
+                <w:lang w:val="en-US" w:eastAsia="zh-CN"/>
+              </w:rPr>
+              <w:t>审核人</w:t>
+            </w:r>
+            <w:r>
+              <w:rPr>
+                <w:rFonts w:hint="default" w:asciiTheme="minorAscii" w:hAnsiTheme="minorAscii" w:eastAsiaTheme="minorEastAsia"/>
+                <w:spacing w:val="227"/>
+                <w:sz w:val="21"/>
+                <w:vertAlign w:val="baseline"/>
+                <w:lang w:val="en-US" w:eastAsia="zh-CN"/>
+              </w:rPr>
+              <w:t>:</w:t>
+            </w:r>
+            <w:r>
+              <w:rPr>
+                <w:rFonts w:hint="eastAsia"/>
+                <w:u w:val="single"/>
+                <w:lang w:val="en-US" w:eastAsia="zh-CN"/>
+              </w:rPr>
+              <w:t>刘钢要</w:t>
             </w:r>
           </w:p>
         </w:tc>
@@ -229,7 +352,10 @@
           </w:tcPr>
           <w:p>
             <w:pPr>
-              <w:rPr>
+              <w:widowControl w:val="0"/>
+              <w:jc w:val="both"/>
+              <w:rPr>
+                <w:rFonts w:eastAsia="Arial"/>
                 <w:lang w:eastAsia="zh-CN"/>
               </w:rPr>
             </w:pPr>
@@ -242,7 +368,7 @@
             </w:r>
             <w:r>
               <w:rPr>
-                <w:rFonts w:asciiTheme="minorHAnsi" w:eastAsiaTheme="minorEastAsia" w:hAnsiTheme="minorHAnsi" w:hint="eastAsia"/>
+                <w:rFonts w:hint="eastAsia" w:asciiTheme="minorHAnsi" w:hAnsiTheme="minorHAnsi" w:eastAsiaTheme="minorEastAsia"/>
                 <w:spacing w:val="227"/>
                 <w:lang w:eastAsia="zh-CN"/>
               </w:rPr>
@@ -254,7 +380,102 @@
                 <w:u w:val="single"/>
                 <w:lang w:eastAsia="zh-CN"/>
               </w:rPr>
-              <w:t>2025.1</w:t>
+              <w:t>2025.12.30</w:t>
+            </w:r>
+          </w:p>
+        </w:tc>
+      </w:tr>
+      <w:tr>
+        <w:tblPrEx>
+          <w:tblBorders>
+            <w:top w:val="none" w:color="auto" w:sz="0" w:space="0"/>
+            <w:left w:val="none" w:color="auto" w:sz="0" w:space="0"/>
+            <w:bottom w:val="none" w:color="auto" w:sz="0" w:space="0"/>
+            <w:right w:val="none" w:color="auto" w:sz="0" w:space="0"/>
+            <w:insideH w:val="none" w:color="auto" w:sz="0" w:space="0"/>
+            <w:insideV w:val="none" w:color="auto" w:sz="0" w:space="0"/>
+          </w:tblBorders>
+          <w:tblCellMar>
+            <w:top w:w="0" w:type="dxa"/>
+            <w:left w:w="108" w:type="dxa"/>
+            <w:bottom w:w="0" w:type="dxa"/>
+            <w:right w:w="108" w:type="dxa"/>
+          </w:tblCellMar>
+        </w:tblPrEx>
+        <w:trPr>
+          <w:trHeight w:val="635" w:hRule="atLeast"/>
+        </w:trPr>
+        <w:tc>
+          <w:tcPr>
+            <w:tcW w:w="1818" w:type="dxa"/>
+            <w:vAlign w:val="top"/>
+          </w:tcPr>
+          <w:p>
+            <w:pPr>
+              <w:keepLines w:val="0"/>
+              <w:pageBreakBefore w:val="0"/>
+              <w:widowControl w:val="0"/>
+              <w:wordWrap/>
+              <w:overflowPunct/>
+              <w:bidi w:val="0"/>
+              <w:rPr>
+                <w:lang w:eastAsia="zh-CN"/>
+              </w:rPr>
+            </w:pPr>
+            <w:r>
+              <w:rPr>
+                <w:rFonts w:hint="eastAsia"/>
+                <w:vertAlign w:val="baseline"/>
+                <w:lang w:val="en-US" w:eastAsia="zh-CN"/>
+              </w:rPr>
+              <w:t>批准人</w:t>
+            </w:r>
+            <w:r>
+              <w:rPr>
+                <w:rFonts w:hint="eastAsia" w:asciiTheme="minorAscii" w:hAnsiTheme="minorAscii" w:eastAsiaTheme="minorEastAsia"/>
+                <w:spacing w:val="227"/>
+                <w:sz w:val="21"/>
+                <w:vertAlign w:val="baseline"/>
+                <w:lang w:val="en-US" w:eastAsia="zh-CN"/>
+              </w:rPr>
+              <w:t>:</w:t>
+            </w:r>
+            <w:r>
+              <w:rPr>
+                <w:rFonts w:hint="eastAsia"/>
+                <w:u w:val="single"/>
+                <w:lang w:val="en-US" w:eastAsia="zh-CN"/>
+              </w:rPr>
+              <w:t>鲁玉锋</w:t>
+            </w:r>
+          </w:p>
+        </w:tc>
+        <w:tc>
+          <w:tcPr>
+            <w:tcW w:w="4261" w:type="dxa"/>
+          </w:tcPr>
+          <w:p>
+            <w:pPr>
+              <w:widowControl w:val="0"/>
+              <w:jc w:val="both"/>
+              <w:rPr>
+                <w:lang w:eastAsia="zh-CN"/>
+              </w:rPr>
+            </w:pPr>
+            <w:r>
+              <w:rPr>
+                <w:rFonts w:hint="eastAsia"/>
+                <w:lang w:eastAsia="zh-CN"/>
+              </w:rPr>
+              <w:t>审批时间</w:t>
+            </w:r>
+            <w:r>
+              <w:rPr>
+                <w:rFonts w:hint="eastAsia" w:asciiTheme="minorHAnsi" w:hAnsiTheme="minorHAnsi" w:eastAsiaTheme="minorEastAsia"/>
+                <w:spacing w:val="227"/>
+                <w:lang w:eastAsia="zh-CN"/>
+              </w:rPr>
+              <w:t>:</w:t>
             </w:r>
             <w:r>
               <w:rPr>
@@ -262,202 +483,7 @@
                 <w:u w:val="single"/>
                 <w:lang w:eastAsia="zh-CN"/>
               </w:rPr>
-              <w:t>2</w:t>
-            </w:r>
-            <w:r>
-              <w:rPr>
-                <w:rFonts w:hint="eastAsia"/>
-                <w:u w:val="single"/>
-                <w:lang w:eastAsia="zh-CN"/>
-              </w:rPr>
-              <w:t>.30</w:t>
-            </w:r>
-          </w:p>
-        </w:tc>
-      </w:tr>
-      <w:tr>
-        <w:trPr>
-          <w:trHeight w:val="810"/>
-        </w:trPr>
-        <w:tc>
-          <w:tcPr>
-            <w:tcW w:w="1818" w:type="dxa"/>
-          </w:tcPr>
-          <w:p>
-            <w:pPr>
-              <w:rPr>
-                <w:rFonts w:eastAsia="Arial"/>
-                <w:lang w:eastAsia="zh-CN"/>
-              </w:rPr>
-            </w:pPr>
-            <w:r>
-              <w:rPr>
-                <w:rFonts w:hint="eastAsia"/>
-                <w:lang w:eastAsia="zh-CN"/>
-              </w:rPr>
-              <w:t>审核人</w:t>
-            </w:r>
-            <w:r>
-              <w:rPr>
-                <w:rFonts w:asciiTheme="minorHAnsi" w:eastAsiaTheme="minorEastAsia" w:hAnsiTheme="minorHAnsi"/>
-                <w:spacing w:val="227"/>
-                <w:lang w:eastAsia="zh-CN"/>
-              </w:rPr>
-              <w:t>:</w:t>
-            </w:r>
-            <w:r>
-              <w:rPr>
-                <w:rFonts w:hint="eastAsia"/>
-                <w:spacing w:val="90"/>
-                <w:u w:val="single"/>
-                <w:lang w:eastAsia="zh-CN"/>
-              </w:rPr>
-              <w:t>严长运</w:t>
-            </w:r>
-          </w:p>
-        </w:tc>
-        <w:tc>
-          <w:tcPr>
-            <w:tcW w:w="4261" w:type="dxa"/>
-          </w:tcPr>
-          <w:p>
-            <w:pPr>
-              <w:rPr>
-                <w:rFonts w:eastAsia="Arial"/>
-                <w:lang w:eastAsia="zh-CN"/>
-              </w:rPr>
-            </w:pPr>
-            <w:r>
-              <w:rPr>
-                <w:rFonts w:hint="eastAsia"/>
-                <w:lang w:eastAsia="zh-CN"/>
-              </w:rPr>
-              <w:t>编制时间</w:t>
-            </w:r>
-            <w:r>
-              <w:rPr>
-                <w:rFonts w:asciiTheme="minorHAnsi" w:eastAsiaTheme="minorEastAsia" w:hAnsiTheme="minorHAnsi" w:hint="eastAsia"/>
-                <w:spacing w:val="227"/>
-                <w:lang w:eastAsia="zh-CN"/>
-              </w:rPr>
-              <w:t>:</w:t>
-            </w:r>
-            <w:r>
-              <w:rPr>
-                <w:rFonts w:hint="eastAsia"/>
-                <w:u w:val="single"/>
-                <w:lang w:eastAsia="zh-CN"/>
-              </w:rPr>
-              <w:t>2025.1</w:t>
-            </w:r>
-            <w:r>
-              <w:rPr>
-                <w:rFonts w:hint="eastAsia"/>
-                <w:u w:val="single"/>
-                <w:lang w:eastAsia="zh-CN"/>
-              </w:rPr>
-              <w:t>2</w:t>
-            </w:r>
-            <w:r>
-              <w:rPr>
-                <w:rFonts w:hint="eastAsia"/>
-                <w:u w:val="single"/>
-                <w:lang w:eastAsia="zh-CN"/>
-              </w:rPr>
-              <w:t>.30</w:t>
-            </w:r>
-          </w:p>
-        </w:tc>
-      </w:tr>
-      <w:tr>
-        <w:trPr>
-          <w:trHeight w:val="635"/>
-        </w:trPr>
-        <w:tc>
-          <w:tcPr>
-            <w:tcW w:w="1818" w:type="dxa"/>
-          </w:tcPr>
-          <w:p>
-            <w:pPr>
-              <w:rPr>
-                <w:lang w:eastAsia="zh-CN"/>
-              </w:rPr>
-            </w:pPr>
-            <w:r>
-              <w:rPr>
-                <w:rFonts w:hint="eastAsia"/>
-                <w:lang w:eastAsia="zh-CN"/>
-              </w:rPr>
-              <w:t>批准人</w:t>
-            </w:r>
-            <w:r>
-              <w:rPr>
-                <w:rFonts w:asciiTheme="minorHAnsi" w:eastAsiaTheme="minorEastAsia" w:hAnsiTheme="minorHAnsi" w:hint="eastAsia"/>
-                <w:spacing w:val="227"/>
-                <w:lang w:eastAsia="zh-CN"/>
-              </w:rPr>
-              <w:t>:</w:t>
-            </w:r>
-            <w:proofErr w:type="gramStart"/>
-            <w:r>
-              <w:rPr>
-                <w:rFonts w:hint="eastAsia"/>
-                <w:u w:val="single"/>
-                <w:lang w:eastAsia="zh-CN"/>
-              </w:rPr>
-              <w:t>鲁玉锋</w:t>
-            </w:r>
-            <w:proofErr w:type="gramEnd"/>
-          </w:p>
-        </w:tc>
-        <w:tc>
-          <w:tcPr>
-            <w:tcW w:w="4261" w:type="dxa"/>
-          </w:tcPr>
-          <w:p>
-            <w:pPr>
-              <w:rPr>
-                <w:lang w:eastAsia="zh-CN"/>
-              </w:rPr>
-            </w:pPr>
-            <w:r>
-              <w:rPr>
-                <w:rFonts w:hint="eastAsia"/>
-                <w:lang w:eastAsia="zh-CN"/>
-              </w:rPr>
-              <w:t>审批时间</w:t>
-            </w:r>
-            <w:r>
-              <w:rPr>
-                <w:rFonts w:asciiTheme="minorHAnsi" w:eastAsiaTheme="minorEastAsia" w:hAnsiTheme="minorHAnsi" w:hint="eastAsia"/>
-                <w:spacing w:val="227"/>
-                <w:lang w:eastAsia="zh-CN"/>
-              </w:rPr>
-              <w:t>:</w:t>
-            </w:r>
-            <w:r>
-              <w:rPr>
-                <w:rFonts w:hint="eastAsia"/>
-                <w:u w:val="single"/>
-                <w:lang w:eastAsia="zh-CN"/>
-              </w:rPr>
-              <w:t>2025.1</w:t>
-            </w:r>
-            <w:r>
-              <w:rPr>
-                <w:rFonts w:hint="eastAsia"/>
-                <w:u w:val="single"/>
-                <w:lang w:eastAsia="zh-CN"/>
-              </w:rPr>
-              <w:t>2</w:t>
-            </w:r>
-            <w:r>
-              <w:rPr>
-                <w:rFonts w:hint="eastAsia"/>
-                <w:u w:val="single"/>
-                <w:lang w:eastAsia="zh-CN"/>
-              </w:rPr>
-              <w:t>.30</w:t>
+              <w:t>2025.12.30</w:t>
             </w:r>
           </w:p>
         </w:tc>
@@ -473,7 +499,7 @@
         <w:spacing w:before="153" w:line="225" w:lineRule="auto"/>
         <w:ind w:left="3634"/>
         <w:rPr>
-          <w:rFonts w:ascii="宋体" w:hAnsi="宋体" w:cs="宋体" w:hint="eastAsia"/>
+          <w:rFonts w:hint="eastAsia" w:ascii="宋体" w:hAnsi="宋体" w:cs="宋体"/>
           <w:sz w:val="31"/>
           <w:szCs w:val="31"/>
         </w:rPr>
@@ -487,25 +513,29 @@
           <w:sz w:val="31"/>
           <w:szCs w:val="31"/>
         </w:rPr>
-        <w:lastRenderedPageBreak/>
         <w:t>修订记录</w:t>
       </w:r>
     </w:p>
     <w:tbl>
       <w:tblPr>
-        <w:tblStyle w:val="TableNormal0"/>
+        <w:tblStyle w:val="26"/>
         <w:tblW w:w="8301" w:type="dxa"/>
         <w:tblInd w:w="2" w:type="dxa"/>
         <w:tblBorders>
-          <w:top w:val="single" w:sz="2" w:space="0" w:color="000000"/>
-          <w:left w:val="single" w:sz="2" w:space="0" w:color="000000"/>
-          <w:bottom w:val="single" w:sz="2" w:space="0" w:color="000000"/>
-          <w:right w:val="single" w:sz="2" w:space="0" w:color="000000"/>
-          <w:insideH w:val="single" w:sz="2" w:space="0" w:color="000000"/>
-          <w:insideV w:val="single" w:sz="2" w:space="0" w:color="000000"/>
+          <w:top w:val="single" w:color="000000" w:sz="2" w:space="0"/>
+          <w:left w:val="single" w:color="000000" w:sz="2" w:space="0"/>
+          <w:bottom w:val="single" w:color="000000" w:sz="2" w:space="0"/>
+          <w:right w:val="single" w:color="000000" w:sz="2" w:space="0"/>
+          <w:insideH w:val="single" w:color="000000" w:sz="2" w:space="0"/>
+          <w:insideV w:val="single" w:color="000000" w:sz="2" w:space="0"/>
         </w:tblBorders>
         <w:tblLayout w:type="fixed"/>
-        <w:tblLook w:val="04A0" w:firstRow="1" w:lastRow="0" w:firstColumn="1" w:lastColumn="0" w:noHBand="0" w:noVBand="1"/>
+        <w:tblCellMar>
+          <w:top w:w="0" w:type="dxa"/>
+          <w:left w:w="0" w:type="dxa"/>
+          <w:bottom w:w="0" w:type="dxa"/>
+          <w:right w:w="0" w:type="dxa"/>
+        </w:tblCellMar>
       </w:tblPr>
       <w:tblGrid>
         <w:gridCol w:w="1555"/>
@@ -516,8 +546,24 @@
         <w:gridCol w:w="1240"/>
       </w:tblGrid>
       <w:tr>
+        <w:tblPrEx>
+          <w:tblBorders>
+            <w:top w:val="single" w:color="000000" w:sz="2" w:space="0"/>
+            <w:left w:val="single" w:color="000000" w:sz="2" w:space="0"/>
+            <w:bottom w:val="single" w:color="000000" w:sz="2" w:space="0"/>
+            <w:right w:val="single" w:color="000000" w:sz="2" w:space="0"/>
+            <w:insideH w:val="single" w:color="000000" w:sz="2" w:space="0"/>
+            <w:insideV w:val="single" w:color="000000" w:sz="2" w:space="0"/>
+          </w:tblBorders>
+          <w:tblCellMar>
+            <w:top w:w="0" w:type="dxa"/>
+            <w:left w:w="0" w:type="dxa"/>
+            <w:bottom w:w="0" w:type="dxa"/>
+            <w:right w:w="0" w:type="dxa"/>
+          </w:tblCellMar>
+        </w:tblPrEx>
         <w:trPr>
-          <w:trHeight w:val="593"/>
+          <w:trHeight w:val="593" w:hRule="atLeast"/>
         </w:trPr>
         <w:tc>
           <w:tcPr>
@@ -528,7 +574,7 @@
               <w:spacing w:before="176" w:line="228" w:lineRule="auto"/>
               <w:ind w:left="607"/>
               <w:rPr>
-                <w:rFonts w:ascii="宋体" w:hAnsi="宋体" w:cs="宋体" w:hint="eastAsia"/>
+                <w:rFonts w:hint="eastAsia" w:ascii="宋体" w:hAnsi="宋体" w:cs="宋体"/>
                 <w:sz w:val="20"/>
                 <w:szCs w:val="20"/>
               </w:rPr>
@@ -553,7 +599,7 @@
               <w:spacing w:before="175" w:line="227" w:lineRule="auto"/>
               <w:ind w:left="253"/>
               <w:rPr>
-                <w:rFonts w:ascii="宋体" w:hAnsi="宋体" w:cs="宋体" w:hint="eastAsia"/>
+                <w:rFonts w:hint="eastAsia" w:ascii="宋体" w:hAnsi="宋体" w:cs="宋体"/>
                 <w:sz w:val="20"/>
                 <w:szCs w:val="20"/>
               </w:rPr>
@@ -578,7 +624,7 @@
               <w:spacing w:before="175" w:line="228" w:lineRule="auto"/>
               <w:ind w:left="730"/>
               <w:rPr>
-                <w:rFonts w:ascii="宋体" w:hAnsi="宋体" w:cs="宋体" w:hint="eastAsia"/>
+                <w:rFonts w:hint="eastAsia" w:ascii="宋体" w:hAnsi="宋体" w:cs="宋体"/>
                 <w:sz w:val="20"/>
                 <w:szCs w:val="20"/>
               </w:rPr>
@@ -603,7 +649,7 @@
               <w:spacing w:before="175" w:line="228" w:lineRule="auto"/>
               <w:ind w:left="310"/>
               <w:rPr>
-                <w:rFonts w:ascii="宋体" w:hAnsi="宋体" w:cs="宋体" w:hint="eastAsia"/>
+                <w:rFonts w:hint="eastAsia" w:ascii="宋体" w:hAnsi="宋体" w:cs="宋体"/>
                 <w:sz w:val="20"/>
                 <w:szCs w:val="20"/>
               </w:rPr>
@@ -628,7 +674,7 @@
               <w:spacing w:before="175" w:line="228" w:lineRule="auto"/>
               <w:ind w:left="310"/>
               <w:rPr>
-                <w:rFonts w:ascii="宋体" w:hAnsi="宋体" w:cs="宋体" w:hint="eastAsia"/>
+                <w:rFonts w:hint="eastAsia" w:ascii="宋体" w:hAnsi="宋体" w:cs="宋体"/>
                 <w:spacing w:val="6"/>
                 <w:sz w:val="20"/>
                 <w:szCs w:val="20"/>
@@ -637,7 +683,7 @@
             </w:pPr>
             <w:r>
               <w:rPr>
-                <w:rFonts w:ascii="宋体" w:hAnsi="宋体" w:cs="宋体" w:hint="eastAsia"/>
+                <w:rFonts w:hint="eastAsia" w:ascii="宋体" w:hAnsi="宋体" w:cs="宋体"/>
                 <w:spacing w:val="6"/>
                 <w:sz w:val="20"/>
                 <w:szCs w:val="20"/>
@@ -656,7 +702,7 @@
               <w:spacing w:before="176" w:line="229" w:lineRule="auto"/>
               <w:ind w:left="311"/>
               <w:rPr>
-                <w:rFonts w:ascii="宋体" w:hAnsi="宋体" w:cs="宋体" w:hint="eastAsia"/>
+                <w:rFonts w:hint="eastAsia" w:ascii="宋体" w:hAnsi="宋体" w:cs="宋体"/>
                 <w:sz w:val="20"/>
                 <w:szCs w:val="20"/>
               </w:rPr>
@@ -674,8 +720,24 @@
         </w:tc>
       </w:tr>
       <w:tr>
+        <w:tblPrEx>
+          <w:tblBorders>
+            <w:top w:val="single" w:color="000000" w:sz="2" w:space="0"/>
+            <w:left w:val="single" w:color="000000" w:sz="2" w:space="0"/>
+            <w:bottom w:val="single" w:color="000000" w:sz="2" w:space="0"/>
+            <w:right w:val="single" w:color="000000" w:sz="2" w:space="0"/>
+            <w:insideH w:val="single" w:color="000000" w:sz="2" w:space="0"/>
+            <w:insideV w:val="single" w:color="000000" w:sz="2" w:space="0"/>
+          </w:tblBorders>
+          <w:tblCellMar>
+            <w:top w:w="0" w:type="dxa"/>
+            <w:left w:w="0" w:type="dxa"/>
+            <w:bottom w:w="0" w:type="dxa"/>
+            <w:right w:w="0" w:type="dxa"/>
+          </w:tblCellMar>
+        </w:tblPrEx>
         <w:trPr>
-          <w:trHeight w:val="556"/>
+          <w:trHeight w:val="556" w:hRule="atLeast"/>
         </w:trPr>
         <w:tc>
           <w:tcPr>
@@ -686,7 +748,7 @@
               <w:spacing w:before="173" w:line="267" w:lineRule="exact"/>
               <w:ind w:left="260"/>
               <w:rPr>
-                <w:rFonts w:ascii="宋体" w:hAnsi="宋体" w:cs="宋体" w:hint="eastAsia"/>
+                <w:rFonts w:hint="eastAsia" w:ascii="宋体" w:hAnsi="宋体" w:cs="宋体"/>
                 <w:sz w:val="20"/>
                 <w:szCs w:val="20"/>
                 <w:lang w:eastAsia="zh-CN"/>
@@ -704,7 +766,7 @@
             </w:r>
             <w:r>
               <w:rPr>
-                <w:rFonts w:ascii="宋体" w:hAnsi="宋体" w:cs="宋体" w:hint="eastAsia"/>
+                <w:rFonts w:hint="eastAsia" w:ascii="宋体" w:hAnsi="宋体" w:cs="宋体"/>
                 <w:spacing w:val="3"/>
                 <w:position w:val="1"/>
                 <w:sz w:val="20"/>
@@ -725,7 +787,7 @@
             </w:r>
             <w:r>
               <w:rPr>
-                <w:rFonts w:ascii="宋体" w:hAnsi="宋体" w:cs="宋体" w:hint="eastAsia"/>
+                <w:rFonts w:hint="eastAsia" w:ascii="宋体" w:hAnsi="宋体" w:cs="宋体"/>
                 <w:spacing w:val="3"/>
                 <w:position w:val="1"/>
                 <w:sz w:val="20"/>
@@ -745,7 +807,7 @@
               <w:spacing w:before="173" w:line="267" w:lineRule="exact"/>
               <w:ind w:left="248"/>
               <w:rPr>
-                <w:rFonts w:ascii="宋体" w:hAnsi="宋体" w:cs="宋体" w:hint="eastAsia"/>
+                <w:rFonts w:hint="eastAsia" w:ascii="宋体" w:hAnsi="宋体" w:cs="宋体"/>
                 <w:sz w:val="20"/>
                 <w:szCs w:val="20"/>
               </w:rPr>
@@ -772,7 +834,7 @@
               <w:ind w:left="114"/>
               <w:jc w:val="center"/>
               <w:rPr>
-                <w:rFonts w:ascii="宋体" w:hAnsi="宋体" w:cs="宋体" w:hint="eastAsia"/>
+                <w:rFonts w:hint="eastAsia" w:ascii="宋体" w:hAnsi="宋体" w:cs="宋体"/>
                 <w:sz w:val="20"/>
                 <w:szCs w:val="20"/>
               </w:rPr>
@@ -791,13 +853,20 @@
         <w:tc>
           <w:tcPr>
             <w:tcW w:w="1148" w:type="dxa"/>
-          </w:tcPr>
-          <w:p>
-            <w:pPr>
+            <w:vAlign w:val="top"/>
+          </w:tcPr>
+          <w:p>
+            <w:pPr>
+              <w:keepLines w:val="0"/>
+              <w:pageBreakBefore w:val="0"/>
+              <w:widowControl w:val="0"/>
+              <w:wordWrap/>
+              <w:overflowPunct/>
+              <w:bidi w:val="0"/>
               <w:spacing w:before="172" w:line="228" w:lineRule="auto"/>
-              <w:ind w:left="313"/>
-              <w:rPr>
-                <w:rFonts w:ascii="宋体" w:hAnsi="宋体" w:cs="宋体" w:hint="eastAsia"/>
+              <w:ind w:left="313" w:leftChars="0"/>
+              <w:rPr>
+                <w:rFonts w:hint="eastAsia" w:ascii="宋体" w:hAnsi="宋体" w:cs="宋体"/>
                 <w:sz w:val="20"/>
                 <w:szCs w:val="20"/>
                 <w:lang w:eastAsia="zh-CN"/>
@@ -805,25 +874,32 @@
             </w:pPr>
             <w:r>
               <w:rPr>
-                <w:rFonts w:ascii="宋体" w:hAnsi="宋体" w:cs="宋体" w:hint="eastAsia"/>
+                <w:rFonts w:hint="eastAsia" w:ascii="宋体" w:hAnsi="宋体" w:cs="宋体"/>
                 <w:sz w:val="20"/>
                 <w:szCs w:val="20"/>
-                <w:lang w:eastAsia="zh-CN"/>
-              </w:rPr>
-              <w:t>孙光莉</w:t>
+                <w:lang w:val="en-US" w:eastAsia="zh-CN"/>
+              </w:rPr>
+              <w:t>王潇</w:t>
             </w:r>
           </w:p>
         </w:tc>
         <w:tc>
           <w:tcPr>
             <w:tcW w:w="1150" w:type="dxa"/>
-          </w:tcPr>
-          <w:p>
-            <w:pPr>
+            <w:vAlign w:val="top"/>
+          </w:tcPr>
+          <w:p>
+            <w:pPr>
+              <w:keepLines w:val="0"/>
+              <w:pageBreakBefore w:val="0"/>
+              <w:widowControl w:val="0"/>
+              <w:wordWrap/>
+              <w:overflowPunct/>
+              <w:bidi w:val="0"/>
               <w:spacing w:before="172" w:line="228" w:lineRule="auto"/>
-              <w:ind w:left="313"/>
-              <w:rPr>
-                <w:rFonts w:ascii="宋体" w:hAnsi="宋体" w:cs="宋体" w:hint="eastAsia"/>
+              <w:ind w:left="313" w:leftChars="0"/>
+              <w:rPr>
+                <w:rFonts w:hint="eastAsia" w:ascii="宋体" w:hAnsi="宋体" w:cs="宋体"/>
                 <w:spacing w:val="5"/>
                 <w:sz w:val="20"/>
                 <w:szCs w:val="20"/>
@@ -831,13 +907,13 @@
             </w:pPr>
             <w:r>
               <w:rPr>
-                <w:rFonts w:ascii="宋体" w:hAnsi="宋体" w:cs="宋体" w:hint="eastAsia"/>
-                <w:spacing w:val="100"/>
+                <w:rFonts w:hint="eastAsia" w:ascii="宋体" w:hAnsi="宋体" w:cs="宋体"/>
+                <w:spacing w:val="5"/>
                 <w:sz w:val="20"/>
                 <w:szCs w:val="20"/>
-                <w:lang w:eastAsia="zh-CN"/>
-              </w:rPr>
-              <w:t>严长运</w:t>
+                <w:lang w:val="en-US" w:eastAsia="zh-CN"/>
+              </w:rPr>
+              <w:t>刘钢要</w:t>
             </w:r>
           </w:p>
         </w:tc>
@@ -850,15 +926,14 @@
               <w:spacing w:before="173" w:line="229" w:lineRule="auto"/>
               <w:ind w:left="314"/>
               <w:rPr>
-                <w:rFonts w:ascii="宋体" w:hAnsi="宋体" w:cs="宋体" w:hint="eastAsia"/>
+                <w:rFonts w:hint="eastAsia" w:ascii="宋体" w:hAnsi="宋体" w:cs="宋体"/>
                 <w:sz w:val="20"/>
                 <w:szCs w:val="20"/>
               </w:rPr>
             </w:pPr>
-            <w:proofErr w:type="gramStart"/>
-            <w:r>
-              <w:rPr>
-                <w:rFonts w:ascii="宋体" w:hAnsi="宋体" w:cs="宋体" w:hint="eastAsia"/>
+            <w:r>
+              <w:rPr>
+                <w:rFonts w:hint="eastAsia" w:ascii="宋体" w:hAnsi="宋体" w:cs="宋体"/>
                 <w:spacing w:val="6"/>
                 <w:sz w:val="20"/>
                 <w:szCs w:val="20"/>
@@ -866,13 +941,28 @@
               </w:rPr>
               <w:t>鲁玉锋</w:t>
             </w:r>
-            <w:proofErr w:type="gramEnd"/>
           </w:p>
         </w:tc>
       </w:tr>
       <w:tr>
+        <w:tblPrEx>
+          <w:tblBorders>
+            <w:top w:val="single" w:color="000000" w:sz="2" w:space="0"/>
+            <w:left w:val="single" w:color="000000" w:sz="2" w:space="0"/>
+            <w:bottom w:val="single" w:color="000000" w:sz="2" w:space="0"/>
+            <w:right w:val="single" w:color="000000" w:sz="2" w:space="0"/>
+            <w:insideH w:val="single" w:color="000000" w:sz="2" w:space="0"/>
+            <w:insideV w:val="single" w:color="000000" w:sz="2" w:space="0"/>
+          </w:tblBorders>
+          <w:tblCellMar>
+            <w:top w:w="0" w:type="dxa"/>
+            <w:left w:w="0" w:type="dxa"/>
+            <w:bottom w:w="0" w:type="dxa"/>
+            <w:right w:w="0" w:type="dxa"/>
+          </w:tblCellMar>
+        </w:tblPrEx>
         <w:trPr>
-          <w:trHeight w:val="556"/>
+          <w:trHeight w:val="556" w:hRule="atLeast"/>
         </w:trPr>
         <w:tc>
           <w:tcPr>
@@ -880,7 +970,7 @@
           </w:tcPr>
           <w:p>
             <w:pPr>
-              <w:pStyle w:val="TableText"/>
+              <w:pStyle w:val="27"/>
               <w:rPr>
                 <w:rFonts w:hint="eastAsia"/>
               </w:rPr>
@@ -893,7 +983,7 @@
           </w:tcPr>
           <w:p>
             <w:pPr>
-              <w:pStyle w:val="TableText"/>
+              <w:pStyle w:val="27"/>
               <w:rPr>
                 <w:rFonts w:hint="eastAsia"/>
               </w:rPr>
@@ -906,7 +996,7 @@
           </w:tcPr>
           <w:p>
             <w:pPr>
-              <w:pStyle w:val="TableText"/>
+              <w:pStyle w:val="27"/>
               <w:rPr>
                 <w:rFonts w:hint="eastAsia"/>
               </w:rPr>
@@ -941,7 +1031,7 @@
           </w:tcPr>
           <w:p>
             <w:pPr>
-              <w:pStyle w:val="TableText"/>
+              <w:pStyle w:val="27"/>
               <w:rPr>
                 <w:rFonts w:hint="eastAsia"/>
               </w:rPr>
@@ -950,8 +1040,24 @@
         </w:tc>
       </w:tr>
       <w:tr>
+        <w:tblPrEx>
+          <w:tblBorders>
+            <w:top w:val="single" w:color="000000" w:sz="2" w:space="0"/>
+            <w:left w:val="single" w:color="000000" w:sz="2" w:space="0"/>
+            <w:bottom w:val="single" w:color="000000" w:sz="2" w:space="0"/>
+            <w:right w:val="single" w:color="000000" w:sz="2" w:space="0"/>
+            <w:insideH w:val="single" w:color="000000" w:sz="2" w:space="0"/>
+            <w:insideV w:val="single" w:color="000000" w:sz="2" w:space="0"/>
+          </w:tblBorders>
+          <w:tblCellMar>
+            <w:top w:w="0" w:type="dxa"/>
+            <w:left w:w="0" w:type="dxa"/>
+            <w:bottom w:w="0" w:type="dxa"/>
+            <w:right w:w="0" w:type="dxa"/>
+          </w:tblCellMar>
+        </w:tblPrEx>
         <w:trPr>
-          <w:trHeight w:val="556"/>
+          <w:trHeight w:val="556" w:hRule="atLeast"/>
         </w:trPr>
         <w:tc>
           <w:tcPr>
@@ -959,7 +1065,7 @@
           </w:tcPr>
           <w:p>
             <w:pPr>
-              <w:pStyle w:val="TableText"/>
+              <w:pStyle w:val="27"/>
               <w:rPr>
                 <w:rFonts w:hint="eastAsia"/>
               </w:rPr>
@@ -972,7 +1078,7 @@
           </w:tcPr>
           <w:p>
             <w:pPr>
-              <w:pStyle w:val="TableText"/>
+              <w:pStyle w:val="27"/>
               <w:rPr>
                 <w:rFonts w:hint="eastAsia"/>
               </w:rPr>
@@ -985,7 +1091,7 @@
           </w:tcPr>
           <w:p>
             <w:pPr>
-              <w:pStyle w:val="TableText"/>
+              <w:pStyle w:val="27"/>
               <w:rPr>
                 <w:rFonts w:hint="eastAsia"/>
               </w:rPr>
@@ -1020,7 +1126,7 @@
           </w:tcPr>
           <w:p>
             <w:pPr>
-              <w:pStyle w:val="TableText"/>
+              <w:pStyle w:val="27"/>
               <w:rPr>
                 <w:rFonts w:hint="eastAsia"/>
               </w:rPr>
@@ -1029,8 +1135,24 @@
         </w:tc>
       </w:tr>
       <w:tr>
+        <w:tblPrEx>
+          <w:tblBorders>
+            <w:top w:val="single" w:color="000000" w:sz="2" w:space="0"/>
+            <w:left w:val="single" w:color="000000" w:sz="2" w:space="0"/>
+            <w:bottom w:val="single" w:color="000000" w:sz="2" w:space="0"/>
+            <w:right w:val="single" w:color="000000" w:sz="2" w:space="0"/>
+            <w:insideH w:val="single" w:color="000000" w:sz="2" w:space="0"/>
+            <w:insideV w:val="single" w:color="000000" w:sz="2" w:space="0"/>
+          </w:tblBorders>
+          <w:tblCellMar>
+            <w:top w:w="0" w:type="dxa"/>
+            <w:left w:w="0" w:type="dxa"/>
+            <w:bottom w:w="0" w:type="dxa"/>
+            <w:right w:w="0" w:type="dxa"/>
+          </w:tblCellMar>
+        </w:tblPrEx>
         <w:trPr>
-          <w:trHeight w:val="557"/>
+          <w:trHeight w:val="557" w:hRule="atLeast"/>
         </w:trPr>
         <w:tc>
           <w:tcPr>
@@ -1038,7 +1160,7 @@
           </w:tcPr>
           <w:p>
             <w:pPr>
-              <w:pStyle w:val="TableText"/>
+              <w:pStyle w:val="27"/>
               <w:rPr>
                 <w:rFonts w:hint="eastAsia"/>
               </w:rPr>
@@ -1051,7 +1173,7 @@
           </w:tcPr>
           <w:p>
             <w:pPr>
-              <w:pStyle w:val="TableText"/>
+              <w:pStyle w:val="27"/>
               <w:rPr>
                 <w:rFonts w:hint="eastAsia"/>
               </w:rPr>
@@ -1064,7 +1186,7 @@
           </w:tcPr>
           <w:p>
             <w:pPr>
-              <w:pStyle w:val="TableText"/>
+              <w:pStyle w:val="27"/>
               <w:rPr>
                 <w:rFonts w:hint="eastAsia"/>
               </w:rPr>
@@ -1077,7 +1199,7 @@
           </w:tcPr>
           <w:p>
             <w:pPr>
-              <w:pStyle w:val="TableText"/>
+              <w:pStyle w:val="27"/>
               <w:rPr>
                 <w:rFonts w:hint="eastAsia"/>
               </w:rPr>
@@ -1090,7 +1212,7 @@
           </w:tcPr>
           <w:p>
             <w:pPr>
-              <w:pStyle w:val="TableText"/>
+              <w:pStyle w:val="27"/>
               <w:rPr>
                 <w:rFonts w:hint="eastAsia"/>
               </w:rPr>
@@ -1103,7 +1225,7 @@
           </w:tcPr>
           <w:p>
             <w:pPr>
-              <w:pStyle w:val="TableText"/>
+              <w:pStyle w:val="27"/>
               <w:rPr>
                 <w:rFonts w:hint="eastAsia"/>
               </w:rPr>
@@ -1112,8 +1234,24 @@
         </w:tc>
       </w:tr>
       <w:tr>
+        <w:tblPrEx>
+          <w:tblBorders>
+            <w:top w:val="single" w:color="000000" w:sz="2" w:space="0"/>
+            <w:left w:val="single" w:color="000000" w:sz="2" w:space="0"/>
+            <w:bottom w:val="single" w:color="000000" w:sz="2" w:space="0"/>
+            <w:right w:val="single" w:color="000000" w:sz="2" w:space="0"/>
+            <w:insideH w:val="single" w:color="000000" w:sz="2" w:space="0"/>
+            <w:insideV w:val="single" w:color="000000" w:sz="2" w:space="0"/>
+          </w:tblBorders>
+          <w:tblCellMar>
+            <w:top w:w="0" w:type="dxa"/>
+            <w:left w:w="0" w:type="dxa"/>
+            <w:bottom w:w="0" w:type="dxa"/>
+            <w:right w:w="0" w:type="dxa"/>
+          </w:tblCellMar>
+        </w:tblPrEx>
         <w:trPr>
-          <w:trHeight w:val="556"/>
+          <w:trHeight w:val="556" w:hRule="atLeast"/>
         </w:trPr>
         <w:tc>
           <w:tcPr>
@@ -1121,7 +1259,7 @@
           </w:tcPr>
           <w:p>
             <w:pPr>
-              <w:pStyle w:val="TableText"/>
+              <w:pStyle w:val="27"/>
               <w:rPr>
                 <w:rFonts w:hint="eastAsia"/>
               </w:rPr>
@@ -1134,7 +1272,7 @@
           </w:tcPr>
           <w:p>
             <w:pPr>
-              <w:pStyle w:val="TableText"/>
+              <w:pStyle w:val="27"/>
               <w:rPr>
                 <w:rFonts w:hint="eastAsia"/>
               </w:rPr>
@@ -1147,7 +1285,7 @@
           </w:tcPr>
           <w:p>
             <w:pPr>
-              <w:pStyle w:val="TableText"/>
+              <w:pStyle w:val="27"/>
               <w:rPr>
                 <w:rFonts w:hint="eastAsia"/>
               </w:rPr>
@@ -1160,7 +1298,7 @@
           </w:tcPr>
           <w:p>
             <w:pPr>
-              <w:pStyle w:val="TableText"/>
+              <w:pStyle w:val="27"/>
               <w:rPr>
                 <w:rFonts w:hint="eastAsia"/>
               </w:rPr>
@@ -1173,7 +1311,7 @@
           </w:tcPr>
           <w:p>
             <w:pPr>
-              <w:pStyle w:val="TableText"/>
+              <w:pStyle w:val="27"/>
               <w:rPr>
                 <w:rFonts w:hint="eastAsia"/>
               </w:rPr>
@@ -1186,7 +1324,7 @@
           </w:tcPr>
           <w:p>
             <w:pPr>
-              <w:pStyle w:val="TableText"/>
+              <w:pStyle w:val="27"/>
               <w:rPr>
                 <w:rFonts w:hint="eastAsia"/>
               </w:rPr>
@@ -1195,8 +1333,24 @@
         </w:tc>
       </w:tr>
       <w:tr>
+        <w:tblPrEx>
+          <w:tblBorders>
+            <w:top w:val="single" w:color="000000" w:sz="2" w:space="0"/>
+            <w:left w:val="single" w:color="000000" w:sz="2" w:space="0"/>
+            <w:bottom w:val="single" w:color="000000" w:sz="2" w:space="0"/>
+            <w:right w:val="single" w:color="000000" w:sz="2" w:space="0"/>
+            <w:insideH w:val="single" w:color="000000" w:sz="2" w:space="0"/>
+            <w:insideV w:val="single" w:color="000000" w:sz="2" w:space="0"/>
+          </w:tblBorders>
+          <w:tblCellMar>
+            <w:top w:w="0" w:type="dxa"/>
+            <w:left w:w="0" w:type="dxa"/>
+            <w:bottom w:w="0" w:type="dxa"/>
+            <w:right w:w="0" w:type="dxa"/>
+          </w:tblCellMar>
+        </w:tblPrEx>
         <w:trPr>
-          <w:trHeight w:val="561"/>
+          <w:trHeight w:val="561" w:hRule="atLeast"/>
         </w:trPr>
         <w:tc>
           <w:tcPr>
@@ -1204,7 +1358,7 @@
           </w:tcPr>
           <w:p>
             <w:pPr>
-              <w:pStyle w:val="TableText"/>
+              <w:pStyle w:val="27"/>
               <w:rPr>
                 <w:rFonts w:hint="eastAsia"/>
               </w:rPr>
@@ -1217,7 +1371,7 @@
           </w:tcPr>
           <w:p>
             <w:pPr>
-              <w:pStyle w:val="TableText"/>
+              <w:pStyle w:val="27"/>
               <w:rPr>
                 <w:rFonts w:hint="eastAsia"/>
               </w:rPr>
@@ -1230,7 +1384,7 @@
           </w:tcPr>
           <w:p>
             <w:pPr>
-              <w:pStyle w:val="TableText"/>
+              <w:pStyle w:val="27"/>
               <w:rPr>
                 <w:rFonts w:hint="eastAsia"/>
               </w:rPr>
@@ -1243,7 +1397,7 @@
           </w:tcPr>
           <w:p>
             <w:pPr>
-              <w:pStyle w:val="TableText"/>
+              <w:pStyle w:val="27"/>
               <w:rPr>
                 <w:rFonts w:hint="eastAsia"/>
               </w:rPr>
@@ -1256,7 +1410,7 @@
           </w:tcPr>
           <w:p>
             <w:pPr>
-              <w:pStyle w:val="TableText"/>
+              <w:pStyle w:val="27"/>
               <w:rPr>
                 <w:rFonts w:hint="eastAsia"/>
               </w:rPr>
@@ -1269,7 +1423,7 @@
           </w:tcPr>
           <w:p>
             <w:pPr>
-              <w:pStyle w:val="TableText"/>
+              <w:pStyle w:val="27"/>
               <w:rPr>
                 <w:rFonts w:hint="eastAsia"/>
               </w:rPr>
@@ -1296,7 +1450,7 @@
       </w:sdtPr>
       <w:sdtEndPr>
         <w:rPr>
-          <w:rFonts w:cs="宋体" w:hint="eastAsia"/>
+          <w:rFonts w:hint="eastAsia" w:ascii="宋体" w:hAnsi="宋体" w:cs="宋体"/>
           <w:sz w:val="24"/>
           <w:szCs w:val="24"/>
         </w:rPr>
@@ -1307,14 +1461,14 @@
             <w:spacing w:line="240" w:lineRule="auto"/>
             <w:jc w:val="center"/>
             <w:rPr>
-              <w:rFonts w:ascii="宋体" w:hAnsi="宋体" w:cs="宋体" w:hint="eastAsia"/>
+              <w:rFonts w:hint="eastAsia" w:ascii="宋体" w:hAnsi="宋体" w:cs="宋体"/>
               <w:sz w:val="24"/>
               <w:szCs w:val="24"/>
             </w:rPr>
           </w:pPr>
           <w:r>
             <w:rPr>
-              <w:rFonts w:ascii="宋体" w:hAnsi="宋体" w:cs="宋体" w:hint="eastAsia"/>
+              <w:rFonts w:hint="eastAsia" w:ascii="宋体" w:hAnsi="宋体" w:cs="宋体"/>
               <w:sz w:val="24"/>
               <w:szCs w:val="24"/>
             </w:rPr>
@@ -1323,344 +1477,598 @@
         </w:p>
         <w:p>
           <w:pPr>
-            <w:pStyle w:val="TOC1"/>
+            <w:pStyle w:val="16"/>
             <w:tabs>
               <w:tab w:val="right" w:leader="dot" w:pos="8306"/>
             </w:tabs>
           </w:pPr>
           <w:r>
             <w:rPr>
-              <w:rFonts w:ascii="宋体" w:eastAsia="宋体" w:hAnsi="宋体" w:cs="宋体" w:hint="eastAsia"/>
+              <w:rFonts w:hint="eastAsia" w:ascii="宋体" w:hAnsi="宋体" w:eastAsia="宋体" w:cs="宋体"/>
               <w:szCs w:val="24"/>
             </w:rPr>
             <w:fldChar w:fldCharType="begin"/>
           </w:r>
           <w:r>
             <w:rPr>
-              <w:rFonts w:ascii="宋体" w:eastAsia="宋体" w:hAnsi="宋体" w:cs="宋体" w:hint="eastAsia"/>
+              <w:rFonts w:hint="eastAsia" w:ascii="宋体" w:hAnsi="宋体" w:eastAsia="宋体" w:cs="宋体"/>
               <w:szCs w:val="24"/>
             </w:rPr>
             <w:instrText xml:space="preserve">TOC \o "1-3" \h \u </w:instrText>
           </w:r>
           <w:r>
             <w:rPr>
-              <w:rFonts w:ascii="宋体" w:eastAsia="宋体" w:hAnsi="宋体" w:cs="宋体" w:hint="eastAsia"/>
+              <w:rFonts w:hint="eastAsia" w:ascii="宋体" w:hAnsi="宋体" w:eastAsia="宋体" w:cs="宋体"/>
               <w:szCs w:val="24"/>
             </w:rPr>
             <w:fldChar w:fldCharType="separate"/>
           </w:r>
-          <w:hyperlink w:anchor="_Toc32440" w:history="1">
-            <w:r>
-              <w:rPr>
-                <w:rFonts w:hint="eastAsia"/>
-                <w:lang w:eastAsia="zh-CN"/>
-              </w:rPr>
-              <w:t>陕西益利德软件科技有限公司</w:t>
-            </w:r>
-            <w:r>
-              <w:tab/>
-            </w:r>
-            <w:r>
-              <w:fldChar w:fldCharType="begin"/>
-            </w:r>
-            <w:r>
-              <w:instrText xml:space="preserve"> PAGEREF _Toc32440 \h </w:instrText>
-            </w:r>
-            <w:r>
-              <w:fldChar w:fldCharType="separate"/>
-            </w:r>
-            <w:r>
-              <w:t>1</w:t>
-            </w:r>
-            <w:r>
-              <w:fldChar w:fldCharType="end"/>
-            </w:r>
-          </w:hyperlink>
+          <w:r>
+            <w:rPr>
+              <w:rFonts w:hint="eastAsia" w:ascii="宋体" w:hAnsi="宋体" w:eastAsia="宋体" w:cs="宋体"/>
+              <w:szCs w:val="24"/>
+            </w:rPr>
+            <w:fldChar w:fldCharType="begin"/>
+          </w:r>
+          <w:r>
+            <w:rPr>
+              <w:rFonts w:hint="eastAsia" w:ascii="宋体" w:hAnsi="宋体" w:eastAsia="宋体" w:cs="宋体"/>
+              <w:szCs w:val="24"/>
+            </w:rPr>
+            <w:instrText xml:space="preserve"> HYPERLINK \l _Toc11747 </w:instrText>
+          </w:r>
+          <w:r>
+            <w:rPr>
+              <w:rFonts w:hint="eastAsia" w:ascii="宋体" w:hAnsi="宋体" w:eastAsia="宋体" w:cs="宋体"/>
+              <w:szCs w:val="24"/>
+            </w:rPr>
+            <w:fldChar w:fldCharType="separate"/>
+          </w:r>
+          <w:r>
+            <w:rPr>
+              <w:lang w:eastAsia="zh-CN"/>
+            </w:rPr>
+            <w:t>陕西益利德软件科技有限公司</w:t>
+          </w:r>
+          <w:r>
+            <w:tab/>
+          </w:r>
+          <w:r>
+            <w:fldChar w:fldCharType="begin"/>
+          </w:r>
+          <w:r>
+            <w:instrText xml:space="preserve"> PAGEREF _Toc11747 \h </w:instrText>
+          </w:r>
+          <w:r>
+            <w:fldChar w:fldCharType="separate"/>
+          </w:r>
+          <w:r>
+            <w:t>1</w:t>
+          </w:r>
+          <w:r>
+            <w:fldChar w:fldCharType="end"/>
+          </w:r>
+          <w:r>
+            <w:rPr>
+              <w:rFonts w:hint="eastAsia" w:ascii="宋体" w:hAnsi="宋体" w:eastAsia="宋体" w:cs="宋体"/>
+              <w:szCs w:val="24"/>
+            </w:rPr>
+            <w:fldChar w:fldCharType="end"/>
+          </w:r>
         </w:p>
         <w:p>
           <w:pPr>
-            <w:pStyle w:val="TOC1"/>
+            <w:pStyle w:val="16"/>
             <w:tabs>
               <w:tab w:val="right" w:leader="dot" w:pos="8306"/>
             </w:tabs>
           </w:pPr>
-          <w:hyperlink w:anchor="_Toc30773" w:history="1">
-            <w:r>
-              <w:rPr>
-                <w:rFonts w:hint="eastAsia"/>
-                <w:lang w:eastAsia="zh-CN"/>
-              </w:rPr>
-              <w:t>连续性管理报告</w:t>
-            </w:r>
-            <w:r>
-              <w:tab/>
-            </w:r>
-            <w:r>
-              <w:fldChar w:fldCharType="begin"/>
-            </w:r>
-            <w:r>
-              <w:instrText xml:space="preserve"> PAGEREF _Toc30773 \h </w:instrText>
-            </w:r>
-            <w:r>
-              <w:fldChar w:fldCharType="separate"/>
-            </w:r>
-            <w:r>
-              <w:t>1</w:t>
-            </w:r>
-            <w:r>
-              <w:fldChar w:fldCharType="end"/>
-            </w:r>
-          </w:hyperlink>
+          <w:r>
+            <w:rPr>
+              <w:rFonts w:hint="eastAsia" w:ascii="宋体" w:hAnsi="宋体" w:cs="宋体"/>
+              <w:szCs w:val="24"/>
+            </w:rPr>
+            <w:fldChar w:fldCharType="begin"/>
+          </w:r>
+          <w:r>
+            <w:rPr>
+              <w:rFonts w:hint="eastAsia" w:ascii="宋体" w:hAnsi="宋体" w:cs="宋体"/>
+              <w:szCs w:val="24"/>
+            </w:rPr>
+            <w:instrText xml:space="preserve"> HYPERLINK \l _Toc11988 </w:instrText>
+          </w:r>
+          <w:r>
+            <w:rPr>
+              <w:rFonts w:hint="eastAsia" w:ascii="宋体" w:hAnsi="宋体" w:cs="宋体"/>
+              <w:szCs w:val="24"/>
+            </w:rPr>
+            <w:fldChar w:fldCharType="separate"/>
+          </w:r>
+          <w:r>
+            <w:rPr>
+              <w:rFonts w:hint="eastAsia"/>
+              <w:lang w:eastAsia="zh-CN"/>
+            </w:rPr>
+            <w:t>连续性管理报告</w:t>
+          </w:r>
+          <w:r>
+            <w:tab/>
+          </w:r>
+          <w:r>
+            <w:fldChar w:fldCharType="begin"/>
+          </w:r>
+          <w:r>
+            <w:instrText xml:space="preserve"> PAGEREF _Toc11988 \h </w:instrText>
+          </w:r>
+          <w:r>
+            <w:fldChar w:fldCharType="separate"/>
+          </w:r>
+          <w:r>
+            <w:t>1</w:t>
+          </w:r>
+          <w:r>
+            <w:fldChar w:fldCharType="end"/>
+          </w:r>
+          <w:r>
+            <w:rPr>
+              <w:rFonts w:hint="eastAsia" w:ascii="宋体" w:hAnsi="宋体" w:cs="宋体"/>
+              <w:szCs w:val="24"/>
+            </w:rPr>
+            <w:fldChar w:fldCharType="end"/>
+          </w:r>
         </w:p>
         <w:p>
           <w:pPr>
-            <w:pStyle w:val="TOC1"/>
+            <w:pStyle w:val="16"/>
             <w:tabs>
               <w:tab w:val="right" w:leader="dot" w:pos="8306"/>
             </w:tabs>
           </w:pPr>
-          <w:hyperlink w:anchor="_Toc3314" w:history="1">
-            <w:r>
-              <w:t xml:space="preserve">1. </w:t>
-            </w:r>
-            <w:r>
-              <w:t>报告摘要</w:t>
-            </w:r>
-            <w:r>
-              <w:tab/>
-            </w:r>
-            <w:r>
-              <w:fldChar w:fldCharType="begin"/>
-            </w:r>
-            <w:r>
-              <w:instrText xml:space="preserve"> PAGEREF _Toc3314 \h </w:instrText>
-            </w:r>
-            <w:r>
-              <w:fldChar w:fldCharType="separate"/>
-            </w:r>
-            <w:r>
-              <w:t>4</w:t>
-            </w:r>
-            <w:r>
-              <w:fldChar w:fldCharType="end"/>
-            </w:r>
-          </w:hyperlink>
+          <w:r>
+            <w:rPr>
+              <w:rFonts w:hint="eastAsia" w:ascii="宋体" w:hAnsi="宋体" w:cs="宋体"/>
+              <w:szCs w:val="24"/>
+            </w:rPr>
+            <w:fldChar w:fldCharType="begin"/>
+          </w:r>
+          <w:r>
+            <w:rPr>
+              <w:rFonts w:hint="eastAsia" w:ascii="宋体" w:hAnsi="宋体" w:cs="宋体"/>
+              <w:szCs w:val="24"/>
+            </w:rPr>
+            <w:instrText xml:space="preserve"> HYPERLINK \l _Toc24042 </w:instrText>
+          </w:r>
+          <w:r>
+            <w:rPr>
+              <w:rFonts w:hint="eastAsia" w:ascii="宋体" w:hAnsi="宋体" w:cs="宋体"/>
+              <w:szCs w:val="24"/>
+            </w:rPr>
+            <w:fldChar w:fldCharType="separate"/>
+          </w:r>
+          <w:r>
+            <w:rPr>
+              <w:rFonts w:hint="default"/>
+            </w:rPr>
+            <w:t xml:space="preserve">1. </w:t>
+          </w:r>
+          <w:r>
+            <w:t>报告摘要</w:t>
+          </w:r>
+          <w:r>
+            <w:tab/>
+          </w:r>
+          <w:r>
+            <w:fldChar w:fldCharType="begin"/>
+          </w:r>
+          <w:r>
+            <w:instrText xml:space="preserve"> PAGEREF _Toc24042 \h </w:instrText>
+          </w:r>
+          <w:r>
+            <w:fldChar w:fldCharType="separate"/>
+          </w:r>
+          <w:r>
+            <w:t>4</w:t>
+          </w:r>
+          <w:r>
+            <w:fldChar w:fldCharType="end"/>
+          </w:r>
+          <w:r>
+            <w:rPr>
+              <w:rFonts w:hint="eastAsia" w:ascii="宋体" w:hAnsi="宋体" w:cs="宋体"/>
+              <w:szCs w:val="24"/>
+            </w:rPr>
+            <w:fldChar w:fldCharType="end"/>
+          </w:r>
         </w:p>
         <w:p>
           <w:pPr>
-            <w:pStyle w:val="TOC1"/>
+            <w:pStyle w:val="16"/>
             <w:tabs>
               <w:tab w:val="right" w:leader="dot" w:pos="8306"/>
             </w:tabs>
           </w:pPr>
-          <w:hyperlink w:anchor="_Toc26320" w:history="1">
-            <w:r>
-              <w:t xml:space="preserve">2. </w:t>
-            </w:r>
-            <w:r>
-              <w:t>演练概述</w:t>
-            </w:r>
-            <w:r>
-              <w:tab/>
-            </w:r>
-            <w:r>
-              <w:fldChar w:fldCharType="begin"/>
-            </w:r>
-            <w:r>
-              <w:instrText xml:space="preserve"> PAGEREF _Toc26320 \h </w:instrText>
-            </w:r>
-            <w:r>
-              <w:fldChar w:fldCharType="separate"/>
-            </w:r>
-            <w:r>
-              <w:t>4</w:t>
-            </w:r>
-            <w:r>
-              <w:fldChar w:fldCharType="end"/>
-            </w:r>
-          </w:hyperlink>
+          <w:r>
+            <w:rPr>
+              <w:rFonts w:hint="eastAsia" w:ascii="宋体" w:hAnsi="宋体" w:cs="宋体"/>
+              <w:szCs w:val="24"/>
+            </w:rPr>
+            <w:fldChar w:fldCharType="begin"/>
+          </w:r>
+          <w:r>
+            <w:rPr>
+              <w:rFonts w:hint="eastAsia" w:ascii="宋体" w:hAnsi="宋体" w:cs="宋体"/>
+              <w:szCs w:val="24"/>
+            </w:rPr>
+            <w:instrText xml:space="preserve"> HYPERLINK \l _Toc4573 </w:instrText>
+          </w:r>
+          <w:r>
+            <w:rPr>
+              <w:rFonts w:hint="eastAsia" w:ascii="宋体" w:hAnsi="宋体" w:cs="宋体"/>
+              <w:szCs w:val="24"/>
+            </w:rPr>
+            <w:fldChar w:fldCharType="separate"/>
+          </w:r>
+          <w:r>
+            <w:rPr>
+              <w:rFonts w:hint="default"/>
+            </w:rPr>
+            <w:t xml:space="preserve">2. </w:t>
+          </w:r>
+          <w:r>
+            <w:t>演练概述</w:t>
+          </w:r>
+          <w:r>
+            <w:tab/>
+          </w:r>
+          <w:r>
+            <w:fldChar w:fldCharType="begin"/>
+          </w:r>
+          <w:r>
+            <w:instrText xml:space="preserve"> PAGEREF _Toc4573 \h </w:instrText>
+          </w:r>
+          <w:r>
+            <w:fldChar w:fldCharType="separate"/>
+          </w:r>
+          <w:r>
+            <w:t>4</w:t>
+          </w:r>
+          <w:r>
+            <w:fldChar w:fldCharType="end"/>
+          </w:r>
+          <w:r>
+            <w:rPr>
+              <w:rFonts w:hint="eastAsia" w:ascii="宋体" w:hAnsi="宋体" w:cs="宋体"/>
+              <w:szCs w:val="24"/>
+            </w:rPr>
+            <w:fldChar w:fldCharType="end"/>
+          </w:r>
         </w:p>
         <w:p>
           <w:pPr>
-            <w:pStyle w:val="TOC1"/>
+            <w:pStyle w:val="16"/>
             <w:tabs>
               <w:tab w:val="right" w:leader="dot" w:pos="8306"/>
             </w:tabs>
           </w:pPr>
-          <w:hyperlink w:anchor="_Toc32228" w:history="1">
-            <w:r>
-              <w:t xml:space="preserve">3. </w:t>
-            </w:r>
-            <w:r>
-              <w:t>演练结果与绩效评估</w:t>
-            </w:r>
-            <w:r>
-              <w:tab/>
-            </w:r>
-            <w:r>
-              <w:fldChar w:fldCharType="begin"/>
-            </w:r>
-            <w:r>
-              <w:instrText xml:space="preserve"> PAGEREF _Toc32228 \h </w:instrText>
-            </w:r>
-            <w:r>
-              <w:fldChar w:fldCharType="separate"/>
-            </w:r>
-            <w:r>
-              <w:t>4</w:t>
-            </w:r>
-            <w:r>
-              <w:fldChar w:fldCharType="end"/>
-            </w:r>
-          </w:hyperlink>
+          <w:r>
+            <w:rPr>
+              <w:rFonts w:hint="eastAsia" w:ascii="宋体" w:hAnsi="宋体" w:cs="宋体"/>
+              <w:szCs w:val="24"/>
+            </w:rPr>
+            <w:fldChar w:fldCharType="begin"/>
+          </w:r>
+          <w:r>
+            <w:rPr>
+              <w:rFonts w:hint="eastAsia" w:ascii="宋体" w:hAnsi="宋体" w:cs="宋体"/>
+              <w:szCs w:val="24"/>
+            </w:rPr>
+            <w:instrText xml:space="preserve"> HYPERLINK \l _Toc28051 </w:instrText>
+          </w:r>
+          <w:r>
+            <w:rPr>
+              <w:rFonts w:hint="eastAsia" w:ascii="宋体" w:hAnsi="宋体" w:cs="宋体"/>
+              <w:szCs w:val="24"/>
+            </w:rPr>
+            <w:fldChar w:fldCharType="separate"/>
+          </w:r>
+          <w:r>
+            <w:rPr>
+              <w:rFonts w:hint="default"/>
+            </w:rPr>
+            <w:t xml:space="preserve">3. </w:t>
+          </w:r>
+          <w:r>
+            <w:t>演练结果与绩效评估</w:t>
+          </w:r>
+          <w:r>
+            <w:tab/>
+          </w:r>
+          <w:r>
+            <w:fldChar w:fldCharType="begin"/>
+          </w:r>
+          <w:r>
+            <w:instrText xml:space="preserve"> PAGEREF _Toc28051 \h </w:instrText>
+          </w:r>
+          <w:r>
+            <w:fldChar w:fldCharType="separate"/>
+          </w:r>
+          <w:r>
+            <w:t>4</w:t>
+          </w:r>
+          <w:r>
+            <w:fldChar w:fldCharType="end"/>
+          </w:r>
+          <w:r>
+            <w:rPr>
+              <w:rFonts w:hint="eastAsia" w:ascii="宋体" w:hAnsi="宋体" w:cs="宋体"/>
+              <w:szCs w:val="24"/>
+            </w:rPr>
+            <w:fldChar w:fldCharType="end"/>
+          </w:r>
         </w:p>
         <w:p>
           <w:pPr>
-            <w:pStyle w:val="TOC1"/>
+            <w:pStyle w:val="16"/>
             <w:tabs>
               <w:tab w:val="right" w:leader="dot" w:pos="8306"/>
             </w:tabs>
           </w:pPr>
-          <w:hyperlink w:anchor="_Toc17361" w:history="1">
-            <w:r>
-              <w:t xml:space="preserve">4. </w:t>
-            </w:r>
-            <w:r>
-              <w:t>发现的问题与改进建议</w:t>
-            </w:r>
-            <w:r>
-              <w:tab/>
-            </w:r>
-            <w:r>
-              <w:fldChar w:fldCharType="begin"/>
-            </w:r>
-            <w:r>
-              <w:instrText xml:space="preserve"> PAGEREF _Toc17361 \h </w:instrText>
-            </w:r>
-            <w:r>
-              <w:fldChar w:fldCharType="separate"/>
-            </w:r>
-            <w:r>
-              <w:t>4</w:t>
-            </w:r>
-            <w:r>
-              <w:fldChar w:fldCharType="end"/>
-            </w:r>
-          </w:hyperlink>
+          <w:r>
+            <w:rPr>
+              <w:rFonts w:hint="eastAsia" w:ascii="宋体" w:hAnsi="宋体" w:cs="宋体"/>
+              <w:szCs w:val="24"/>
+            </w:rPr>
+            <w:fldChar w:fldCharType="begin"/>
+          </w:r>
+          <w:r>
+            <w:rPr>
+              <w:rFonts w:hint="eastAsia" w:ascii="宋体" w:hAnsi="宋体" w:cs="宋体"/>
+              <w:szCs w:val="24"/>
+            </w:rPr>
+            <w:instrText xml:space="preserve"> HYPERLINK \l _Toc558 </w:instrText>
+          </w:r>
+          <w:r>
+            <w:rPr>
+              <w:rFonts w:hint="eastAsia" w:ascii="宋体" w:hAnsi="宋体" w:cs="宋体"/>
+              <w:szCs w:val="24"/>
+            </w:rPr>
+            <w:fldChar w:fldCharType="separate"/>
+          </w:r>
+          <w:r>
+            <w:rPr>
+              <w:rFonts w:hint="default"/>
+            </w:rPr>
+            <w:t xml:space="preserve">4. </w:t>
+          </w:r>
+          <w:r>
+            <w:t>发现的问题与改进建议</w:t>
+          </w:r>
+          <w:r>
+            <w:tab/>
+          </w:r>
+          <w:r>
+            <w:fldChar w:fldCharType="begin"/>
+          </w:r>
+          <w:r>
+            <w:instrText xml:space="preserve"> PAGEREF _Toc558 \h </w:instrText>
+          </w:r>
+          <w:r>
+            <w:fldChar w:fldCharType="separate"/>
+          </w:r>
+          <w:r>
+            <w:t>4</w:t>
+          </w:r>
+          <w:r>
+            <w:fldChar w:fldCharType="end"/>
+          </w:r>
+          <w:r>
+            <w:rPr>
+              <w:rFonts w:hint="eastAsia" w:ascii="宋体" w:hAnsi="宋体" w:cs="宋体"/>
+              <w:szCs w:val="24"/>
+            </w:rPr>
+            <w:fldChar w:fldCharType="end"/>
+          </w:r>
         </w:p>
         <w:p>
           <w:pPr>
-            <w:pStyle w:val="TOC2"/>
+            <w:pStyle w:val="17"/>
             <w:tabs>
               <w:tab w:val="right" w:leader="dot" w:pos="8306"/>
             </w:tabs>
           </w:pPr>
-          <w:hyperlink w:anchor="_Toc9469" w:history="1">
-            <w:r>
-              <w:t xml:space="preserve">4.1. </w:t>
-            </w:r>
-            <w:r>
-              <w:t>主要问题</w:t>
-            </w:r>
-            <w:r>
-              <w:tab/>
-            </w:r>
-            <w:r>
-              <w:fldChar w:fldCharType="begin"/>
-            </w:r>
-            <w:r>
-              <w:instrText xml:space="preserve"> PAGEREF _Toc9469 \h </w:instrText>
-            </w:r>
-            <w:r>
-              <w:fldChar w:fldCharType="separate"/>
-            </w:r>
-            <w:r>
-              <w:t>4</w:t>
-            </w:r>
-            <w:r>
-              <w:fldChar w:fldCharType="end"/>
-            </w:r>
-          </w:hyperlink>
+          <w:r>
+            <w:rPr>
+              <w:rFonts w:hint="eastAsia" w:ascii="宋体" w:hAnsi="宋体" w:cs="宋体"/>
+              <w:szCs w:val="24"/>
+            </w:rPr>
+            <w:fldChar w:fldCharType="begin"/>
+          </w:r>
+          <w:r>
+            <w:rPr>
+              <w:rFonts w:hint="eastAsia" w:ascii="宋体" w:hAnsi="宋体" w:cs="宋体"/>
+              <w:szCs w:val="24"/>
+            </w:rPr>
+            <w:instrText xml:space="preserve"> HYPERLINK \l _Toc25045 </w:instrText>
+          </w:r>
+          <w:r>
+            <w:rPr>
+              <w:rFonts w:hint="eastAsia" w:ascii="宋体" w:hAnsi="宋体" w:cs="宋体"/>
+              <w:szCs w:val="24"/>
+            </w:rPr>
+            <w:fldChar w:fldCharType="separate"/>
+          </w:r>
+          <w:r>
+            <w:rPr>
+              <w:rFonts w:hint="default"/>
+            </w:rPr>
+            <w:t xml:space="preserve">4.1. </w:t>
+          </w:r>
+          <w:r>
+            <w:t>主要问题</w:t>
+          </w:r>
+          <w:r>
+            <w:tab/>
+          </w:r>
+          <w:r>
+            <w:fldChar w:fldCharType="begin"/>
+          </w:r>
+          <w:r>
+            <w:instrText xml:space="preserve"> PAGEREF _Toc25045 \h </w:instrText>
+          </w:r>
+          <w:r>
+            <w:fldChar w:fldCharType="separate"/>
+          </w:r>
+          <w:r>
+            <w:t>4</w:t>
+          </w:r>
+          <w:r>
+            <w:fldChar w:fldCharType="end"/>
+          </w:r>
+          <w:r>
+            <w:rPr>
+              <w:rFonts w:hint="eastAsia" w:ascii="宋体" w:hAnsi="宋体" w:cs="宋体"/>
+              <w:szCs w:val="24"/>
+            </w:rPr>
+            <w:fldChar w:fldCharType="end"/>
+          </w:r>
         </w:p>
         <w:p>
           <w:pPr>
-            <w:pStyle w:val="TOC2"/>
+            <w:pStyle w:val="17"/>
             <w:tabs>
               <w:tab w:val="right" w:leader="dot" w:pos="8306"/>
             </w:tabs>
           </w:pPr>
-          <w:hyperlink w:anchor="_Toc11094" w:history="1">
-            <w:r>
-              <w:t xml:space="preserve">4.2. </w:t>
-            </w:r>
-            <w:r>
-              <w:t>改进建议</w:t>
-            </w:r>
-            <w:r>
-              <w:tab/>
-            </w:r>
-            <w:r>
-              <w:fldChar w:fldCharType="begin"/>
-            </w:r>
-            <w:r>
-              <w:instrText xml:space="preserve"> PAGEREF _Toc11094 \h </w:instrText>
-            </w:r>
-            <w:r>
-              <w:fldChar w:fldCharType="separate"/>
-            </w:r>
-            <w:r>
-              <w:t>5</w:t>
-            </w:r>
-            <w:r>
-              <w:fldChar w:fldCharType="end"/>
-            </w:r>
-          </w:hyperlink>
+          <w:r>
+            <w:rPr>
+              <w:rFonts w:hint="eastAsia" w:ascii="宋体" w:hAnsi="宋体" w:cs="宋体"/>
+              <w:szCs w:val="24"/>
+            </w:rPr>
+            <w:fldChar w:fldCharType="begin"/>
+          </w:r>
+          <w:r>
+            <w:rPr>
+              <w:rFonts w:hint="eastAsia" w:ascii="宋体" w:hAnsi="宋体" w:cs="宋体"/>
+              <w:szCs w:val="24"/>
+            </w:rPr>
+            <w:instrText xml:space="preserve"> HYPERLINK \l _Toc27754 </w:instrText>
+          </w:r>
+          <w:r>
+            <w:rPr>
+              <w:rFonts w:hint="eastAsia" w:ascii="宋体" w:hAnsi="宋体" w:cs="宋体"/>
+              <w:szCs w:val="24"/>
+            </w:rPr>
+            <w:fldChar w:fldCharType="separate"/>
+          </w:r>
+          <w:r>
+            <w:rPr>
+              <w:rFonts w:hint="default"/>
+            </w:rPr>
+            <w:t xml:space="preserve">4.2. </w:t>
+          </w:r>
+          <w:r>
+            <w:t>改进建议</w:t>
+          </w:r>
+          <w:r>
+            <w:tab/>
+          </w:r>
+          <w:r>
+            <w:fldChar w:fldCharType="begin"/>
+          </w:r>
+          <w:r>
+            <w:instrText xml:space="preserve"> PAGEREF _Toc27754 \h </w:instrText>
+          </w:r>
+          <w:r>
+            <w:fldChar w:fldCharType="separate"/>
+          </w:r>
+          <w:r>
+            <w:t>5</w:t>
+          </w:r>
+          <w:r>
+            <w:fldChar w:fldCharType="end"/>
+          </w:r>
+          <w:r>
+            <w:rPr>
+              <w:rFonts w:hint="eastAsia" w:ascii="宋体" w:hAnsi="宋体" w:cs="宋体"/>
+              <w:szCs w:val="24"/>
+            </w:rPr>
+            <w:fldChar w:fldCharType="end"/>
+          </w:r>
         </w:p>
         <w:p>
           <w:pPr>
-            <w:pStyle w:val="TOC1"/>
+            <w:pStyle w:val="16"/>
             <w:tabs>
               <w:tab w:val="right" w:leader="dot" w:pos="8306"/>
             </w:tabs>
           </w:pPr>
-          <w:hyperlink w:anchor="_Toc4770" w:history="1">
-            <w:r>
-              <w:t xml:space="preserve">5. </w:t>
-            </w:r>
-            <w:r>
-              <w:t>结论与行动计划</w:t>
-            </w:r>
-            <w:r>
-              <w:tab/>
-            </w:r>
-            <w:r>
-              <w:fldChar w:fldCharType="begin"/>
-            </w:r>
-            <w:r>
-              <w:instrText xml:space="preserve"> PAGEREF _Toc4770 \h </w:instrText>
-            </w:r>
-            <w:r>
-              <w:fldChar w:fldCharType="separate"/>
-            </w:r>
-            <w:r>
-              <w:t>5</w:t>
-            </w:r>
-            <w:r>
-              <w:fldChar w:fldCharType="end"/>
-            </w:r>
-          </w:hyperlink>
+          <w:r>
+            <w:rPr>
+              <w:rFonts w:hint="eastAsia" w:ascii="宋体" w:hAnsi="宋体" w:cs="宋体"/>
+              <w:szCs w:val="24"/>
+            </w:rPr>
+            <w:fldChar w:fldCharType="begin"/>
+          </w:r>
+          <w:r>
+            <w:rPr>
+              <w:rFonts w:hint="eastAsia" w:ascii="宋体" w:hAnsi="宋体" w:cs="宋体"/>
+              <w:szCs w:val="24"/>
+            </w:rPr>
+            <w:instrText xml:space="preserve"> HYPERLINK \l _Toc2623 </w:instrText>
+          </w:r>
+          <w:r>
+            <w:rPr>
+              <w:rFonts w:hint="eastAsia" w:ascii="宋体" w:hAnsi="宋体" w:cs="宋体"/>
+              <w:szCs w:val="24"/>
+            </w:rPr>
+            <w:fldChar w:fldCharType="separate"/>
+          </w:r>
+          <w:r>
+            <w:rPr>
+              <w:rFonts w:hint="default"/>
+            </w:rPr>
+            <w:t xml:space="preserve">5. </w:t>
+          </w:r>
+          <w:r>
+            <w:t>结论与行动计划</w:t>
+          </w:r>
+          <w:r>
+            <w:tab/>
+          </w:r>
+          <w:r>
+            <w:fldChar w:fldCharType="begin"/>
+          </w:r>
+          <w:r>
+            <w:instrText xml:space="preserve"> PAGEREF _Toc2623 \h </w:instrText>
+          </w:r>
+          <w:r>
+            <w:fldChar w:fldCharType="separate"/>
+          </w:r>
+          <w:r>
+            <w:t>5</w:t>
+          </w:r>
+          <w:r>
+            <w:fldChar w:fldCharType="end"/>
+          </w:r>
+          <w:r>
+            <w:rPr>
+              <w:rFonts w:hint="eastAsia" w:ascii="宋体" w:hAnsi="宋体" w:cs="宋体"/>
+              <w:szCs w:val="24"/>
+            </w:rPr>
+            <w:fldChar w:fldCharType="end"/>
+          </w:r>
         </w:p>
         <w:p>
           <w:pPr>
             <w:rPr>
-              <w:rFonts w:ascii="宋体" w:hAnsi="宋体" w:cs="宋体" w:hint="eastAsia"/>
+              <w:rFonts w:hint="eastAsia" w:ascii="宋体" w:hAnsi="宋体" w:cs="宋体"/>
               <w:sz w:val="24"/>
               <w:szCs w:val="24"/>
             </w:rPr>
           </w:pPr>
           <w:r>
             <w:rPr>
-              <w:rFonts w:ascii="宋体" w:hAnsi="宋体" w:cs="宋体" w:hint="eastAsia"/>
+              <w:rFonts w:hint="eastAsia" w:ascii="宋体" w:hAnsi="宋体" w:cs="宋体"/>
               <w:szCs w:val="24"/>
             </w:rPr>
             <w:fldChar w:fldCharType="end"/>
@@ -1683,20 +2091,19 @@
     </w:p>
     <w:p>
       <w:pPr>
-        <w:pStyle w:val="10"/>
+        <w:pStyle w:val="28"/>
       </w:pPr>
       <w:bookmarkStart w:id="2" w:name="bookmark14"/>
-      <w:bookmarkStart w:id="3" w:name="_Toc3314"/>
       <w:bookmarkEnd w:id="2"/>
-      <w:r>
-        <w:lastRenderedPageBreak/>
+      <w:bookmarkStart w:id="3" w:name="_Toc24042"/>
+      <w:r>
         <w:t>报告摘要</w:t>
       </w:r>
       <w:bookmarkEnd w:id="3"/>
     </w:p>
     <w:p>
       <w:pPr>
-        <w:pStyle w:val="ad"/>
+        <w:pStyle w:val="29"/>
         <w:ind w:firstLine="480"/>
       </w:pPr>
       <w:r>
@@ -1709,10 +2116,7 @@
         <w:t>截止目前</w:t>
       </w:r>
       <w:r>
-        <w:t>业务连续性计划的维护情况以及于</w:t>
-      </w:r>
-      <w:r>
-        <w:t>202</w:t>
+        <w:t>业务连续性计划的维护情况以及于202</w:t>
       </w:r>
       <w:r>
         <w:rPr>
@@ -1726,17 +2130,12 @@
       <w:r>
         <w:rPr>
           <w:rFonts w:hint="eastAsia"/>
+          <w:lang w:val="en-US" w:eastAsia="zh-CN"/>
         </w:rPr>
-        <w:t>9</w:t>
-      </w:r>
-      <w:r>
-        <w:t>月</w:t>
-      </w:r>
-      <w:r>
-        <w:t>15</w:t>
-      </w:r>
-      <w:r>
-        <w:t>日进行的模拟演练结果。本次演练模拟了</w:t>
+        <w:t>12</w:t>
+      </w:r>
+      <w:r>
+        <w:t>月15日进行的模拟演练结果。本次演练模拟了</w:t>
       </w:r>
       <w:r>
         <w:rPr>
@@ -1754,20 +2153,14 @@
         <w:t>”</w:t>
       </w:r>
       <w:r>
-        <w:t>场景，核心系统成功在</w:t>
-      </w:r>
-      <w:r>
-        <w:t>RTO</w:t>
-      </w:r>
-      <w:r>
-        <w:t>目标内恢复，达到了预期目标。演练也暴露出沟通流程中的一些问题，已列入改进计划。</w:t>
+        <w:t>场景，核心系统成功在RTO目标内恢复，达到了预期目标。演练也暴露出沟通流程中的一些问题，已列入改进计划。</w:t>
       </w:r>
     </w:p>
     <w:p>
       <w:pPr>
-        <w:pStyle w:val="10"/>
+        <w:pStyle w:val="28"/>
       </w:pPr>
-      <w:bookmarkStart w:id="4" w:name="_Toc26320"/>
+      <w:bookmarkStart w:id="4" w:name="_Toc4573"/>
       <w:r>
         <w:t>演练概述</w:t>
       </w:r>
@@ -1775,7 +2168,7 @@
     </w:p>
     <w:p>
       <w:pPr>
-        <w:pStyle w:val="af"/>
+        <w:pStyle w:val="40"/>
         <w:numPr>
           <w:ilvl w:val="0"/>
           <w:numId w:val="2"/>
@@ -1787,69 +2180,38 @@
     </w:p>
     <w:p>
       <w:pPr>
-        <w:pStyle w:val="af"/>
+        <w:pStyle w:val="40"/>
         <w:numPr>
           <w:ilvl w:val="0"/>
           <w:numId w:val="2"/>
         </w:numPr>
       </w:pPr>
       <w:r>
-        <w:t>演练场景：模拟</w:t>
-      </w:r>
-      <w:proofErr w:type="gramStart"/>
-      <w:r>
-        <w:t>主数据</w:t>
-      </w:r>
-      <w:proofErr w:type="gramEnd"/>
-      <w:r>
-        <w:t>中心因市电中断且</w:t>
-      </w:r>
-      <w:r>
-        <w:t>UPS</w:t>
-      </w:r>
-      <w:r>
-        <w:t>耗尽，导致所有系统</w:t>
-      </w:r>
-      <w:proofErr w:type="gramStart"/>
-      <w:r>
-        <w:t>宕</w:t>
-      </w:r>
-      <w:proofErr w:type="gramEnd"/>
-      <w:r>
-        <w:t>机。</w:t>
+        <w:t>演练场景：模拟主数据中心因市电中断且</w:t>
+      </w:r>
+      <w:bookmarkStart w:id="10" w:name="_GoBack"/>
+      <w:bookmarkEnd w:id="10"/>
+      <w:r>
+        <w:t>UPS耗尽，导致所有系统宕机。</w:t>
       </w:r>
     </w:p>
     <w:p>
       <w:pPr>
-        <w:pStyle w:val="af"/>
+        <w:pStyle w:val="40"/>
         <w:numPr>
           <w:ilvl w:val="0"/>
           <w:numId w:val="2"/>
         </w:numPr>
       </w:pPr>
       <w:r>
-        <w:t>演练目标：检验运维团队在异地</w:t>
-      </w:r>
-      <w:proofErr w:type="gramStart"/>
-      <w:r>
-        <w:t>云容灾环境</w:t>
-      </w:r>
-      <w:proofErr w:type="gramEnd"/>
-      <w:r>
-        <w:t>中恢复核心业务数据库和应用服务的能力，并验证</w:t>
-      </w:r>
-      <w:r>
-        <w:t>RTO/RPO</w:t>
-      </w:r>
-      <w:r>
-        <w:t>目标的达成情况。</w:t>
+        <w:t>演练目标：检验运维团队在异地云容灾环境中恢复核心业务数据库和应用服务的能力，并验证RTO/RPO目标的达成情况。</w:t>
       </w:r>
     </w:p>
     <w:p>
       <w:pPr>
-        <w:pStyle w:val="10"/>
+        <w:pStyle w:val="28"/>
       </w:pPr>
-      <w:bookmarkStart w:id="5" w:name="_Toc32228"/>
+      <w:bookmarkStart w:id="5" w:name="_Toc28051"/>
       <w:r>
         <w:t>演练结果与绩效评估</w:t>
       </w:r>
@@ -1857,87 +2219,51 @@
     </w:p>
     <w:p>
       <w:pPr>
-        <w:pStyle w:val="ad"/>
+        <w:pStyle w:val="29"/>
         <w:ind w:firstLine="480"/>
       </w:pPr>
       <w:r>
         <w:rPr>
           <w:rFonts w:hint="eastAsia"/>
         </w:rPr>
-        <w:t>演练结果如表</w:t>
-      </w:r>
+        <w:t>演练结果如表3-1所示。</w:t>
+      </w:r>
+    </w:p>
+    <w:p>
+      <w:pPr>
+        <w:pStyle w:val="29"/>
+        <w:ind w:firstLine="0" w:firstLineChars="0"/>
+        <w:jc w:val="center"/>
+      </w:pPr>
       <w:r>
         <w:rPr>
           <w:rFonts w:hint="eastAsia"/>
         </w:rPr>
-        <w:t>3-1</w:t>
+        <w:t xml:space="preserve">表 </w:t>
+      </w:r>
+      <w:r>
+        <w:fldChar w:fldCharType="begin"/>
+      </w:r>
+      <w:r>
+        <w:instrText xml:space="preserve">  </w:instrText>
       </w:r>
       <w:r>
         <w:rPr>
           <w:rFonts w:hint="eastAsia"/>
         </w:rPr>
-        <w:t>所示。</w:t>
-      </w:r>
-    </w:p>
-    <w:p>
-      <w:pPr>
-        <w:pStyle w:val="ad"/>
-        <w:ind w:firstLineChars="0" w:firstLine="0"/>
-        <w:jc w:val="center"/>
-      </w:pPr>
+        <w:instrText xml:space="preserve">S</w:instrText>
+      </w:r>
+      <w:r>
+        <w:instrText xml:space="preserve">TYLEREF "</w:instrText>
+      </w:r>
       <w:r>
         <w:rPr>
           <w:rFonts w:hint="eastAsia"/>
         </w:rPr>
-        <w:t>表</w:t>
-      </w:r>
-      <w:r>
-        <w:rPr>
-          <w:rFonts w:hint="eastAsia"/>
-        </w:rPr>
-        <w:t xml:space="preserve"> </w:t>
-      </w:r>
-      <w:r>
-        <w:fldChar w:fldCharType="begin"/>
-      </w:r>
-      <w:r>
-        <w:instrText xml:space="preserve">  </w:instrText>
-      </w:r>
-      <w:r>
-        <w:rPr>
-          <w:rFonts w:hint="eastAsia"/>
-        </w:rPr>
-        <w:instrText>S</w:instrText>
-      </w:r>
-      <w:r>
-        <w:instrText>TYLEREF "</w:instrText>
-      </w:r>
-      <w:r>
-        <w:rPr>
-          <w:rFonts w:hint="eastAsia"/>
-        </w:rPr>
-        <w:instrText>柴</w:instrText>
-      </w:r>
-      <w:r>
-        <w:rPr>
-          <w:rFonts w:hint="eastAsia"/>
-        </w:rPr>
-        <w:instrText>_</w:instrText>
-      </w:r>
-      <w:r>
-        <w:rPr>
-          <w:rFonts w:hint="eastAsia"/>
-        </w:rPr>
-        <w:instrText>标题</w:instrText>
-      </w:r>
-      <w:r>
-        <w:rPr>
-          <w:rFonts w:hint="eastAsia"/>
-        </w:rPr>
-        <w:instrText>1</w:instrText>
-      </w:r>
-      <w:r>
-        <w:instrText>" \n \* Charformat</w:instrText>
+        <w:instrText xml:space="preserve">柴_标题1</w:instrText>
+      </w:r>
+      <w:r>
+        <w:instrText xml:space="preserve">" \n \* Charformat</w:instrText>
       </w:r>
       <w:r>
         <w:fldChar w:fldCharType="separate"/>
@@ -1970,7 +2296,7 @@
         <w:rPr>
           <w:rFonts w:hint="eastAsia"/>
         </w:rPr>
-        <w:instrText>S</w:instrText>
+        <w:instrText xml:space="preserve">S</w:instrText>
       </w:r>
       <w:r>
         <w:instrText xml:space="preserve">EQ </w:instrText>
@@ -1979,7 +2305,7 @@
         <w:rPr>
           <w:rFonts w:hint="eastAsia"/>
         </w:rPr>
-        <w:instrText>表</w:instrText>
+        <w:instrText xml:space="preserve">表</w:instrText>
       </w:r>
       <w:r>
         <w:instrText xml:space="preserve"> \* ARABIC </w:instrText>
@@ -1988,7 +2314,7 @@
         <w:rPr>
           <w:rFonts w:hint="eastAsia"/>
         </w:rPr>
-        <w:instrText>\s 1</w:instrText>
+        <w:instrText xml:space="preserve">\s 1</w:instrText>
       </w:r>
       <w:r>
         <w:rPr>
@@ -2012,30 +2338,29 @@
         <w:rPr>
           <w:rFonts w:hint="eastAsia"/>
         </w:rPr>
-        <w:t xml:space="preserve"> </w:t>
-      </w:r>
-      <w:r>
-        <w:rPr>
-          <w:rFonts w:hint="eastAsia"/>
-        </w:rPr>
-        <w:t>演练结果</w:t>
+        <w:t xml:space="preserve"> 演练结果</w:t>
       </w:r>
     </w:p>
     <w:tbl>
       <w:tblPr>
-        <w:tblStyle w:val="TableNormal0"/>
+        <w:tblStyle w:val="26"/>
         <w:tblW w:w="8824" w:type="dxa"/>
         <w:tblInd w:w="7" w:type="dxa"/>
         <w:tblBorders>
-          <w:top w:val="single" w:sz="4" w:space="0" w:color="auto"/>
-          <w:left w:val="single" w:sz="4" w:space="0" w:color="auto"/>
-          <w:bottom w:val="single" w:sz="4" w:space="0" w:color="auto"/>
-          <w:right w:val="single" w:sz="4" w:space="0" w:color="auto"/>
-          <w:insideH w:val="single" w:sz="4" w:space="0" w:color="auto"/>
-          <w:insideV w:val="single" w:sz="4" w:space="0" w:color="auto"/>
+          <w:top w:val="single" w:color="auto" w:sz="4" w:space="0"/>
+          <w:left w:val="single" w:color="auto" w:sz="4" w:space="0"/>
+          <w:bottom w:val="single" w:color="auto" w:sz="4" w:space="0"/>
+          <w:right w:val="single" w:color="auto" w:sz="4" w:space="0"/>
+          <w:insideH w:val="single" w:color="auto" w:sz="4" w:space="0"/>
+          <w:insideV w:val="single" w:color="auto" w:sz="4" w:space="0"/>
         </w:tblBorders>
         <w:tblLayout w:type="fixed"/>
-        <w:tblLook w:val="04A0" w:firstRow="1" w:lastRow="0" w:firstColumn="1" w:lastColumn="0" w:noHBand="0" w:noVBand="1"/>
+        <w:tblCellMar>
+          <w:top w:w="0" w:type="dxa"/>
+          <w:left w:w="0" w:type="dxa"/>
+          <w:bottom w:w="0" w:type="dxa"/>
+          <w:right w:w="0" w:type="dxa"/>
+        </w:tblCellMar>
       </w:tblPr>
       <w:tblGrid>
         <w:gridCol w:w="1895"/>
@@ -2044,8 +2369,24 @@
         <w:gridCol w:w="1071"/>
       </w:tblGrid>
       <w:tr>
+        <w:tblPrEx>
+          <w:tblBorders>
+            <w:top w:val="single" w:color="auto" w:sz="4" w:space="0"/>
+            <w:left w:val="single" w:color="auto" w:sz="4" w:space="0"/>
+            <w:bottom w:val="single" w:color="auto" w:sz="4" w:space="0"/>
+            <w:right w:val="single" w:color="auto" w:sz="4" w:space="0"/>
+            <w:insideH w:val="single" w:color="auto" w:sz="4" w:space="0"/>
+            <w:insideV w:val="single" w:color="auto" w:sz="4" w:space="0"/>
+          </w:tblBorders>
+          <w:tblCellMar>
+            <w:top w:w="0" w:type="dxa"/>
+            <w:left w:w="0" w:type="dxa"/>
+            <w:bottom w:w="0" w:type="dxa"/>
+            <w:right w:w="0" w:type="dxa"/>
+          </w:tblCellMar>
+        </w:tblPrEx>
         <w:trPr>
-          <w:trHeight w:val="484"/>
+          <w:trHeight w:val="484" w:hRule="atLeast"/>
         </w:trPr>
         <w:tc>
           <w:tcPr>
@@ -2053,7 +2394,7 @@
           </w:tcPr>
           <w:p>
             <w:pPr>
-              <w:pStyle w:val="TableText"/>
+              <w:pStyle w:val="27"/>
               <w:spacing w:before="150" w:line="186" w:lineRule="auto"/>
               <w:ind w:left="198"/>
               <w:rPr>
@@ -2077,11 +2418,11 @@
           </w:tcPr>
           <w:p>
             <w:pPr>
-              <w:pStyle w:val="TableText"/>
+              <w:pStyle w:val="27"/>
               <w:spacing w:before="149" w:line="181" w:lineRule="auto"/>
               <w:ind w:left="213"/>
               <w:rPr>
-                <w:rFonts w:ascii="Verdana" w:eastAsia="Verdana" w:hAnsi="Verdana" w:cs="Verdana"/>
+                <w:rFonts w:ascii="Verdana" w:hAnsi="Verdana" w:eastAsia="Verdana" w:cs="Verdana"/>
               </w:rPr>
             </w:pPr>
             <w:r>
@@ -2095,7 +2436,7 @@
             </w:r>
             <w:r>
               <w:rPr>
-                <w:rFonts w:ascii="Verdana" w:eastAsia="Verdana" w:hAnsi="Verdana" w:cs="Verdana"/>
+                <w:rFonts w:ascii="Verdana" w:hAnsi="Verdana" w:eastAsia="Verdana" w:cs="Verdana"/>
                 <w:b/>
                 <w:bCs/>
                 <w:color w:val="333333"/>
@@ -2111,7 +2452,7 @@
           </w:tcPr>
           <w:p>
             <w:pPr>
-              <w:pStyle w:val="TableText"/>
+              <w:pStyle w:val="27"/>
               <w:spacing w:before="150" w:line="186" w:lineRule="auto"/>
               <w:ind w:left="200"/>
               <w:rPr>
@@ -2135,7 +2476,7 @@
           </w:tcPr>
           <w:p>
             <w:pPr>
-              <w:pStyle w:val="TableText"/>
+              <w:pStyle w:val="27"/>
               <w:spacing w:before="148" w:line="187" w:lineRule="auto"/>
               <w:ind w:left="203"/>
               <w:rPr>
@@ -2155,8 +2496,24 @@
         </w:tc>
       </w:tr>
       <w:tr>
+        <w:tblPrEx>
+          <w:tblBorders>
+            <w:top w:val="single" w:color="auto" w:sz="4" w:space="0"/>
+            <w:left w:val="single" w:color="auto" w:sz="4" w:space="0"/>
+            <w:bottom w:val="single" w:color="auto" w:sz="4" w:space="0"/>
+            <w:right w:val="single" w:color="auto" w:sz="4" w:space="0"/>
+            <w:insideH w:val="single" w:color="auto" w:sz="4" w:space="0"/>
+            <w:insideV w:val="single" w:color="auto" w:sz="4" w:space="0"/>
+          </w:tblBorders>
+          <w:tblCellMar>
+            <w:top w:w="0" w:type="dxa"/>
+            <w:left w:w="0" w:type="dxa"/>
+            <w:bottom w:w="0" w:type="dxa"/>
+            <w:right w:w="0" w:type="dxa"/>
+          </w:tblCellMar>
+        </w:tblPrEx>
         <w:trPr>
-          <w:trHeight w:val="476"/>
+          <w:trHeight w:val="476" w:hRule="atLeast"/>
         </w:trPr>
         <w:tc>
           <w:tcPr>
@@ -2164,7 +2521,7 @@
           </w:tcPr>
           <w:p>
             <w:pPr>
-              <w:pStyle w:val="TableText"/>
+              <w:pStyle w:val="27"/>
               <w:spacing w:before="143" w:line="188" w:lineRule="auto"/>
               <w:ind w:left="197"/>
               <w:rPr>
@@ -2186,7 +2543,7 @@
           </w:tcPr>
           <w:p>
             <w:pPr>
-              <w:pStyle w:val="TableText"/>
+              <w:pStyle w:val="27"/>
               <w:spacing w:before="106" w:line="232" w:lineRule="auto"/>
               <w:ind w:left="210"/>
               <w:rPr>
@@ -2195,7 +2552,7 @@
             </w:pPr>
             <w:r>
               <w:rPr>
-                <w:rFonts w:ascii="Microsoft JhengHei" w:eastAsia="Microsoft JhengHei" w:hAnsi="Microsoft JhengHei" w:cs="Microsoft JhengHei"/>
+                <w:rFonts w:ascii="Microsoft JhengHei" w:hAnsi="Microsoft JhengHei" w:eastAsia="Microsoft JhengHei" w:cs="Microsoft JhengHei"/>
                 <w:color w:val="333333"/>
                 <w:spacing w:val="-3"/>
               </w:rPr>
@@ -2203,7 +2560,7 @@
             </w:r>
             <w:r>
               <w:rPr>
-                <w:rFonts w:ascii="Microsoft JhengHei" w:eastAsia="Microsoft JhengHei" w:hAnsi="Microsoft JhengHei" w:cs="Microsoft JhengHei"/>
+                <w:rFonts w:ascii="Microsoft JhengHei" w:hAnsi="Microsoft JhengHei" w:eastAsia="Microsoft JhengHei" w:cs="Microsoft JhengHei"/>
                 <w:color w:val="333333"/>
                 <w:spacing w:val="21"/>
               </w:rPr>
@@ -2211,7 +2568,7 @@
             </w:r>
             <w:r>
               <w:rPr>
-                <w:rFonts w:ascii="Microsoft JhengHei" w:eastAsia="Microsoft JhengHei" w:hAnsi="Microsoft JhengHei" w:cs="Microsoft JhengHei"/>
+                <w:rFonts w:ascii="Microsoft JhengHei" w:hAnsi="Microsoft JhengHei" w:eastAsia="Microsoft JhengHei" w:cs="Microsoft JhengHei"/>
                 <w:color w:val="333333"/>
                 <w:spacing w:val="-3"/>
               </w:rPr>
@@ -2226,7 +2583,7 @@
             </w:r>
             <w:r>
               <w:rPr>
-                <w:rFonts w:ascii="Microsoft JhengHei" w:eastAsia="Microsoft JhengHei" w:hAnsi="Microsoft JhengHei" w:cs="Microsoft JhengHei"/>
+                <w:rFonts w:ascii="Microsoft JhengHei" w:hAnsi="Microsoft JhengHei" w:eastAsia="Microsoft JhengHei" w:cs="Microsoft JhengHei"/>
                 <w:color w:val="333333"/>
                 <w:spacing w:val="-3"/>
               </w:rPr>
@@ -2234,7 +2591,7 @@
             </w:r>
             <w:r>
               <w:rPr>
-                <w:rFonts w:ascii="Microsoft JhengHei" w:eastAsia="Microsoft JhengHei" w:hAnsi="Microsoft JhengHei" w:cs="Microsoft JhengHei"/>
+                <w:rFonts w:ascii="Microsoft JhengHei" w:hAnsi="Microsoft JhengHei" w:eastAsia="Microsoft JhengHei" w:cs="Microsoft JhengHei"/>
                 <w:color w:val="333333"/>
                 <w:spacing w:val="22"/>
               </w:rPr>
@@ -2242,7 +2599,7 @@
             </w:r>
             <w:r>
               <w:rPr>
-                <w:rFonts w:ascii="Microsoft JhengHei" w:eastAsia="Microsoft JhengHei" w:hAnsi="Microsoft JhengHei" w:cs="Microsoft JhengHei"/>
+                <w:rFonts w:ascii="Microsoft JhengHei" w:hAnsi="Microsoft JhengHei" w:eastAsia="Microsoft JhengHei" w:cs="Microsoft JhengHei"/>
                 <w:color w:val="333333"/>
                 <w:spacing w:val="-3"/>
               </w:rPr>
@@ -2250,7 +2607,7 @@
             </w:r>
             <w:r>
               <w:rPr>
-                <w:rFonts w:ascii="Microsoft JhengHei" w:eastAsia="Microsoft JhengHei" w:hAnsi="Microsoft JhengHei" w:cs="Microsoft JhengHei"/>
+                <w:rFonts w:ascii="Microsoft JhengHei" w:hAnsi="Microsoft JhengHei" w:eastAsia="Microsoft JhengHei" w:cs="Microsoft JhengHei"/>
                 <w:color w:val="333333"/>
                 <w:spacing w:val="21"/>
               </w:rPr>
@@ -2258,7 +2615,7 @@
             </w:r>
             <w:r>
               <w:rPr>
-                <w:rFonts w:ascii="Microsoft JhengHei" w:eastAsia="Microsoft JhengHei" w:hAnsi="Microsoft JhengHei" w:cs="Microsoft JhengHei"/>
+                <w:rFonts w:ascii="Microsoft JhengHei" w:hAnsi="Microsoft JhengHei" w:eastAsia="Microsoft JhengHei" w:cs="Microsoft JhengHei"/>
                 <w:color w:val="333333"/>
                 <w:spacing w:val="-3"/>
               </w:rPr>
@@ -2279,7 +2636,7 @@
           </w:tcPr>
           <w:p>
             <w:pPr>
-              <w:pStyle w:val="TableText"/>
+              <w:pStyle w:val="27"/>
               <w:spacing w:before="106" w:line="232" w:lineRule="auto"/>
               <w:ind w:left="213"/>
               <w:rPr>
@@ -2288,7 +2645,7 @@
             </w:pPr>
             <w:r>
               <w:rPr>
-                <w:rFonts w:ascii="Microsoft JhengHei" w:eastAsia="Microsoft JhengHei" w:hAnsi="Microsoft JhengHei" w:cs="Microsoft JhengHei"/>
+                <w:rFonts w:ascii="Microsoft JhengHei" w:hAnsi="Microsoft JhengHei" w:eastAsia="Microsoft JhengHei" w:cs="Microsoft JhengHei"/>
                 <w:color w:val="333333"/>
                 <w:spacing w:val="2"/>
               </w:rPr>
@@ -2303,7 +2660,7 @@
             </w:r>
             <w:r>
               <w:rPr>
-                <w:rFonts w:ascii="Microsoft JhengHei" w:eastAsia="Microsoft JhengHei" w:hAnsi="Microsoft JhengHei" w:cs="Microsoft JhengHei"/>
+                <w:rFonts w:ascii="Microsoft JhengHei" w:hAnsi="Microsoft JhengHei" w:eastAsia="Microsoft JhengHei" w:cs="Microsoft JhengHei"/>
                 <w:color w:val="333333"/>
                 <w:spacing w:val="2"/>
               </w:rPr>
@@ -2318,7 +2675,7 @@
             </w:r>
             <w:r>
               <w:rPr>
-                <w:rFonts w:ascii="Microsoft JhengHei" w:eastAsia="Microsoft JhengHei" w:hAnsi="Microsoft JhengHei" w:cs="Microsoft JhengHei"/>
+                <w:rFonts w:ascii="Microsoft JhengHei" w:hAnsi="Microsoft JhengHei" w:eastAsia="Microsoft JhengHei" w:cs="Microsoft JhengHei"/>
                 <w:color w:val="333333"/>
                 <w:spacing w:val="2"/>
               </w:rPr>
@@ -2326,7 +2683,7 @@
             </w:r>
             <w:r>
               <w:rPr>
-                <w:rFonts w:ascii="Microsoft JhengHei" w:eastAsia="Microsoft JhengHei" w:hAnsi="Microsoft JhengHei" w:cs="Microsoft JhengHei"/>
+                <w:rFonts w:ascii="Microsoft JhengHei" w:hAnsi="Microsoft JhengHei" w:eastAsia="Microsoft JhengHei" w:cs="Microsoft JhengHei"/>
                 <w:color w:val="333333"/>
                 <w:spacing w:val="28"/>
               </w:rPr>
@@ -2334,14 +2691,14 @@
             </w:r>
             <w:r>
               <w:rPr>
-                <w:rFonts w:ascii="Microsoft JhengHei" w:eastAsia="Microsoft JhengHei" w:hAnsi="Microsoft JhengHei" w:cs="Microsoft JhengHei"/>
+                <w:rFonts w:ascii="Microsoft JhengHei" w:hAnsi="Microsoft JhengHei" w:eastAsia="Microsoft JhengHei" w:cs="Microsoft JhengHei"/>
                 <w:color w:val="333333"/>
               </w:rPr>
               <w:t>RPO</w:t>
             </w:r>
             <w:r>
               <w:rPr>
-                <w:rFonts w:ascii="Microsoft JhengHei" w:eastAsia="Microsoft JhengHei" w:hAnsi="Microsoft JhengHei" w:cs="Microsoft JhengHei"/>
+                <w:rFonts w:ascii="Microsoft JhengHei" w:hAnsi="Microsoft JhengHei" w:eastAsia="Microsoft JhengHei" w:cs="Microsoft JhengHei"/>
                 <w:color w:val="333333"/>
                 <w:spacing w:val="2"/>
               </w:rPr>
@@ -2349,7 +2706,7 @@
             </w:r>
             <w:r>
               <w:rPr>
-                <w:rFonts w:ascii="Microsoft JhengHei" w:eastAsia="Microsoft JhengHei" w:hAnsi="Microsoft JhengHei" w:cs="Microsoft JhengHei"/>
+                <w:rFonts w:ascii="Microsoft JhengHei" w:hAnsi="Microsoft JhengHei" w:eastAsia="Microsoft JhengHei" w:cs="Microsoft JhengHei"/>
                 <w:color w:val="333333"/>
                 <w:spacing w:val="21"/>
               </w:rPr>
@@ -2357,7 +2714,7 @@
             </w:r>
             <w:r>
               <w:rPr>
-                <w:rFonts w:ascii="Microsoft JhengHei" w:eastAsia="Microsoft JhengHei" w:hAnsi="Microsoft JhengHei" w:cs="Microsoft JhengHei"/>
+                <w:rFonts w:ascii="Microsoft JhengHei" w:hAnsi="Microsoft JhengHei" w:eastAsia="Microsoft JhengHei" w:cs="Microsoft JhengHei"/>
                 <w:color w:val="333333"/>
                 <w:spacing w:val="2"/>
               </w:rPr>
@@ -2378,7 +2735,7 @@
           </w:tcPr>
           <w:p>
             <w:pPr>
-              <w:pStyle w:val="TableText"/>
+              <w:pStyle w:val="27"/>
               <w:spacing w:before="145" w:line="187" w:lineRule="auto"/>
               <w:ind w:left="203"/>
               <w:rPr>
@@ -2398,8 +2755,24 @@
         </w:tc>
       </w:tr>
       <w:tr>
+        <w:tblPrEx>
+          <w:tblBorders>
+            <w:top w:val="single" w:color="auto" w:sz="4" w:space="0"/>
+            <w:left w:val="single" w:color="auto" w:sz="4" w:space="0"/>
+            <w:bottom w:val="single" w:color="auto" w:sz="4" w:space="0"/>
+            <w:right w:val="single" w:color="auto" w:sz="4" w:space="0"/>
+            <w:insideH w:val="single" w:color="auto" w:sz="4" w:space="0"/>
+            <w:insideV w:val="single" w:color="auto" w:sz="4" w:space="0"/>
+          </w:tblBorders>
+          <w:tblCellMar>
+            <w:top w:w="0" w:type="dxa"/>
+            <w:left w:w="0" w:type="dxa"/>
+            <w:bottom w:w="0" w:type="dxa"/>
+            <w:right w:w="0" w:type="dxa"/>
+          </w:tblCellMar>
+        </w:tblPrEx>
         <w:trPr>
-          <w:trHeight w:val="476"/>
+          <w:trHeight w:val="476" w:hRule="atLeast"/>
         </w:trPr>
         <w:tc>
           <w:tcPr>
@@ -2407,7 +2780,7 @@
           </w:tcPr>
           <w:p>
             <w:pPr>
-              <w:pStyle w:val="TableText"/>
+              <w:pStyle w:val="27"/>
               <w:spacing w:before="149" w:line="187" w:lineRule="auto"/>
               <w:ind w:left="195"/>
               <w:rPr>
@@ -2429,7 +2802,7 @@
           </w:tcPr>
           <w:p>
             <w:pPr>
-              <w:pStyle w:val="TableText"/>
+              <w:pStyle w:val="27"/>
               <w:spacing w:before="110" w:line="235" w:lineRule="auto"/>
               <w:ind w:left="210"/>
               <w:rPr>
@@ -2438,7 +2811,7 @@
             </w:pPr>
             <w:r>
               <w:rPr>
-                <w:rFonts w:ascii="Microsoft JhengHei" w:eastAsia="Microsoft JhengHei" w:hAnsi="Microsoft JhengHei" w:cs="Microsoft JhengHei"/>
+                <w:rFonts w:ascii="Microsoft JhengHei" w:hAnsi="Microsoft JhengHei" w:eastAsia="Microsoft JhengHei" w:cs="Microsoft JhengHei"/>
                 <w:color w:val="333333"/>
               </w:rPr>
               <w:t>RTO: 4</w:t>
@@ -2457,7 +2830,7 @@
           </w:tcPr>
           <w:p>
             <w:pPr>
-              <w:pStyle w:val="TableText"/>
+              <w:pStyle w:val="27"/>
               <w:spacing w:before="110" w:line="232" w:lineRule="auto"/>
               <w:ind w:left="204"/>
               <w:rPr>
@@ -2466,7 +2839,7 @@
             </w:pPr>
             <w:r>
               <w:rPr>
-                <w:rFonts w:ascii="Microsoft JhengHei" w:eastAsia="Microsoft JhengHei" w:hAnsi="Microsoft JhengHei" w:cs="Microsoft JhengHei"/>
+                <w:rFonts w:ascii="Microsoft JhengHei" w:hAnsi="Microsoft JhengHei" w:eastAsia="Microsoft JhengHei" w:cs="Microsoft JhengHei"/>
                 <w:color w:val="333333"/>
                 <w:spacing w:val="2"/>
               </w:rPr>
@@ -2481,7 +2854,7 @@
             </w:r>
             <w:r>
               <w:rPr>
-                <w:rFonts w:ascii="Microsoft JhengHei" w:eastAsia="Microsoft JhengHei" w:hAnsi="Microsoft JhengHei" w:cs="Microsoft JhengHei"/>
+                <w:rFonts w:ascii="Microsoft JhengHei" w:hAnsi="Microsoft JhengHei" w:eastAsia="Microsoft JhengHei" w:cs="Microsoft JhengHei"/>
                 <w:color w:val="333333"/>
                 <w:spacing w:val="2"/>
               </w:rPr>
@@ -2502,7 +2875,7 @@
           </w:tcPr>
           <w:p>
             <w:pPr>
-              <w:pStyle w:val="TableText"/>
+              <w:pStyle w:val="27"/>
               <w:spacing w:before="149" w:line="187" w:lineRule="auto"/>
               <w:ind w:left="203"/>
               <w:rPr>
@@ -2522,8 +2895,24 @@
         </w:tc>
       </w:tr>
       <w:tr>
+        <w:tblPrEx>
+          <w:tblBorders>
+            <w:top w:val="single" w:color="auto" w:sz="4" w:space="0"/>
+            <w:left w:val="single" w:color="auto" w:sz="4" w:space="0"/>
+            <w:bottom w:val="single" w:color="auto" w:sz="4" w:space="0"/>
+            <w:right w:val="single" w:color="auto" w:sz="4" w:space="0"/>
+            <w:insideH w:val="single" w:color="auto" w:sz="4" w:space="0"/>
+            <w:insideV w:val="single" w:color="auto" w:sz="4" w:space="0"/>
+          </w:tblBorders>
+          <w:tblCellMar>
+            <w:top w:w="0" w:type="dxa"/>
+            <w:left w:w="0" w:type="dxa"/>
+            <w:bottom w:w="0" w:type="dxa"/>
+            <w:right w:w="0" w:type="dxa"/>
+          </w:tblCellMar>
+        </w:tblPrEx>
         <w:trPr>
-          <w:trHeight w:val="484"/>
+          <w:trHeight w:val="484" w:hRule="atLeast"/>
         </w:trPr>
         <w:tc>
           <w:tcPr>
@@ -2531,7 +2920,7 @@
           </w:tcPr>
           <w:p>
             <w:pPr>
-              <w:pStyle w:val="TableText"/>
+              <w:pStyle w:val="27"/>
               <w:spacing w:before="153" w:line="187" w:lineRule="auto"/>
               <w:ind w:left="198"/>
               <w:rPr>
@@ -2556,14 +2945,14 @@
               <w:spacing w:before="259" w:line="153" w:lineRule="exact"/>
               <w:ind w:left="198"/>
               <w:rPr>
-                <w:rFonts w:ascii="Microsoft JhengHei" w:eastAsia="Microsoft JhengHei" w:hAnsi="Microsoft JhengHei" w:cs="Microsoft JhengHei" w:hint="eastAsia"/>
+                <w:rFonts w:hint="eastAsia" w:ascii="Microsoft JhengHei" w:hAnsi="Microsoft JhengHei" w:eastAsia="Microsoft JhengHei" w:cs="Microsoft JhengHei"/>
                 <w:sz w:val="19"/>
                 <w:szCs w:val="19"/>
               </w:rPr>
             </w:pPr>
             <w:r>
               <w:rPr>
-                <w:rFonts w:ascii="Microsoft JhengHei" w:eastAsia="Microsoft JhengHei" w:hAnsi="Microsoft JhengHei" w:cs="Microsoft JhengHei"/>
+                <w:rFonts w:ascii="Microsoft JhengHei" w:hAnsi="Microsoft JhengHei" w:eastAsia="Microsoft JhengHei" w:cs="Microsoft JhengHei"/>
                 <w:color w:val="333333"/>
                 <w:position w:val="-1"/>
                 <w:sz w:val="19"/>
@@ -2579,7 +2968,7 @@
           </w:tcPr>
           <w:p>
             <w:pPr>
-              <w:pStyle w:val="TableText"/>
+              <w:pStyle w:val="27"/>
               <w:spacing w:before="152" w:line="188" w:lineRule="auto"/>
               <w:ind w:left="197"/>
               <w:rPr>
@@ -2601,7 +2990,7 @@
           </w:tcPr>
           <w:p>
             <w:pPr>
-              <w:pStyle w:val="TableText"/>
+              <w:pStyle w:val="27"/>
               <w:spacing w:before="153" w:line="187" w:lineRule="auto"/>
               <w:ind w:left="203"/>
               <w:rPr>
@@ -2623,9 +3012,9 @@
     </w:tbl>
     <w:p>
       <w:pPr>
-        <w:pStyle w:val="10"/>
+        <w:pStyle w:val="28"/>
       </w:pPr>
-      <w:bookmarkStart w:id="6" w:name="_Toc17361"/>
+      <w:bookmarkStart w:id="6" w:name="_Toc558"/>
       <w:r>
         <w:t>发现的问题与改进建议</w:t>
       </w:r>
@@ -2633,9 +3022,9 @@
     </w:p>
     <w:p>
       <w:pPr>
-        <w:pStyle w:val="20"/>
+        <w:pStyle w:val="30"/>
       </w:pPr>
-      <w:bookmarkStart w:id="7" w:name="_Toc9469"/>
+      <w:bookmarkStart w:id="7" w:name="_Toc25045"/>
       <w:r>
         <w:t>主要问题</w:t>
       </w:r>
@@ -2643,25 +3032,19 @@
     </w:p>
     <w:p>
       <w:pPr>
-        <w:pStyle w:val="af"/>
+        <w:pStyle w:val="40"/>
         <w:numPr>
           <w:ilvl w:val="0"/>
           <w:numId w:val="3"/>
         </w:numPr>
       </w:pPr>
       <w:r>
-        <w:t>沟通效率不足：应急启动后，部分小组成员因未及时查看邮件而延迟响应，前</w:t>
-      </w:r>
-      <w:r>
-        <w:t>30</w:t>
-      </w:r>
-      <w:r>
-        <w:t>分钟沟通混乱。</w:t>
+        <w:t>沟通效率不足：应急启动后，部分小组成员因未及时查看邮件而延迟响应，前30分钟沟通混乱。</w:t>
       </w:r>
     </w:p>
     <w:p>
       <w:pPr>
-        <w:pStyle w:val="af"/>
+        <w:pStyle w:val="40"/>
         <w:numPr>
           <w:ilvl w:val="0"/>
           <w:numId w:val="3"/>
@@ -2673,18 +3056,17 @@
     </w:p>
     <w:p>
       <w:pPr>
-        <w:pStyle w:val="20"/>
+        <w:pStyle w:val="30"/>
       </w:pPr>
-      <w:bookmarkStart w:id="8" w:name="_Toc11094"/>
-      <w:r>
-        <w:lastRenderedPageBreak/>
+      <w:bookmarkStart w:id="8" w:name="_Toc27754"/>
+      <w:r>
         <w:t>改进建议</w:t>
       </w:r>
       <w:bookmarkEnd w:id="8"/>
     </w:p>
     <w:p>
       <w:pPr>
-        <w:pStyle w:val="ad"/>
+        <w:pStyle w:val="29"/>
         <w:numPr>
           <w:ilvl w:val="0"/>
           <w:numId w:val="4"/>
@@ -2692,23 +3074,12 @@
         <w:ind w:firstLineChars="0"/>
       </w:pPr>
       <w:r>
-        <w:t>建立应急响应即时通讯群组（如钉钉</w:t>
-      </w:r>
-      <w:r>
-        <w:t>/</w:t>
-      </w:r>
-      <w:proofErr w:type="gramStart"/>
-      <w:r>
-        <w:t>微信小组</w:t>
-      </w:r>
-      <w:proofErr w:type="gramEnd"/>
-      <w:r>
-        <w:t>），并规定电话作为首要通知方式。</w:t>
+        <w:t>建立应急响应即时通讯群组（如钉钉/微信小组），并规定电话作为首要通知方式。</w:t>
       </w:r>
     </w:p>
     <w:p>
       <w:pPr>
-        <w:pStyle w:val="ad"/>
+        <w:pStyle w:val="29"/>
         <w:numPr>
           <w:ilvl w:val="0"/>
           <w:numId w:val="4"/>
@@ -2716,20 +3087,14 @@
         <w:ind w:firstLineChars="0"/>
       </w:pPr>
       <w:r>
-        <w:t>将所有</w:t>
-      </w:r>
-      <w:r>
-        <w:t>BCP</w:t>
-      </w:r>
-      <w:r>
-        <w:t>相关文档同步至云端（如公司网盘），确保在任何地方均可访问。</w:t>
+        <w:t>将所有BCP相关文档同步至云端（如公司网盘），确保在任何地方均可访问。</w:t>
       </w:r>
     </w:p>
     <w:p>
       <w:pPr>
-        <w:pStyle w:val="10"/>
+        <w:pStyle w:val="28"/>
       </w:pPr>
-      <w:bookmarkStart w:id="9" w:name="_Toc4770"/>
+      <w:bookmarkStart w:id="9" w:name="_Toc2623"/>
       <w:r>
         <w:t>结论与行动计划</w:t>
       </w:r>
@@ -2737,7 +3102,7 @@
     </w:p>
     <w:p>
       <w:pPr>
-        <w:pStyle w:val="ad"/>
+        <w:pStyle w:val="29"/>
         <w:ind w:firstLine="480"/>
       </w:pPr>
       <w:r>
@@ -2745,19 +3110,19 @@
       </w:r>
     </w:p>
     <w:sectPr>
-      <w:headerReference w:type="default" r:id="rId7"/>
+      <w:headerReference r:id="rId5" w:type="default"/>
       <w:pgSz w:w="11906" w:h="16838"/>
       <w:pgMar w:top="1417" w:right="1800" w:bottom="1440" w:left="1800" w:header="1140" w:footer="992" w:gutter="0"/>
-      <w:cols w:space="425"/>
-      <w:docGrid w:type="lines" w:linePitch="312"/>
+      <w:cols w:space="425" w:num="1"/>
+      <w:docGrid w:type="lines" w:linePitch="312" w:charSpace="0"/>
     </w:sectPr>
   </w:body>
 </w:document>
 </file>
 
 <file path=word/endnotes.xml><?xml version="1.0" encoding="utf-8"?>
-<w:endnotes xmlns:wpc="http://schemas.microsoft.com/office/word/2010/wordprocessingCanvas" xmlns:cx="http://schemas.microsoft.com/office/drawing/2014/chartex" xmlns:cx1="http://schemas.microsoft.com/office/drawing/2015/9/8/chartex" xmlns:cx2="http://schemas.microsoft.com/office/drawing/2015/10/21/chartex" xmlns:cx3="http://schemas.microsoft.com/office/drawing/2016/5/9/chartex" xmlns:cx4="http://schemas.microsoft.com/office/drawing/2016/5/10/chartex" xmlns:cx5="http://schemas.microsoft.com/office/drawing/2016/5/11/chartex" xmlns:cx6="http://schemas.microsoft.com/office/drawing/2016/5/12/chartex" xmlns:cx7="http://schemas.microsoft.com/office/drawing/2016/5/13/chartex" xmlns:cx8="http://schemas.microsoft.com/office/drawing/2016/5/14/chartex" xmlns:mc="http://schemas.openxmlformats.org/markup-compatibility/2006" xmlns:aink="http://schemas.microsoft.com/office/drawing/2016/ink" xmlns:am3d="http://schemas.microsoft.com/office/drawing/2017/model3d" xmlns:o="urn:schemas-microsoft-com:office:office" xmlns:oel="http://schemas.microsoft.com/office/2019/extlst" xmlns:r="http://schemas.openxmlformats.org/officeDocument/2006/relationships" xmlns:m="http://schemas.openxmlformats.org/officeDocument/2006/math" xmlns:v="urn:schemas-microsoft-com:vml" xmlns:wp14="http://schemas.microsoft.com/office/word/2010/wordprocessingDrawing" xmlns:wp="http://schemas.openxmlformats.org/drawingml/2006/wordprocessingDrawing" xmlns:w10="urn:schemas-microsoft-com:office:word" xmlns:w="http://schemas.openxmlformats.org/wordprocessingml/2006/main" xmlns:w14="http://schemas.microsoft.com/office/word/2010/wordml" xmlns:w15="http://schemas.microsoft.com/office/word/2012/wordml" xmlns:w16cex="http://schemas.microsoft.com/office/word/2018/wordml/cex" xmlns:w16cid="http://schemas.microsoft.com/office/word/2016/wordml/cid" xmlns:w16="http://schemas.microsoft.com/office/word/2018/wordml" xmlns:w16du="http://schemas.microsoft.com/office/word/2023/wordml/word16du" xmlns:w16sdtdh="http://schemas.microsoft.com/office/word/2020/wordml/sdtdatahash" xmlns:w16sdtfl="http://schemas.microsoft.com/office/word/2024/wordml/sdtformatlock" xmlns:w16se="http://schemas.microsoft.com/office/word/2015/wordml/symex" xmlns:wpg="http://schemas.microsoft.com/office/word/2010/wordprocessingGroup" xmlns:wpi="http://schemas.microsoft.com/office/word/2010/wordprocessingInk" xmlns:wne="http://schemas.microsoft.com/office/word/2006/wordml" xmlns:wps="http://schemas.microsoft.com/office/word/2010/wordprocessingShape" mc:Ignorable="w14 w15 w16se w16cid w16 w16cex w16sdtdh w16sdtfl w16du wp14">
-  <w:endnote w:type="separator" w:id="-1">
+<w:endnotes xmlns:wpc="http://schemas.microsoft.com/office/word/2010/wordprocessingCanvas" xmlns:mc="http://schemas.openxmlformats.org/markup-compatibility/2006" xmlns:o="urn:schemas-microsoft-com:office:office" xmlns:r="http://schemas.openxmlformats.org/officeDocument/2006/relationships" xmlns:m="http://schemas.openxmlformats.org/officeDocument/2006/math" xmlns:v="urn:schemas-microsoft-com:vml" xmlns:wp14="http://schemas.microsoft.com/office/word/2010/wordprocessingDrawing" xmlns:wp="http://schemas.openxmlformats.org/drawingml/2006/wordprocessingDrawing" xmlns:w="http://schemas.openxmlformats.org/wordprocessingml/2006/main" xmlns:w14="http://schemas.microsoft.com/office/word/2010/wordml" xmlns:w15="http://schemas.microsoft.com/office/word/2012/wordml" xmlns:w10="urn:schemas-microsoft-com:office:word" xmlns:wpg="http://schemas.microsoft.com/office/word/2010/wordprocessingGroup" xmlns:wpi="http://schemas.microsoft.com/office/word/2010/wordprocessingInk" xmlns:wne="http://schemas.microsoft.com/office/word/2006/wordml" xmlns:wps="http://schemas.microsoft.com/office/word/2010/wordprocessingShape" xmlns:wpsCustomData="http://www.wps.cn/officeDocument/2013/wpsCustomData" mc:Ignorable="w14 w15 wp14">
+  <w:endnote w:type="separator" w:id="0">
     <w:p>
       <w:pPr>
         <w:spacing w:line="240" w:lineRule="auto"/>
@@ -2767,7 +3132,7 @@
       </w:r>
     </w:p>
   </w:endnote>
-  <w:endnote w:type="continuationSeparator" w:id="0">
+  <w:endnote w:type="continuationSeparator" w:id="1">
     <w:p>
       <w:pPr>
         <w:spacing w:line="240" w:lineRule="auto"/>
@@ -2781,21 +3146,21 @@
 </file>
 
 <file path=word/footnotes.xml><?xml version="1.0" encoding="utf-8"?>
-<w:footnotes xmlns:wpc="http://schemas.microsoft.com/office/word/2010/wordprocessingCanvas" xmlns:cx="http://schemas.microsoft.com/office/drawing/2014/chartex" xmlns:cx1="http://schemas.microsoft.com/office/drawing/2015/9/8/chartex" xmlns:cx2="http://schemas.microsoft.com/office/drawing/2015/10/21/chartex" xmlns:cx3="http://schemas.microsoft.com/office/drawing/2016/5/9/chartex" xmlns:cx4="http://schemas.microsoft.com/office/drawing/2016/5/10/chartex" xmlns:cx5="http://schemas.microsoft.com/office/drawing/2016/5/11/chartex" xmlns:cx6="http://schemas.microsoft.com/office/drawing/2016/5/12/chartex" xmlns:cx7="http://schemas.microsoft.com/office/drawing/2016/5/13/chartex" xmlns:cx8="http://schemas.microsoft.com/office/drawing/2016/5/14/chartex" xmlns:mc="http://schemas.openxmlformats.org/markup-compatibility/2006" xmlns:aink="http://schemas.microsoft.com/office/drawing/2016/ink" xmlns:am3d="http://schemas.microsoft.com/office/drawing/2017/model3d" xmlns:o="urn:schemas-microsoft-com:office:office" xmlns:oel="http://schemas.microsoft.com/office/2019/extlst" xmlns:r="http://schemas.openxmlformats.org/officeDocument/2006/relationships" xmlns:m="http://schemas.openxmlformats.org/officeDocument/2006/math" xmlns:v="urn:schemas-microsoft-com:vml" xmlns:wp14="http://schemas.microsoft.com/office/word/2010/wordprocessingDrawing" xmlns:wp="http://schemas.openxmlformats.org/drawingml/2006/wordprocessingDrawing" xmlns:w10="urn:schemas-microsoft-com:office:word" xmlns:w="http://schemas.openxmlformats.org/wordprocessingml/2006/main" xmlns:w14="http://schemas.microsoft.com/office/word/2010/wordml" xmlns:w15="http://schemas.microsoft.com/office/word/2012/wordml" xmlns:w16cex="http://schemas.microsoft.com/office/word/2018/wordml/cex" xmlns:w16cid="http://schemas.microsoft.com/office/word/2016/wordml/cid" xmlns:w16="http://schemas.microsoft.com/office/word/2018/wordml" xmlns:w16du="http://schemas.microsoft.com/office/word/2023/wordml/word16du" xmlns:w16sdtdh="http://schemas.microsoft.com/office/word/2020/wordml/sdtdatahash" xmlns:w16sdtfl="http://schemas.microsoft.com/office/word/2024/wordml/sdtformatlock" xmlns:w16se="http://schemas.microsoft.com/office/word/2015/wordml/symex" xmlns:wpg="http://schemas.microsoft.com/office/word/2010/wordprocessingGroup" xmlns:wpi="http://schemas.microsoft.com/office/word/2010/wordprocessingInk" xmlns:wne="http://schemas.microsoft.com/office/word/2006/wordml" xmlns:wps="http://schemas.microsoft.com/office/word/2010/wordprocessingShape" mc:Ignorable="w14 w15 w16se w16cid w16 w16cex w16sdtdh w16sdtfl w16du wp14">
-  <w:footnote w:type="separator" w:id="-1">
+<w:footnotes xmlns:wpc="http://schemas.microsoft.com/office/word/2010/wordprocessingCanvas" xmlns:mc="http://schemas.openxmlformats.org/markup-compatibility/2006" xmlns:o="urn:schemas-microsoft-com:office:office" xmlns:r="http://schemas.openxmlformats.org/officeDocument/2006/relationships" xmlns:m="http://schemas.openxmlformats.org/officeDocument/2006/math" xmlns:v="urn:schemas-microsoft-com:vml" xmlns:wp14="http://schemas.microsoft.com/office/word/2010/wordprocessingDrawing" xmlns:wp="http://schemas.openxmlformats.org/drawingml/2006/wordprocessingDrawing" xmlns:w="http://schemas.openxmlformats.org/wordprocessingml/2006/main" xmlns:w14="http://schemas.microsoft.com/office/word/2010/wordml" xmlns:w15="http://schemas.microsoft.com/office/word/2012/wordml" xmlns:w10="urn:schemas-microsoft-com:office:word" xmlns:wpg="http://schemas.microsoft.com/office/word/2010/wordprocessingGroup" xmlns:wpi="http://schemas.microsoft.com/office/word/2010/wordprocessingInk" xmlns:wne="http://schemas.microsoft.com/office/word/2006/wordml" xmlns:wps="http://schemas.microsoft.com/office/word/2010/wordprocessingShape" xmlns:wpsCustomData="http://www.wps.cn/officeDocument/2013/wpsCustomData" mc:Ignorable="w14 w15 wp14">
+  <w:footnote w:type="separator" w:id="0">
     <w:p>
       <w:pPr>
-        <w:spacing w:line="240" w:lineRule="auto"/>
+        <w:spacing w:line="360" w:lineRule="auto"/>
       </w:pPr>
       <w:r>
         <w:separator/>
       </w:r>
     </w:p>
   </w:footnote>
-  <w:footnote w:type="continuationSeparator" w:id="0">
+  <w:footnote w:type="continuationSeparator" w:id="1">
     <w:p>
       <w:pPr>
-        <w:spacing w:line="240" w:lineRule="auto"/>
+        <w:spacing w:line="360" w:lineRule="auto"/>
       </w:pPr>
       <w:r>
         <w:continuationSeparator/>
@@ -2806,12 +3171,12 @@
 </file>
 
 <file path=word/header1.xml><?xml version="1.0" encoding="utf-8"?>
-<w:hdr xmlns:wpc="http://schemas.microsoft.com/office/word/2010/wordprocessingCanvas" xmlns:cx="http://schemas.microsoft.com/office/drawing/2014/chartex" xmlns:cx1="http://schemas.microsoft.com/office/drawing/2015/9/8/chartex" xmlns:cx2="http://schemas.microsoft.com/office/drawing/2015/10/21/chartex" xmlns:cx3="http://schemas.microsoft.com/office/drawing/2016/5/9/chartex" xmlns:cx4="http://schemas.microsoft.com/office/drawing/2016/5/10/chartex" xmlns:cx5="http://schemas.microsoft.com/office/drawing/2016/5/11/chartex" xmlns:cx6="http://schemas.microsoft.com/office/drawing/2016/5/12/chartex" xmlns:cx7="http://schemas.microsoft.com/office/drawing/2016/5/13/chartex" xmlns:cx8="http://schemas.microsoft.com/office/drawing/2016/5/14/chartex" xmlns:mc="http://schemas.openxmlformats.org/markup-compatibility/2006" xmlns:aink="http://schemas.microsoft.com/office/drawing/2016/ink" xmlns:am3d="http://schemas.microsoft.com/office/drawing/2017/model3d" xmlns:o="urn:schemas-microsoft-com:office:office" xmlns:oel="http://schemas.microsoft.com/office/2019/extlst" xmlns:r="http://schemas.openxmlformats.org/officeDocument/2006/relationships" xmlns:m="http://schemas.openxmlformats.org/officeDocument/2006/math" xmlns:v="urn:schemas-microsoft-com:vml" xmlns:wp14="http://schemas.microsoft.com/office/word/2010/wordprocessingDrawing" xmlns:wp="http://schemas.openxmlformats.org/drawingml/2006/wordprocessingDrawing" xmlns:w10="urn:schemas-microsoft-com:office:word" xmlns:w="http://schemas.openxmlformats.org/wordprocessingml/2006/main" xmlns:w14="http://schemas.microsoft.com/office/word/2010/wordml" xmlns:w15="http://schemas.microsoft.com/office/word/2012/wordml" xmlns:w16cex="http://schemas.microsoft.com/office/word/2018/wordml/cex" xmlns:w16cid="http://schemas.microsoft.com/office/word/2016/wordml/cid" xmlns:w16="http://schemas.microsoft.com/office/word/2018/wordml" xmlns:w16du="http://schemas.microsoft.com/office/word/2023/wordml/word16du" xmlns:w16sdtdh="http://schemas.microsoft.com/office/word/2020/wordml/sdtdatahash" xmlns:w16sdtfl="http://schemas.microsoft.com/office/word/2024/wordml/sdtformatlock" xmlns:w16se="http://schemas.microsoft.com/office/word/2015/wordml/symex" xmlns:wpg="http://schemas.microsoft.com/office/word/2010/wordprocessingGroup" xmlns:wpi="http://schemas.microsoft.com/office/word/2010/wordprocessingInk" xmlns:wne="http://schemas.microsoft.com/office/word/2006/wordml" xmlns:wps="http://schemas.microsoft.com/office/word/2010/wordprocessingShape" mc:Ignorable="w14 w15 w16se w16cid w16 w16cex w16sdtdh w16sdtfl w16du wp14">
+<w:hdr xmlns:wpc="http://schemas.microsoft.com/office/word/2010/wordprocessingCanvas" xmlns:mc="http://schemas.openxmlformats.org/markup-compatibility/2006" xmlns:o="urn:schemas-microsoft-com:office:office" xmlns:r="http://schemas.openxmlformats.org/officeDocument/2006/relationships" xmlns:m="http://schemas.openxmlformats.org/officeDocument/2006/math" xmlns:v="urn:schemas-microsoft-com:vml" xmlns:wp14="http://schemas.microsoft.com/office/word/2010/wordprocessingDrawing" xmlns:wp="http://schemas.openxmlformats.org/drawingml/2006/wordprocessingDrawing" xmlns:w10="urn:schemas-microsoft-com:office:word" xmlns:w="http://schemas.openxmlformats.org/wordprocessingml/2006/main" xmlns:w14="http://schemas.microsoft.com/office/word/2010/wordml" xmlns:w15="http://schemas.microsoft.com/office/word/2012/wordml" xmlns:wpg="http://schemas.microsoft.com/office/word/2010/wordprocessingGroup" xmlns:wpi="http://schemas.microsoft.com/office/word/2010/wordprocessingInk" xmlns:wne="http://schemas.microsoft.com/office/word/2006/wordml" xmlns:wps="http://schemas.microsoft.com/office/word/2010/wordprocessingShape" xmlns:wpsCustomData="http://www.wps.cn/officeDocument/2013/wpsCustomData" mc:Ignorable="w14 w15 wp14">
   <w:p>
     <w:pPr>
-      <w:pStyle w:val="a6"/>
+      <w:pStyle w:val="15"/>
       <w:pBdr>
-        <w:bottom w:val="single" w:sz="4" w:space="1" w:color="auto"/>
+        <w:bottom w:val="single" w:color="auto" w:sz="4" w:space="1"/>
       </w:pBdr>
       <w:jc w:val="right"/>
       <w:rPr>
@@ -2821,38 +3186,22 @@
     </w:pPr>
     <w:r>
       <w:rPr>
-        <w:rFonts w:eastAsiaTheme="minorEastAsia" w:hint="eastAsia"/>
+        <w:rFonts w:hint="eastAsia" w:eastAsiaTheme="minorEastAsia"/>
         <w:lang w:eastAsia="zh-CN"/>
       </w:rPr>
-      <w:t>陕西益利</w:t>
-    </w:r>
-    <w:proofErr w:type="gramStart"/>
-    <w:r>
-      <w:rPr>
-        <w:rFonts w:eastAsiaTheme="minorEastAsia" w:hint="eastAsia"/>
-        <w:lang w:eastAsia="zh-CN"/>
-      </w:rPr>
-      <w:t>德软件</w:t>
-    </w:r>
-    <w:proofErr w:type="gramEnd"/>
-    <w:r>
-      <w:rPr>
-        <w:rFonts w:eastAsiaTheme="minorEastAsia" w:hint="eastAsia"/>
-        <w:lang w:eastAsia="zh-CN"/>
-      </w:rPr>
-      <w:t>科技有限公司</w:t>
+      <w:t>陕西益利德软件科技有限公司</w:t>
     </w:r>
   </w:p>
 </w:hdr>
 </file>
 
 <file path=word/numbering.xml><?xml version="1.0" encoding="utf-8"?>
-<w:numbering xmlns:wpc="http://schemas.microsoft.com/office/word/2010/wordprocessingCanvas" xmlns:cx="http://schemas.microsoft.com/office/drawing/2014/chartex" xmlns:cx1="http://schemas.microsoft.com/office/drawing/2015/9/8/chartex" xmlns:cx2="http://schemas.microsoft.com/office/drawing/2015/10/21/chartex" xmlns:cx3="http://schemas.microsoft.com/office/drawing/2016/5/9/chartex" xmlns:cx4="http://schemas.microsoft.com/office/drawing/2016/5/10/chartex" xmlns:cx5="http://schemas.microsoft.com/office/drawing/2016/5/11/chartex" xmlns:cx6="http://schemas.microsoft.com/office/drawing/2016/5/12/chartex" xmlns:cx7="http://schemas.microsoft.com/office/drawing/2016/5/13/chartex" xmlns:cx8="http://schemas.microsoft.com/office/drawing/2016/5/14/chartex" xmlns:mc="http://schemas.openxmlformats.org/markup-compatibility/2006" xmlns:aink="http://schemas.microsoft.com/office/drawing/2016/ink" xmlns:am3d="http://schemas.microsoft.com/office/drawing/2017/model3d" xmlns:o="urn:schemas-microsoft-com:office:office" xmlns:oel="http://schemas.microsoft.com/office/2019/extlst" xmlns:r="http://schemas.openxmlformats.org/officeDocument/2006/relationships" xmlns:m="http://schemas.openxmlformats.org/officeDocument/2006/math" xmlns:v="urn:schemas-microsoft-com:vml" xmlns:wp14="http://schemas.microsoft.com/office/word/2010/wordprocessingDrawing" xmlns:wp="http://schemas.openxmlformats.org/drawingml/2006/wordprocessingDrawing" xmlns:w10="urn:schemas-microsoft-com:office:word" xmlns:w="http://schemas.openxmlformats.org/wordprocessingml/2006/main" xmlns:w14="http://schemas.microsoft.com/office/word/2010/wordml" xmlns:w15="http://schemas.microsoft.com/office/word/2012/wordml" xmlns:w16cex="http://schemas.microsoft.com/office/word/2018/wordml/cex" xmlns:w16cid="http://schemas.microsoft.com/office/word/2016/wordml/cid" xmlns:w16="http://schemas.microsoft.com/office/word/2018/wordml" xmlns:w16du="http://schemas.microsoft.com/office/word/2023/wordml/word16du" xmlns:w16sdtdh="http://schemas.microsoft.com/office/word/2020/wordml/sdtdatahash" xmlns:w16sdtfl="http://schemas.microsoft.com/office/word/2024/wordml/sdtformatlock" xmlns:w16se="http://schemas.microsoft.com/office/word/2015/wordml/symex" xmlns:wpg="http://schemas.microsoft.com/office/word/2010/wordprocessingGroup" xmlns:wpi="http://schemas.microsoft.com/office/word/2010/wordprocessingInk" xmlns:wne="http://schemas.microsoft.com/office/word/2006/wordml" xmlns:wps="http://schemas.microsoft.com/office/word/2010/wordprocessingShape" mc:Ignorable="w14 w15 w16se w16cid w16 w16cex w16sdtdh w16sdtfl w16du wp14">
-  <w:abstractNum w:abstractNumId="0" w15:restartNumberingAfterBreak="0">
+<w:numbering xmlns:wpc="http://schemas.microsoft.com/office/word/2010/wordprocessingCanvas" xmlns:mc="http://schemas.openxmlformats.org/markup-compatibility/2006" xmlns:o="urn:schemas-microsoft-com:office:office" xmlns:r="http://schemas.openxmlformats.org/officeDocument/2006/relationships" xmlns:m="http://schemas.openxmlformats.org/officeDocument/2006/math" xmlns:v="urn:schemas-microsoft-com:vml" xmlns:wp14="http://schemas.microsoft.com/office/word/2010/wordprocessingDrawing" xmlns:wp="http://schemas.openxmlformats.org/drawingml/2006/wordprocessingDrawing" xmlns:w10="urn:schemas-microsoft-com:office:word" xmlns:w="http://schemas.openxmlformats.org/wordprocessingml/2006/main" xmlns:w14="http://schemas.microsoft.com/office/word/2010/wordml" xmlns:wpg="http://schemas.microsoft.com/office/word/2010/wordprocessingGroup" xmlns:wpi="http://schemas.microsoft.com/office/word/2010/wordprocessingInk" xmlns:wne="http://schemas.microsoft.com/office/word/2006/wordml" xmlns:wps="http://schemas.microsoft.com/office/word/2010/wordprocessingShape" xmlns:wpsCustomData="http://www.wps.cn/officeDocument/2013/wpsCustomData" mc:Ignorable="w14 wp14">
+  <w:abstractNum w:abstractNumId="0">
     <w:nsid w:val="874DBC79"/>
     <w:multiLevelType w:val="singleLevel"/>
     <w:tmpl w:val="874DBC79"/>
-    <w:lvl w:ilvl="0">
+    <w:lvl w:ilvl="0" w:tentative="0">
       <w:start w:val="1"/>
       <w:numFmt w:val="decimal"/>
       <w:lvlText w:val="%1."/>
@@ -2865,14 +3214,14 @@
       </w:rPr>
     </w:lvl>
   </w:abstractNum>
-  <w:abstractNum w:abstractNumId="1" w15:restartNumberingAfterBreak="0">
+  <w:abstractNum w:abstractNumId="1">
     <w:nsid w:val="8E964DCE"/>
     <w:multiLevelType w:val="multilevel"/>
     <w:tmpl w:val="8E964DCE"/>
-    <w:lvl w:ilvl="0">
+    <w:lvl w:ilvl="0" w:tentative="0">
       <w:start w:val="1"/>
       <w:numFmt w:val="decimal"/>
-      <w:pStyle w:val="1"/>
+      <w:pStyle w:val="2"/>
       <w:lvlText w:val="%1."/>
       <w:lvlJc w:val="left"/>
       <w:pPr>
@@ -2882,10 +3231,10 @@
         <w:rFonts w:hint="default"/>
       </w:rPr>
     </w:lvl>
-    <w:lvl w:ilvl="1">
+    <w:lvl w:ilvl="1" w:tentative="0">
       <w:start w:val="1"/>
       <w:numFmt w:val="decimal"/>
-      <w:pStyle w:val="2"/>
+      <w:pStyle w:val="3"/>
       <w:lvlText w:val="%1.%2."/>
       <w:lvlJc w:val="left"/>
       <w:pPr>
@@ -2895,10 +3244,10 @@
         <w:rFonts w:hint="default"/>
       </w:rPr>
     </w:lvl>
-    <w:lvl w:ilvl="2">
+    <w:lvl w:ilvl="2" w:tentative="0">
       <w:start w:val="1"/>
       <w:numFmt w:val="decimal"/>
-      <w:pStyle w:val="3"/>
+      <w:pStyle w:val="4"/>
       <w:lvlText w:val="%1.%2.%3."/>
       <w:lvlJc w:val="left"/>
       <w:pPr>
@@ -2908,10 +3257,10 @@
         <w:rFonts w:hint="default"/>
       </w:rPr>
     </w:lvl>
-    <w:lvl w:ilvl="3">
+    <w:lvl w:ilvl="3" w:tentative="0">
       <w:start w:val="1"/>
       <w:numFmt w:val="decimal"/>
-      <w:pStyle w:val="4"/>
+      <w:pStyle w:val="5"/>
       <w:lvlText w:val="%1.%2.%3.%4."/>
       <w:lvlJc w:val="left"/>
       <w:pPr>
@@ -2921,10 +3270,10 @@
         <w:rFonts w:hint="default"/>
       </w:rPr>
     </w:lvl>
-    <w:lvl w:ilvl="4">
+    <w:lvl w:ilvl="4" w:tentative="0">
       <w:start w:val="1"/>
       <w:numFmt w:val="decimal"/>
-      <w:pStyle w:val="5"/>
+      <w:pStyle w:val="6"/>
       <w:lvlText w:val="%1.%2.%3.%4.%5."/>
       <w:lvlJc w:val="left"/>
       <w:pPr>
@@ -2934,10 +3283,10 @@
         <w:rFonts w:hint="default"/>
       </w:rPr>
     </w:lvl>
-    <w:lvl w:ilvl="5">
+    <w:lvl w:ilvl="5" w:tentative="0">
       <w:start w:val="1"/>
       <w:numFmt w:val="decimal"/>
-      <w:pStyle w:val="6"/>
+      <w:pStyle w:val="7"/>
       <w:lvlText w:val="%1.%2.%3.%4.%5.%6."/>
       <w:lvlJc w:val="left"/>
       <w:pPr>
@@ -2947,10 +3296,10 @@
         <w:rFonts w:hint="default"/>
       </w:rPr>
     </w:lvl>
-    <w:lvl w:ilvl="6">
+    <w:lvl w:ilvl="6" w:tentative="0">
       <w:start w:val="1"/>
       <w:numFmt w:val="decimal"/>
-      <w:pStyle w:val="7"/>
+      <w:pStyle w:val="8"/>
       <w:lvlText w:val="%1.%2.%3.%4.%5.%6.%7."/>
       <w:lvlJc w:val="left"/>
       <w:pPr>
@@ -2960,10 +3309,10 @@
         <w:rFonts w:hint="default"/>
       </w:rPr>
     </w:lvl>
-    <w:lvl w:ilvl="7">
+    <w:lvl w:ilvl="7" w:tentative="0">
       <w:start w:val="1"/>
       <w:numFmt w:val="decimal"/>
-      <w:pStyle w:val="8"/>
+      <w:pStyle w:val="9"/>
       <w:lvlText w:val="%1.%2.%3.%4.%5.%6.%7.%8."/>
       <w:lvlJc w:val="left"/>
       <w:pPr>
@@ -2973,10 +3322,10 @@
         <w:rFonts w:hint="default"/>
       </w:rPr>
     </w:lvl>
-    <w:lvl w:ilvl="8">
+    <w:lvl w:ilvl="8" w:tentative="0">
       <w:start w:val="1"/>
       <w:numFmt w:val="decimal"/>
-      <w:pStyle w:val="9"/>
+      <w:pStyle w:val="10"/>
       <w:lvlText w:val="%1.%2.%3.%4.%5.%6.%7.%8.%9."/>
       <w:lvlJc w:val="left"/>
       <w:pPr>
@@ -2987,11 +3336,11 @@
       </w:rPr>
     </w:lvl>
   </w:abstractNum>
-  <w:abstractNum w:abstractNumId="2" w15:restartNumberingAfterBreak="0">
+  <w:abstractNum w:abstractNumId="2">
     <w:nsid w:val="D135622D"/>
     <w:multiLevelType w:val="singleLevel"/>
     <w:tmpl w:val="D135622D"/>
-    <w:lvl w:ilvl="0">
+    <w:lvl w:ilvl="0" w:tentative="0">
       <w:start w:val="1"/>
       <w:numFmt w:val="decimal"/>
       <w:lvlText w:val="%1."/>
@@ -3004,11 +3353,11 @@
       </w:rPr>
     </w:lvl>
   </w:abstractNum>
-  <w:abstractNum w:abstractNumId="3" w15:restartNumberingAfterBreak="0">
+  <w:abstractNum w:abstractNumId="3">
     <w:nsid w:val="4A11E4E3"/>
     <w:multiLevelType w:val="singleLevel"/>
     <w:tmpl w:val="4A11E4E3"/>
-    <w:lvl w:ilvl="0">
+    <w:lvl w:ilvl="0" w:tentative="0">
       <w:start w:val="1"/>
       <w:numFmt w:val="decimal"/>
       <w:lvlText w:val="%1."/>
@@ -3021,333 +3370,285 @@
       </w:rPr>
     </w:lvl>
   </w:abstractNum>
-  <w:num w:numId="1" w16cid:durableId="1643579694">
+  <w:num w:numId="1">
     <w:abstractNumId w:val="1"/>
   </w:num>
-  <w:num w:numId="2" w16cid:durableId="1596667057">
+  <w:num w:numId="2">
     <w:abstractNumId w:val="2"/>
   </w:num>
-  <w:num w:numId="3" w16cid:durableId="325086552">
+  <w:num w:numId="3">
     <w:abstractNumId w:val="3"/>
   </w:num>
-  <w:num w:numId="4" w16cid:durableId="1969429347">
+  <w:num w:numId="4">
     <w:abstractNumId w:val="0"/>
   </w:num>
 </w:numbering>
 </file>
 
 <file path=word/styles.xml><?xml version="1.0" encoding="utf-8"?>
-<w:styles xmlns:mc="http://schemas.openxmlformats.org/markup-compatibility/2006" xmlns:r="http://schemas.openxmlformats.org/officeDocument/2006/relationships" xmlns:w="http://schemas.openxmlformats.org/wordprocessingml/2006/main" xmlns:w14="http://schemas.microsoft.com/office/word/2010/wordml" xmlns:w15="http://schemas.microsoft.com/office/word/2012/wordml" xmlns:w16cex="http://schemas.microsoft.com/office/word/2018/wordml/cex" xmlns:w16cid="http://schemas.microsoft.com/office/word/2016/wordml/cid" xmlns:w16="http://schemas.microsoft.com/office/word/2018/wordml" xmlns:w16du="http://schemas.microsoft.com/office/word/2023/wordml/word16du" xmlns:w16sdtdh="http://schemas.microsoft.com/office/word/2020/wordml/sdtdatahash" xmlns:w16sdtfl="http://schemas.microsoft.com/office/word/2024/wordml/sdtformatlock" xmlns:w16se="http://schemas.microsoft.com/office/word/2015/wordml/symex" mc:Ignorable="w14 w15 w16se w16cid w16 w16cex w16sdtdh w16sdtfl w16du">
+<w:styles xmlns:mc="http://schemas.openxmlformats.org/markup-compatibility/2006" xmlns:o="urn:schemas-microsoft-com:office:office" xmlns:r="http://schemas.openxmlformats.org/officeDocument/2006/relationships" xmlns:m="http://schemas.openxmlformats.org/officeDocument/2006/math" xmlns:v="urn:schemas-microsoft-com:vml" xmlns:w="http://schemas.openxmlformats.org/wordprocessingml/2006/main" xmlns:w14="http://schemas.microsoft.com/office/word/2010/wordml" xmlns:w10="urn:schemas-microsoft-com:office:word" xmlns:sl="http://schemas.openxmlformats.org/schemaLibrary/2006/main" xmlns:wpsCustomData="http://www.wps.cn/officeDocument/2013/wpsCustomData" mc:Ignorable="w14">
   <w:docDefaults>
     <w:rPrDefault>
       <w:rPr>
-        <w:rFonts w:ascii="Times New Roman" w:eastAsia="宋体" w:hAnsi="Times New Roman" w:cs="Times New Roman"/>
-        <w:lang w:val="en-US" w:eastAsia="zh-CN" w:bidi="ar-SA"/>
+        <w:rFonts w:ascii="Times New Roman" w:hAnsi="Times New Roman" w:eastAsia="宋体" w:cs="Times New Roman"/>
       </w:rPr>
     </w:rPrDefault>
     <w:pPrDefault/>
   </w:docDefaults>
-  <w:latentStyles w:defLockedState="0" w:defUIPriority="0" w:defSemiHidden="0" w:defUnhideWhenUsed="0" w:defQFormat="0" w:count="376">
-    <w:lsdException w:name="Normal" w:qFormat="1"/>
-    <w:lsdException w:name="heading 1" w:qFormat="1"/>
-    <w:lsdException w:name="heading 2" w:unhideWhenUsed="1" w:qFormat="1"/>
-    <w:lsdException w:name="heading 3" w:semiHidden="1" w:unhideWhenUsed="1" w:qFormat="1"/>
-    <w:lsdException w:name="heading 4" w:unhideWhenUsed="1" w:qFormat="1"/>
-    <w:lsdException w:name="heading 5" w:semiHidden="1" w:unhideWhenUsed="1" w:qFormat="1"/>
-    <w:lsdException w:name="heading 6" w:semiHidden="1" w:unhideWhenUsed="1" w:qFormat="1"/>
-    <w:lsdException w:name="heading 7" w:semiHidden="1" w:unhideWhenUsed="1" w:qFormat="1"/>
-    <w:lsdException w:name="heading 8" w:semiHidden="1" w:unhideWhenUsed="1" w:qFormat="1"/>
-    <w:lsdException w:name="heading 9" w:semiHidden="1" w:unhideWhenUsed="1" w:qFormat="1"/>
-    <w:lsdException w:name="toc 1" w:qFormat="1"/>
-    <w:lsdException w:name="toc 2" w:qFormat="1"/>
-    <w:lsdException w:name="toc 3" w:qFormat="1"/>
-    <w:lsdException w:name="annotation text" w:qFormat="1"/>
-    <w:lsdException w:name="header" w:qFormat="1"/>
-    <w:lsdException w:name="footer" w:qFormat="1"/>
-    <w:lsdException w:name="caption" w:semiHidden="1" w:unhideWhenUsed="1" w:qFormat="1"/>
-    <w:lsdException w:name="Title" w:qFormat="1"/>
-    <w:lsdException w:name="Default Paragraph Font" w:semiHidden="1" w:qFormat="1"/>
-    <w:lsdException w:name="Body Text" w:semiHidden="1" w:qFormat="1"/>
-    <w:lsdException w:name="Subtitle" w:qFormat="1"/>
-    <w:lsdException w:name="Note Heading" w:semiHidden="1" w:uiPriority="99" w:unhideWhenUsed="1"/>
-    <w:lsdException w:name="Strong" w:qFormat="1"/>
-    <w:lsdException w:name="Emphasis" w:qFormat="1"/>
-    <w:lsdException w:name="HTML Top of Form" w:semiHidden="1" w:uiPriority="99" w:unhideWhenUsed="1"/>
-    <w:lsdException w:name="HTML Bottom of Form" w:semiHidden="1" w:uiPriority="99" w:unhideWhenUsed="1"/>
-    <w:lsdException w:name="Normal (Web)" w:qFormat="1"/>
-    <w:lsdException w:name="Normal Table" w:semiHidden="1" w:unhideWhenUsed="1" w:qFormat="1"/>
-    <w:lsdException w:name="No List" w:semiHidden="1" w:uiPriority="99" w:unhideWhenUsed="1"/>
-    <w:lsdException w:name="Outline List 1" w:semiHidden="1" w:uiPriority="99" w:unhideWhenUsed="1"/>
-    <w:lsdException w:name="Outline List 2" w:semiHidden="1" w:uiPriority="99" w:unhideWhenUsed="1"/>
-    <w:lsdException w:name="Outline List 3" w:semiHidden="1" w:uiPriority="99" w:unhideWhenUsed="1"/>
-    <w:lsdException w:name="Table Simple 1" w:semiHidden="1" w:unhideWhenUsed="1"/>
-    <w:lsdException w:name="Table Simple 2" w:semiHidden="1" w:unhideWhenUsed="1"/>
-    <w:lsdException w:name="Table Simple 3" w:semiHidden="1" w:unhideWhenUsed="1"/>
-    <w:lsdException w:name="Table Classic 1" w:semiHidden="1" w:unhideWhenUsed="1"/>
-    <w:lsdException w:name="Table Classic 2" w:semiHidden="1" w:unhideWhenUsed="1"/>
-    <w:lsdException w:name="Table Classic 3" w:semiHidden="1" w:unhideWhenUsed="1"/>
-    <w:lsdException w:name="Table Classic 4" w:semiHidden="1" w:unhideWhenUsed="1"/>
-    <w:lsdException w:name="Table Colorful 1" w:semiHidden="1" w:unhideWhenUsed="1"/>
-    <w:lsdException w:name="Table Colorful 2" w:semiHidden="1" w:unhideWhenUsed="1"/>
-    <w:lsdException w:name="Table Colorful 3" w:semiHidden="1" w:unhideWhenUsed="1"/>
-    <w:lsdException w:name="Table Columns 1" w:semiHidden="1" w:unhideWhenUsed="1"/>
-    <w:lsdException w:name="Table Columns 2" w:semiHidden="1" w:unhideWhenUsed="1"/>
-    <w:lsdException w:name="Table Columns 3" w:semiHidden="1" w:unhideWhenUsed="1"/>
-    <w:lsdException w:name="Table Columns 4" w:semiHidden="1" w:unhideWhenUsed="1"/>
-    <w:lsdException w:name="Table Columns 5" w:semiHidden="1" w:unhideWhenUsed="1"/>
-    <w:lsdException w:name="Table Grid 1" w:semiHidden="1" w:unhideWhenUsed="1"/>
-    <w:lsdException w:name="Table Grid 2" w:semiHidden="1" w:unhideWhenUsed="1"/>
-    <w:lsdException w:name="Table Grid 3" w:semiHidden="1" w:unhideWhenUsed="1"/>
-    <w:lsdException w:name="Table Grid 4" w:semiHidden="1" w:unhideWhenUsed="1"/>
-    <w:lsdException w:name="Table Grid 5" w:semiHidden="1" w:unhideWhenUsed="1"/>
-    <w:lsdException w:name="Table Grid 6" w:semiHidden="1" w:unhideWhenUsed="1"/>
-    <w:lsdException w:name="Table Grid 7" w:semiHidden="1" w:unhideWhenUsed="1"/>
-    <w:lsdException w:name="Table Grid 8" w:semiHidden="1" w:unhideWhenUsed="1"/>
-    <w:lsdException w:name="Table List 1" w:semiHidden="1" w:unhideWhenUsed="1"/>
-    <w:lsdException w:name="Table List 2" w:semiHidden="1" w:unhideWhenUsed="1"/>
-    <w:lsdException w:name="Table List 3" w:semiHidden="1" w:unhideWhenUsed="1"/>
-    <w:lsdException w:name="Table List 4" w:semiHidden="1" w:unhideWhenUsed="1"/>
-    <w:lsdException w:name="Table List 5" w:semiHidden="1" w:unhideWhenUsed="1"/>
-    <w:lsdException w:name="Table List 6" w:semiHidden="1" w:unhideWhenUsed="1"/>
-    <w:lsdException w:name="Table List 7" w:semiHidden="1" w:unhideWhenUsed="1"/>
-    <w:lsdException w:name="Table List 8" w:semiHidden="1" w:unhideWhenUsed="1"/>
-    <w:lsdException w:name="Table 3D effects 1" w:semiHidden="1" w:unhideWhenUsed="1"/>
-    <w:lsdException w:name="Table 3D effects 2" w:semiHidden="1" w:unhideWhenUsed="1"/>
-    <w:lsdException w:name="Table 3D effects 3" w:semiHidden="1" w:unhideWhenUsed="1"/>
-    <w:lsdException w:name="Table Contemporary" w:semiHidden="1" w:unhideWhenUsed="1"/>
-    <w:lsdException w:name="Table Elegant" w:semiHidden="1" w:unhideWhenUsed="1"/>
-    <w:lsdException w:name="Table Professional" w:semiHidden="1" w:unhideWhenUsed="1"/>
-    <w:lsdException w:name="Table Subtle 1" w:semiHidden="1" w:unhideWhenUsed="1"/>
-    <w:lsdException w:name="Table Subtle 2" w:semiHidden="1" w:unhideWhenUsed="1"/>
-    <w:lsdException w:name="Table Web 1" w:semiHidden="1" w:unhideWhenUsed="1"/>
-    <w:lsdException w:name="Table Web 2" w:semiHidden="1" w:unhideWhenUsed="1"/>
-    <w:lsdException w:name="Table Web 3" w:semiHidden="1" w:unhideWhenUsed="1"/>
-    <w:lsdException w:name="Table Grid" w:qFormat="1"/>
-    <w:lsdException w:name="Table Theme" w:semiHidden="1" w:unhideWhenUsed="1"/>
-    <w:lsdException w:name="Placeholder Text" w:semiHidden="1" w:uiPriority="99" w:unhideWhenUsed="1"/>
-    <w:lsdException w:name="No Spacing" w:semiHidden="1" w:uiPriority="99" w:unhideWhenUsed="1"/>
-    <w:lsdException w:name="Light Shading" w:uiPriority="60"/>
-    <w:lsdException w:name="Light List" w:uiPriority="61"/>
-    <w:lsdException w:name="Light Grid" w:uiPriority="62"/>
-    <w:lsdException w:name="Medium Shading 1" w:uiPriority="63"/>
-    <w:lsdException w:name="Medium Shading 2" w:uiPriority="64"/>
-    <w:lsdException w:name="Medium List 1" w:uiPriority="65"/>
-    <w:lsdException w:name="Medium List 2" w:uiPriority="66"/>
-    <w:lsdException w:name="Medium Grid 1" w:uiPriority="67"/>
-    <w:lsdException w:name="Medium Grid 2" w:uiPriority="68"/>
-    <w:lsdException w:name="Medium Grid 3" w:uiPriority="69"/>
-    <w:lsdException w:name="Dark List" w:uiPriority="70"/>
-    <w:lsdException w:name="Colorful Shading" w:uiPriority="71"/>
-    <w:lsdException w:name="Colorful List" w:uiPriority="72"/>
-    <w:lsdException w:name="Colorful Grid" w:uiPriority="73"/>
-    <w:lsdException w:name="Light Shading Accent 1" w:uiPriority="60"/>
-    <w:lsdException w:name="Light List Accent 1" w:uiPriority="61"/>
-    <w:lsdException w:name="Light Grid Accent 1" w:uiPriority="62"/>
-    <w:lsdException w:name="Medium Shading 1 Accent 1" w:uiPriority="63"/>
-    <w:lsdException w:name="Medium Shading 2 Accent 1" w:uiPriority="64"/>
-    <w:lsdException w:name="Medium List 1 Accent 1" w:uiPriority="65"/>
-    <w:lsdException w:name="Revision" w:semiHidden="1" w:uiPriority="99" w:unhideWhenUsed="1"/>
-    <w:lsdException w:name="List Paragraph" w:semiHidden="1" w:uiPriority="99" w:unhideWhenUsed="1"/>
-    <w:lsdException w:name="Quote" w:semiHidden="1" w:uiPriority="99" w:unhideWhenUsed="1"/>
-    <w:lsdException w:name="Intense Quote" w:semiHidden="1" w:uiPriority="99" w:unhideWhenUsed="1"/>
-    <w:lsdException w:name="Medium List 2 Accent 1" w:uiPriority="66"/>
-    <w:lsdException w:name="Medium Grid 1 Accent 1" w:uiPriority="67"/>
-    <w:lsdException w:name="Medium Grid 2 Accent 1" w:uiPriority="68"/>
-    <w:lsdException w:name="Medium Grid 3 Accent 1" w:uiPriority="69"/>
-    <w:lsdException w:name="Dark List Accent 1" w:uiPriority="70"/>
-    <w:lsdException w:name="Colorful Shading Accent 1" w:uiPriority="71"/>
-    <w:lsdException w:name="Colorful List Accent 1" w:uiPriority="72"/>
-    <w:lsdException w:name="Colorful Grid Accent 1" w:uiPriority="73"/>
-    <w:lsdException w:name="Light Shading Accent 2" w:uiPriority="60"/>
-    <w:lsdException w:name="Light List Accent 2" w:uiPriority="61"/>
-    <w:lsdException w:name="Light Grid Accent 2" w:uiPriority="62"/>
-    <w:lsdException w:name="Medium Shading 1 Accent 2" w:uiPriority="63"/>
-    <w:lsdException w:name="Medium Shading 2 Accent 2" w:uiPriority="64"/>
-    <w:lsdException w:name="Medium List 1 Accent 2" w:uiPriority="65"/>
-    <w:lsdException w:name="Medium List 2 Accent 2" w:uiPriority="66"/>
-    <w:lsdException w:name="Medium Grid 1 Accent 2" w:uiPriority="67"/>
-    <w:lsdException w:name="Medium Grid 2 Accent 2" w:uiPriority="68"/>
-    <w:lsdException w:name="Medium Grid 3 Accent 2" w:uiPriority="69"/>
-    <w:lsdException w:name="Dark List Accent 2" w:uiPriority="70"/>
-    <w:lsdException w:name="Colorful Shading Accent 2" w:uiPriority="71"/>
-    <w:lsdException w:name="Colorful List Accent 2" w:uiPriority="72"/>
-    <w:lsdException w:name="Colorful Grid Accent 2" w:uiPriority="73"/>
-    <w:lsdException w:name="Light Shading Accent 3" w:uiPriority="60"/>
-    <w:lsdException w:name="Light List Accent 3" w:uiPriority="61"/>
-    <w:lsdException w:name="Light Grid Accent 3" w:uiPriority="62"/>
-    <w:lsdException w:name="Medium Shading 1 Accent 3" w:uiPriority="63"/>
-    <w:lsdException w:name="Medium Shading 2 Accent 3" w:uiPriority="64"/>
-    <w:lsdException w:name="Medium List 1 Accent 3" w:uiPriority="65"/>
-    <w:lsdException w:name="Medium List 2 Accent 3" w:uiPriority="66"/>
-    <w:lsdException w:name="Medium Grid 1 Accent 3" w:uiPriority="67"/>
-    <w:lsdException w:name="Medium Grid 2 Accent 3" w:uiPriority="68"/>
-    <w:lsdException w:name="Medium Grid 3 Accent 3" w:uiPriority="69"/>
-    <w:lsdException w:name="Dark List Accent 3" w:uiPriority="70"/>
-    <w:lsdException w:name="Colorful Shading Accent 3" w:uiPriority="71"/>
-    <w:lsdException w:name="Colorful List Accent 3" w:uiPriority="72"/>
-    <w:lsdException w:name="Colorful Grid Accent 3" w:uiPriority="73"/>
-    <w:lsdException w:name="Light Shading Accent 4" w:uiPriority="60"/>
-    <w:lsdException w:name="Light List Accent 4" w:uiPriority="61"/>
-    <w:lsdException w:name="Light Grid Accent 4" w:uiPriority="62"/>
-    <w:lsdException w:name="Medium Shading 1 Accent 4" w:uiPriority="63"/>
-    <w:lsdException w:name="Medium Shading 2 Accent 4" w:uiPriority="64"/>
-    <w:lsdException w:name="Medium List 1 Accent 4" w:uiPriority="65"/>
-    <w:lsdException w:name="Medium List 2 Accent 4" w:uiPriority="66"/>
-    <w:lsdException w:name="Medium Grid 1 Accent 4" w:uiPriority="67"/>
-    <w:lsdException w:name="Medium Grid 2 Accent 4" w:uiPriority="68"/>
-    <w:lsdException w:name="Medium Grid 3 Accent 4" w:uiPriority="69"/>
-    <w:lsdException w:name="Dark List Accent 4" w:uiPriority="70"/>
-    <w:lsdException w:name="Colorful Shading Accent 4" w:uiPriority="71"/>
-    <w:lsdException w:name="Colorful List Accent 4" w:uiPriority="72"/>
-    <w:lsdException w:name="Colorful Grid Accent 4" w:uiPriority="73"/>
-    <w:lsdException w:name="Light Shading Accent 5" w:uiPriority="60"/>
-    <w:lsdException w:name="Light List Accent 5" w:uiPriority="61"/>
-    <w:lsdException w:name="Light Grid Accent 5" w:uiPriority="62"/>
-    <w:lsdException w:name="Medium Shading 1 Accent 5" w:uiPriority="63"/>
-    <w:lsdException w:name="Medium Shading 2 Accent 5" w:uiPriority="64"/>
-    <w:lsdException w:name="Medium List 1 Accent 5" w:uiPriority="65"/>
-    <w:lsdException w:name="Medium List 2 Accent 5" w:uiPriority="66"/>
-    <w:lsdException w:name="Medium Grid 1 Accent 5" w:uiPriority="67"/>
-    <w:lsdException w:name="Medium Grid 2 Accent 5" w:uiPriority="68"/>
-    <w:lsdException w:name="Medium Grid 3 Accent 5" w:uiPriority="69"/>
-    <w:lsdException w:name="Dark List Accent 5" w:uiPriority="70"/>
-    <w:lsdException w:name="Colorful Shading Accent 5" w:uiPriority="71"/>
-    <w:lsdException w:name="Colorful List Accent 5" w:uiPriority="72"/>
-    <w:lsdException w:name="Colorful Grid Accent 5" w:uiPriority="73"/>
-    <w:lsdException w:name="Light Shading Accent 6" w:uiPriority="60"/>
-    <w:lsdException w:name="Light List Accent 6" w:uiPriority="61"/>
-    <w:lsdException w:name="Light Grid Accent 6" w:uiPriority="62"/>
-    <w:lsdException w:name="Medium Shading 1 Accent 6" w:uiPriority="63"/>
-    <w:lsdException w:name="Medium Shading 2 Accent 6" w:uiPriority="64"/>
-    <w:lsdException w:name="Medium List 1 Accent 6" w:uiPriority="65"/>
-    <w:lsdException w:name="Medium List 2 Accent 6" w:uiPriority="66"/>
-    <w:lsdException w:name="Medium Grid 1 Accent 6" w:uiPriority="67"/>
-    <w:lsdException w:name="Medium Grid 2 Accent 6" w:uiPriority="68"/>
-    <w:lsdException w:name="Medium Grid 3 Accent 6" w:uiPriority="69"/>
-    <w:lsdException w:name="Dark List Accent 6" w:uiPriority="70"/>
-    <w:lsdException w:name="Colorful Shading Accent 6" w:uiPriority="71"/>
-    <w:lsdException w:name="Colorful List Accent 6" w:uiPriority="72"/>
-    <w:lsdException w:name="Colorful Grid Accent 6" w:uiPriority="73"/>
-    <w:lsdException w:name="Subtle Emphasis" w:uiPriority="19" w:qFormat="1"/>
-    <w:lsdException w:name="Intense Emphasis" w:uiPriority="21" w:qFormat="1"/>
-    <w:lsdException w:name="Subtle Reference" w:uiPriority="31" w:qFormat="1"/>
-    <w:lsdException w:name="Intense Reference" w:uiPriority="32" w:qFormat="1"/>
-    <w:lsdException w:name="Book Title" w:uiPriority="33" w:qFormat="1"/>
-    <w:lsdException w:name="Bibliography" w:semiHidden="1" w:uiPriority="37" w:unhideWhenUsed="1"/>
-    <w:lsdException w:name="TOC Heading" w:semiHidden="1" w:uiPriority="39" w:unhideWhenUsed="1" w:qFormat="1"/>
-    <w:lsdException w:name="Plain Table 1" w:uiPriority="41"/>
-    <w:lsdException w:name="Plain Table 2" w:uiPriority="42"/>
-    <w:lsdException w:name="Plain Table 3" w:uiPriority="43"/>
-    <w:lsdException w:name="Plain Table 4" w:uiPriority="44"/>
-    <w:lsdException w:name="Plain Table 5" w:uiPriority="45"/>
-    <w:lsdException w:name="Grid Table Light" w:uiPriority="40"/>
-    <w:lsdException w:name="Grid Table 1 Light" w:uiPriority="46"/>
-    <w:lsdException w:name="Grid Table 2" w:uiPriority="47"/>
-    <w:lsdException w:name="Grid Table 3" w:uiPriority="48"/>
-    <w:lsdException w:name="Grid Table 4" w:uiPriority="49"/>
-    <w:lsdException w:name="Grid Table 5 Dark" w:uiPriority="50"/>
-    <w:lsdException w:name="Grid Table 6 Colorful" w:uiPriority="51"/>
-    <w:lsdException w:name="Grid Table 7 Colorful" w:uiPriority="52"/>
-    <w:lsdException w:name="Grid Table 1 Light Accent 1" w:uiPriority="46"/>
-    <w:lsdException w:name="Grid Table 2 Accent 1" w:uiPriority="47"/>
-    <w:lsdException w:name="Grid Table 3 Accent 1" w:uiPriority="48"/>
-    <w:lsdException w:name="Grid Table 4 Accent 1" w:uiPriority="49"/>
-    <w:lsdException w:name="Grid Table 5 Dark Accent 1" w:uiPriority="50"/>
-    <w:lsdException w:name="Grid Table 6 Colorful Accent 1" w:uiPriority="51"/>
-    <w:lsdException w:name="Grid Table 7 Colorful Accent 1" w:uiPriority="52"/>
-    <w:lsdException w:name="Grid Table 1 Light Accent 2" w:uiPriority="46"/>
-    <w:lsdException w:name="Grid Table 2 Accent 2" w:uiPriority="47"/>
-    <w:lsdException w:name="Grid Table 3 Accent 2" w:uiPriority="48"/>
-    <w:lsdException w:name="Grid Table 4 Accent 2" w:uiPriority="49"/>
-    <w:lsdException w:name="Grid Table 5 Dark Accent 2" w:uiPriority="50"/>
-    <w:lsdException w:name="Grid Table 6 Colorful Accent 2" w:uiPriority="51"/>
-    <w:lsdException w:name="Grid Table 7 Colorful Accent 2" w:uiPriority="52"/>
-    <w:lsdException w:name="Grid Table 1 Light Accent 3" w:uiPriority="46"/>
-    <w:lsdException w:name="Grid Table 2 Accent 3" w:uiPriority="47"/>
-    <w:lsdException w:name="Grid Table 3 Accent 3" w:uiPriority="48"/>
-    <w:lsdException w:name="Grid Table 4 Accent 3" w:uiPriority="49"/>
-    <w:lsdException w:name="Grid Table 5 Dark Accent 3" w:uiPriority="50"/>
-    <w:lsdException w:name="Grid Table 6 Colorful Accent 3" w:uiPriority="51"/>
-    <w:lsdException w:name="Grid Table 7 Colorful Accent 3" w:uiPriority="52"/>
-    <w:lsdException w:name="Grid Table 1 Light Accent 4" w:uiPriority="46"/>
-    <w:lsdException w:name="Grid Table 2 Accent 4" w:uiPriority="47"/>
-    <w:lsdException w:name="Grid Table 3 Accent 4" w:uiPriority="48"/>
-    <w:lsdException w:name="Grid Table 4 Accent 4" w:uiPriority="49"/>
-    <w:lsdException w:name="Grid Table 5 Dark Accent 4" w:uiPriority="50"/>
-    <w:lsdException w:name="Grid Table 6 Colorful Accent 4" w:uiPriority="51"/>
-    <w:lsdException w:name="Grid Table 7 Colorful Accent 4" w:uiPriority="52"/>
-    <w:lsdException w:name="Grid Table 1 Light Accent 5" w:uiPriority="46"/>
-    <w:lsdException w:name="Grid Table 2 Accent 5" w:uiPriority="47"/>
-    <w:lsdException w:name="Grid Table 3 Accent 5" w:uiPriority="48"/>
-    <w:lsdException w:name="Grid Table 4 Accent 5" w:uiPriority="49"/>
-    <w:lsdException w:name="Grid Table 5 Dark Accent 5" w:uiPriority="50"/>
-    <w:lsdException w:name="Grid Table 6 Colorful Accent 5" w:uiPriority="51"/>
-    <w:lsdException w:name="Grid Table 7 Colorful Accent 5" w:uiPriority="52"/>
-    <w:lsdException w:name="Grid Table 1 Light Accent 6" w:uiPriority="46"/>
-    <w:lsdException w:name="Grid Table 2 Accent 6" w:uiPriority="47"/>
-    <w:lsdException w:name="Grid Table 3 Accent 6" w:uiPriority="48"/>
-    <w:lsdException w:name="Grid Table 4 Accent 6" w:uiPriority="49"/>
-    <w:lsdException w:name="Grid Table 5 Dark Accent 6" w:uiPriority="50"/>
-    <w:lsdException w:name="Grid Table 6 Colorful Accent 6" w:uiPriority="51"/>
-    <w:lsdException w:name="Grid Table 7 Colorful Accent 6" w:uiPriority="52"/>
-    <w:lsdException w:name="List Table 1 Light" w:uiPriority="46"/>
-    <w:lsdException w:name="List Table 2" w:uiPriority="47"/>
-    <w:lsdException w:name="List Table 3" w:uiPriority="48"/>
-    <w:lsdException w:name="List Table 4" w:uiPriority="49"/>
-    <w:lsdException w:name="List Table 5 Dark" w:uiPriority="50"/>
-    <w:lsdException w:name="List Table 6 Colorful" w:uiPriority="51"/>
-    <w:lsdException w:name="List Table 7 Colorful" w:uiPriority="52"/>
-    <w:lsdException w:name="List Table 1 Light Accent 1" w:uiPriority="46"/>
-    <w:lsdException w:name="List Table 2 Accent 1" w:uiPriority="47"/>
-    <w:lsdException w:name="List Table 3 Accent 1" w:uiPriority="48"/>
-    <w:lsdException w:name="List Table 4 Accent 1" w:uiPriority="49"/>
-    <w:lsdException w:name="List Table 5 Dark Accent 1" w:uiPriority="50"/>
-    <w:lsdException w:name="List Table 6 Colorful Accent 1" w:uiPriority="51"/>
-    <w:lsdException w:name="List Table 7 Colorful Accent 1" w:uiPriority="52"/>
-    <w:lsdException w:name="List Table 1 Light Accent 2" w:uiPriority="46"/>
-    <w:lsdException w:name="List Table 2 Accent 2" w:uiPriority="47"/>
-    <w:lsdException w:name="List Table 3 Accent 2" w:uiPriority="48"/>
-    <w:lsdException w:name="List Table 4 Accent 2" w:uiPriority="49"/>
-    <w:lsdException w:name="List Table 5 Dark Accent 2" w:uiPriority="50"/>
-    <w:lsdException w:name="List Table 6 Colorful Accent 2" w:uiPriority="51"/>
-    <w:lsdException w:name="List Table 7 Colorful Accent 2" w:uiPriority="52"/>
-    <w:lsdException w:name="List Table 1 Light Accent 3" w:uiPriority="46"/>
-    <w:lsdException w:name="List Table 2 Accent 3" w:uiPriority="47"/>
-    <w:lsdException w:name="List Table 3 Accent 3" w:uiPriority="48"/>
-    <w:lsdException w:name="List Table 4 Accent 3" w:uiPriority="49"/>
-    <w:lsdException w:name="List Table 5 Dark Accent 3" w:uiPriority="50"/>
-    <w:lsdException w:name="List Table 6 Colorful Accent 3" w:uiPriority="51"/>
-    <w:lsdException w:name="List Table 7 Colorful Accent 3" w:uiPriority="52"/>
-    <w:lsdException w:name="List Table 1 Light Accent 4" w:uiPriority="46"/>
-    <w:lsdException w:name="List Table 2 Accent 4" w:uiPriority="47"/>
-    <w:lsdException w:name="List Table 3 Accent 4" w:uiPriority="48"/>
-    <w:lsdException w:name="List Table 4 Accent 4" w:uiPriority="49"/>
-    <w:lsdException w:name="List Table 5 Dark Accent 4" w:uiPriority="50"/>
-    <w:lsdException w:name="List Table 6 Colorful Accent 4" w:uiPriority="51"/>
-    <w:lsdException w:name="List Table 7 Colorful Accent 4" w:uiPriority="52"/>
-    <w:lsdException w:name="List Table 1 Light Accent 5" w:uiPriority="46"/>
-    <w:lsdException w:name="List Table 2 Accent 5" w:uiPriority="47"/>
-    <w:lsdException w:name="List Table 3 Accent 5" w:uiPriority="48"/>
-    <w:lsdException w:name="List Table 4 Accent 5" w:uiPriority="49"/>
-    <w:lsdException w:name="List Table 5 Dark Accent 5" w:uiPriority="50"/>
-    <w:lsdException w:name="List Table 6 Colorful Accent 5" w:uiPriority="51"/>
-    <w:lsdException w:name="List Table 7 Colorful Accent 5" w:uiPriority="52"/>
-    <w:lsdException w:name="List Table 1 Light Accent 6" w:uiPriority="46"/>
-    <w:lsdException w:name="List Table 2 Accent 6" w:uiPriority="47"/>
-    <w:lsdException w:name="List Table 3 Accent 6" w:uiPriority="48"/>
-    <w:lsdException w:name="List Table 4 Accent 6" w:uiPriority="49"/>
-    <w:lsdException w:name="List Table 5 Dark Accent 6" w:uiPriority="50"/>
-    <w:lsdException w:name="List Table 6 Colorful Accent 6" w:uiPriority="51"/>
-    <w:lsdException w:name="List Table 7 Colorful Accent 6" w:uiPriority="52"/>
-    <w:lsdException w:name="Mention" w:semiHidden="1" w:uiPriority="99" w:unhideWhenUsed="1"/>
-    <w:lsdException w:name="Smart Hyperlink" w:semiHidden="1" w:uiPriority="99" w:unhideWhenUsed="1"/>
-    <w:lsdException w:name="Hashtag" w:semiHidden="1" w:uiPriority="99" w:unhideWhenUsed="1"/>
-    <w:lsdException w:name="Unresolved Mention" w:semiHidden="1" w:uiPriority="99" w:unhideWhenUsed="1"/>
-    <w:lsdException w:name="Smart Link" w:semiHidden="1" w:uiPriority="99" w:unhideWhenUsed="1"/>
+  <w:latentStyles w:count="260" w:defQFormat="0" w:defUnhideWhenUsed="1" w:defSemiHidden="1" w:defUIPriority="99" w:defLockedState="0">
+    <w:lsdException w:qFormat="1" w:unhideWhenUsed="0" w:uiPriority="0" w:semiHidden="0" w:name="Normal"/>
+    <w:lsdException w:qFormat="1" w:unhideWhenUsed="0" w:uiPriority="0" w:semiHidden="0" w:name="heading 1"/>
+    <w:lsdException w:qFormat="1" w:uiPriority="0" w:semiHidden="0" w:name="heading 2"/>
+    <w:lsdException w:qFormat="1" w:uiPriority="0" w:name="heading 3"/>
+    <w:lsdException w:qFormat="1" w:uiPriority="0" w:semiHidden="0" w:name="heading 4"/>
+    <w:lsdException w:qFormat="1" w:uiPriority="0" w:name="heading 5"/>
+    <w:lsdException w:qFormat="1" w:uiPriority="0" w:name="heading 6"/>
+    <w:lsdException w:qFormat="1" w:uiPriority="0" w:name="heading 7"/>
+    <w:lsdException w:qFormat="1" w:uiPriority="0" w:name="heading 8"/>
+    <w:lsdException w:qFormat="1" w:uiPriority="0" w:name="heading 9"/>
+    <w:lsdException w:unhideWhenUsed="0" w:uiPriority="0" w:semiHidden="0" w:name="index 1"/>
+    <w:lsdException w:unhideWhenUsed="0" w:uiPriority="0" w:semiHidden="0" w:name="index 2"/>
+    <w:lsdException w:unhideWhenUsed="0" w:uiPriority="0" w:semiHidden="0" w:name="index 3"/>
+    <w:lsdException w:unhideWhenUsed="0" w:uiPriority="0" w:semiHidden="0" w:name="index 4"/>
+    <w:lsdException w:unhideWhenUsed="0" w:uiPriority="0" w:semiHidden="0" w:name="index 5"/>
+    <w:lsdException w:unhideWhenUsed="0" w:uiPriority="0" w:semiHidden="0" w:name="index 6"/>
+    <w:lsdException w:unhideWhenUsed="0" w:uiPriority="0" w:semiHidden="0" w:name="index 7"/>
+    <w:lsdException w:unhideWhenUsed="0" w:uiPriority="0" w:semiHidden="0" w:name="index 8"/>
+    <w:lsdException w:unhideWhenUsed="0" w:uiPriority="0" w:semiHidden="0" w:name="index 9"/>
+    <w:lsdException w:qFormat="1" w:unhideWhenUsed="0" w:uiPriority="0" w:semiHidden="0" w:name="toc 1"/>
+    <w:lsdException w:qFormat="1" w:unhideWhenUsed="0" w:uiPriority="0" w:semiHidden="0" w:name="toc 2"/>
+    <w:lsdException w:qFormat="1" w:unhideWhenUsed="0" w:uiPriority="0" w:semiHidden="0" w:name="toc 3"/>
+    <w:lsdException w:unhideWhenUsed="0" w:uiPriority="0" w:semiHidden="0" w:name="toc 4"/>
+    <w:lsdException w:unhideWhenUsed="0" w:uiPriority="0" w:semiHidden="0" w:name="toc 5"/>
+    <w:lsdException w:unhideWhenUsed="0" w:uiPriority="0" w:semiHidden="0" w:name="toc 6"/>
+    <w:lsdException w:unhideWhenUsed="0" w:uiPriority="0" w:semiHidden="0" w:name="toc 7"/>
+    <w:lsdException w:unhideWhenUsed="0" w:uiPriority="0" w:semiHidden="0" w:name="toc 8"/>
+    <w:lsdException w:unhideWhenUsed="0" w:uiPriority="0" w:semiHidden="0" w:name="toc 9"/>
+    <w:lsdException w:unhideWhenUsed="0" w:uiPriority="0" w:semiHidden="0" w:name="Normal Indent"/>
+    <w:lsdException w:unhideWhenUsed="0" w:uiPriority="0" w:semiHidden="0" w:name="footnote text"/>
+    <w:lsdException w:qFormat="1" w:unhideWhenUsed="0" w:uiPriority="0" w:semiHidden="0" w:name="annotation text"/>
+    <w:lsdException w:qFormat="1" w:unhideWhenUsed="0" w:uiPriority="0" w:semiHidden="0" w:name="header"/>
+    <w:lsdException w:qFormat="1" w:unhideWhenUsed="0" w:uiPriority="0" w:semiHidden="0" w:name="footer"/>
+    <w:lsdException w:unhideWhenUsed="0" w:uiPriority="0" w:semiHidden="0" w:name="index heading"/>
+    <w:lsdException w:qFormat="1" w:uiPriority="0" w:name="caption"/>
+    <w:lsdException w:unhideWhenUsed="0" w:uiPriority="0" w:semiHidden="0" w:name="table of figures"/>
+    <w:lsdException w:unhideWhenUsed="0" w:uiPriority="0" w:semiHidden="0" w:name="envelope address"/>
+    <w:lsdException w:unhideWhenUsed="0" w:uiPriority="0" w:semiHidden="0" w:name="envelope return"/>
+    <w:lsdException w:unhideWhenUsed="0" w:uiPriority="0" w:semiHidden="0" w:name="footnote reference"/>
+    <w:lsdException w:unhideWhenUsed="0" w:uiPriority="0" w:semiHidden="0" w:name="annotation reference"/>
+    <w:lsdException w:unhideWhenUsed="0" w:uiPriority="0" w:semiHidden="0" w:name="line number"/>
+    <w:lsdException w:unhideWhenUsed="0" w:uiPriority="0" w:semiHidden="0" w:name="page number"/>
+    <w:lsdException w:unhideWhenUsed="0" w:uiPriority="0" w:semiHidden="0" w:name="endnote reference"/>
+    <w:lsdException w:unhideWhenUsed="0" w:uiPriority="0" w:semiHidden="0" w:name="endnote text"/>
+    <w:lsdException w:unhideWhenUsed="0" w:uiPriority="0" w:semiHidden="0" w:name="table of authorities"/>
+    <w:lsdException w:unhideWhenUsed="0" w:uiPriority="0" w:semiHidden="0" w:name="macro"/>
+    <w:lsdException w:unhideWhenUsed="0" w:uiPriority="0" w:semiHidden="0" w:name="toa heading"/>
+    <w:lsdException w:unhideWhenUsed="0" w:uiPriority="0" w:semiHidden="0" w:name="List"/>
+    <w:lsdException w:unhideWhenUsed="0" w:uiPriority="0" w:semiHidden="0" w:name="List Bullet"/>
+    <w:lsdException w:unhideWhenUsed="0" w:uiPriority="0" w:semiHidden="0" w:name="List Number"/>
+    <w:lsdException w:unhideWhenUsed="0" w:uiPriority="0" w:semiHidden="0" w:name="List 2"/>
+    <w:lsdException w:unhideWhenUsed="0" w:uiPriority="0" w:semiHidden="0" w:name="List 3"/>
+    <w:lsdException w:unhideWhenUsed="0" w:uiPriority="0" w:semiHidden="0" w:name="List 4"/>
+    <w:lsdException w:unhideWhenUsed="0" w:uiPriority="0" w:semiHidden="0" w:name="List 5"/>
+    <w:lsdException w:unhideWhenUsed="0" w:uiPriority="0" w:semiHidden="0" w:name="List Bullet 2"/>
+    <w:lsdException w:unhideWhenUsed="0" w:uiPriority="0" w:semiHidden="0" w:name="List Bullet 3"/>
+    <w:lsdException w:unhideWhenUsed="0" w:uiPriority="0" w:semiHidden="0" w:name="List Bullet 4"/>
+    <w:lsdException w:unhideWhenUsed="0" w:uiPriority="0" w:semiHidden="0" w:name="List Bullet 5"/>
+    <w:lsdException w:unhideWhenUsed="0" w:uiPriority="0" w:semiHidden="0" w:name="List Number 2"/>
+    <w:lsdException w:unhideWhenUsed="0" w:uiPriority="0" w:semiHidden="0" w:name="List Number 3"/>
+    <w:lsdException w:unhideWhenUsed="0" w:uiPriority="0" w:semiHidden="0" w:name="List Number 4"/>
+    <w:lsdException w:unhideWhenUsed="0" w:uiPriority="0" w:semiHidden="0" w:name="List Number 5"/>
+    <w:lsdException w:qFormat="1" w:unhideWhenUsed="0" w:uiPriority="0" w:semiHidden="0" w:name="Title"/>
+    <w:lsdException w:unhideWhenUsed="0" w:uiPriority="0" w:semiHidden="0" w:name="Closing"/>
+    <w:lsdException w:unhideWhenUsed="0" w:uiPriority="0" w:semiHidden="0" w:name="Signature"/>
+    <w:lsdException w:uiPriority="1" w:name="Default Paragraph Font"/>
+    <w:lsdException w:qFormat="1" w:unhideWhenUsed="0" w:uiPriority="0" w:name="Body Text"/>
+    <w:lsdException w:unhideWhenUsed="0" w:uiPriority="0" w:semiHidden="0" w:name="Body Text Indent"/>
+    <w:lsdException w:unhideWhenUsed="0" w:uiPriority="0" w:semiHidden="0" w:name="List Continue"/>
+    <w:lsdException w:unhideWhenUsed="0" w:uiPriority="0" w:semiHidden="0" w:name="List Continue 2"/>
+    <w:lsdException w:unhideWhenUsed="0" w:uiPriority="0" w:semiHidden="0" w:name="List Continue 3"/>
+    <w:lsdException w:unhideWhenUsed="0" w:uiPriority="0" w:semiHidden="0" w:name="List Continue 4"/>
+    <w:lsdException w:unhideWhenUsed="0" w:uiPriority="0" w:semiHidden="0" w:name="List Continue 5"/>
+    <w:lsdException w:unhideWhenUsed="0" w:uiPriority="0" w:semiHidden="0" w:name="Message Header"/>
+    <w:lsdException w:qFormat="1" w:unhideWhenUsed="0" w:uiPriority="0" w:semiHidden="0" w:name="Subtitle"/>
+    <w:lsdException w:unhideWhenUsed="0" w:uiPriority="0" w:semiHidden="0" w:name="Salutation"/>
+    <w:lsdException w:unhideWhenUsed="0" w:uiPriority="0" w:semiHidden="0" w:name="Date"/>
+    <w:lsdException w:unhideWhenUsed="0" w:uiPriority="0" w:semiHidden="0" w:name="Body Text First Indent"/>
+    <w:lsdException w:unhideWhenUsed="0" w:uiPriority="0" w:semiHidden="0" w:name="Body Text First Indent 2"/>
+    <w:lsdException w:uiPriority="99" w:name="Note Heading"/>
+    <w:lsdException w:unhideWhenUsed="0" w:uiPriority="0" w:semiHidden="0" w:name="Body Text 2"/>
+    <w:lsdException w:unhideWhenUsed="0" w:uiPriority="0" w:semiHidden="0" w:name="Body Text 3"/>
+    <w:lsdException w:unhideWhenUsed="0" w:uiPriority="0" w:semiHidden="0" w:name="Body Text Indent 2"/>
+    <w:lsdException w:unhideWhenUsed="0" w:uiPriority="0" w:semiHidden="0" w:name="Body Text Indent 3"/>
+    <w:lsdException w:unhideWhenUsed="0" w:uiPriority="0" w:semiHidden="0" w:name="Block Text"/>
+    <w:lsdException w:unhideWhenUsed="0" w:uiPriority="0" w:semiHidden="0" w:name="Hyperlink"/>
+    <w:lsdException w:unhideWhenUsed="0" w:uiPriority="0" w:semiHidden="0" w:name="FollowedHyperlink"/>
+    <w:lsdException w:qFormat="1" w:unhideWhenUsed="0" w:uiPriority="0" w:semiHidden="0" w:name="Strong"/>
+    <w:lsdException w:qFormat="1" w:unhideWhenUsed="0" w:uiPriority="0" w:semiHidden="0" w:name="Emphasis"/>
+    <w:lsdException w:unhideWhenUsed="0" w:uiPriority="0" w:semiHidden="0" w:name="Document Map"/>
+    <w:lsdException w:unhideWhenUsed="0" w:uiPriority="0" w:semiHidden="0" w:name="Plain Text"/>
+    <w:lsdException w:unhideWhenUsed="0" w:uiPriority="0" w:semiHidden="0" w:name="E-mail Signature"/>
+    <w:lsdException w:qFormat="1" w:unhideWhenUsed="0" w:uiPriority="0" w:semiHidden="0" w:name="Normal (Web)"/>
+    <w:lsdException w:unhideWhenUsed="0" w:uiPriority="0" w:semiHidden="0" w:name="HTML Acronym"/>
+    <w:lsdException w:unhideWhenUsed="0" w:uiPriority="0" w:semiHidden="0" w:name="HTML Address"/>
+    <w:lsdException w:unhideWhenUsed="0" w:uiPriority="0" w:semiHidden="0" w:name="HTML Cite"/>
+    <w:lsdException w:unhideWhenUsed="0" w:uiPriority="0" w:semiHidden="0" w:name="HTML Code"/>
+    <w:lsdException w:unhideWhenUsed="0" w:uiPriority="0" w:semiHidden="0" w:name="HTML Definition"/>
+    <w:lsdException w:unhideWhenUsed="0" w:uiPriority="0" w:semiHidden="0" w:name="HTML Keyboard"/>
+    <w:lsdException w:unhideWhenUsed="0" w:uiPriority="0" w:semiHidden="0" w:name="HTML Preformatted"/>
+    <w:lsdException w:unhideWhenUsed="0" w:uiPriority="0" w:semiHidden="0" w:name="HTML Sample"/>
+    <w:lsdException w:unhideWhenUsed="0" w:uiPriority="0" w:semiHidden="0" w:name="HTML Typewriter"/>
+    <w:lsdException w:unhideWhenUsed="0" w:uiPriority="0" w:semiHidden="0" w:name="HTML Variable"/>
+    <w:lsdException w:uiPriority="99" w:name="Normal Table"/>
+    <w:lsdException w:unhideWhenUsed="0" w:uiPriority="0" w:semiHidden="0" w:name="annotation subject"/>
+    <w:lsdException w:uiPriority="0" w:name="Table Simple 1"/>
+    <w:lsdException w:uiPriority="0" w:name="Table Simple 2"/>
+    <w:lsdException w:uiPriority="0" w:name="Table Simple 3"/>
+    <w:lsdException w:uiPriority="0" w:name="Table Classic 1"/>
+    <w:lsdException w:uiPriority="0" w:name="Table Classic 2"/>
+    <w:lsdException w:uiPriority="0" w:name="Table Classic 3"/>
+    <w:lsdException w:uiPriority="0" w:name="Table Classic 4"/>
+    <w:lsdException w:uiPriority="0" w:name="Table Colorful 1"/>
+    <w:lsdException w:uiPriority="0" w:name="Table Colorful 2"/>
+    <w:lsdException w:uiPriority="0" w:name="Table Colorful 3"/>
+    <w:lsdException w:uiPriority="0" w:name="Table Columns 1"/>
+    <w:lsdException w:uiPriority="0" w:name="Table Columns 2"/>
+    <w:lsdException w:uiPriority="0" w:name="Table Columns 3"/>
+    <w:lsdException w:uiPriority="0" w:name="Table Columns 4"/>
+    <w:lsdException w:uiPriority="0" w:name="Table Columns 5"/>
+    <w:lsdException w:uiPriority="0" w:name="Table Grid 1"/>
+    <w:lsdException w:uiPriority="0" w:name="Table Grid 2"/>
+    <w:lsdException w:uiPriority="0" w:name="Table Grid 3"/>
+    <w:lsdException w:uiPriority="0" w:name="Table Grid 4"/>
+    <w:lsdException w:uiPriority="0" w:name="Table Grid 5"/>
+    <w:lsdException w:uiPriority="0" w:name="Table Grid 6"/>
+    <w:lsdException w:uiPriority="0" w:name="Table Grid 7"/>
+    <w:lsdException w:uiPriority="0" w:name="Table Grid 8"/>
+    <w:lsdException w:uiPriority="0" w:name="Table List 1"/>
+    <w:lsdException w:uiPriority="0" w:name="Table List 2"/>
+    <w:lsdException w:uiPriority="0" w:name="Table List 3"/>
+    <w:lsdException w:uiPriority="0" w:name="Table List 4"/>
+    <w:lsdException w:uiPriority="0" w:name="Table List 5"/>
+    <w:lsdException w:uiPriority="0" w:name="Table List 6"/>
+    <w:lsdException w:uiPriority="0" w:name="Table List 7"/>
+    <w:lsdException w:uiPriority="0" w:name="Table List 8"/>
+    <w:lsdException w:uiPriority="0" w:name="Table 3D effects 1"/>
+    <w:lsdException w:uiPriority="0" w:name="Table 3D effects 2"/>
+    <w:lsdException w:uiPriority="0" w:name="Table 3D effects 3"/>
+    <w:lsdException w:uiPriority="0" w:name="Table Contemporary"/>
+    <w:lsdException w:uiPriority="0" w:name="Table Elegant"/>
+    <w:lsdException w:uiPriority="0" w:name="Table Professional"/>
+    <w:lsdException w:uiPriority="0" w:name="Table Subtle 1"/>
+    <w:lsdException w:uiPriority="0" w:name="Table Subtle 2"/>
+    <w:lsdException w:uiPriority="0" w:name="Table Web 1"/>
+    <w:lsdException w:uiPriority="0" w:name="Table Web 2"/>
+    <w:lsdException w:uiPriority="0" w:name="Table Web 3"/>
+    <w:lsdException w:unhideWhenUsed="0" w:uiPriority="0" w:semiHidden="0" w:name="Balloon Text"/>
+    <w:lsdException w:qFormat="1" w:unhideWhenUsed="0" w:uiPriority="0" w:semiHidden="0" w:name="Table Grid"/>
+    <w:lsdException w:uiPriority="0" w:name="Table Theme"/>
+    <w:lsdException w:unhideWhenUsed="0" w:uiPriority="60" w:semiHidden="0" w:name="Light Shading"/>
+    <w:lsdException w:unhideWhenUsed="0" w:uiPriority="61" w:semiHidden="0" w:name="Light List"/>
+    <w:lsdException w:unhideWhenUsed="0" w:uiPriority="62" w:semiHidden="0" w:name="Light Grid"/>
+    <w:lsdException w:unhideWhenUsed="0" w:uiPriority="63" w:semiHidden="0" w:name="Medium Shading 1"/>
+    <w:lsdException w:unhideWhenUsed="0" w:uiPriority="64" w:semiHidden="0" w:name="Medium Shading 2"/>
+    <w:lsdException w:unhideWhenUsed="0" w:uiPriority="65" w:semiHidden="0" w:name="Medium List 1"/>
+    <w:lsdException w:unhideWhenUsed="0" w:uiPriority="66" w:semiHidden="0" w:name="Medium List 2"/>
+    <w:lsdException w:unhideWhenUsed="0" w:uiPriority="67" w:semiHidden="0" w:name="Medium Grid 1"/>
+    <w:lsdException w:unhideWhenUsed="0" w:uiPriority="68" w:semiHidden="0" w:name="Medium Grid 2"/>
+    <w:lsdException w:unhideWhenUsed="0" w:uiPriority="69" w:semiHidden="0" w:name="Medium Grid 3"/>
+    <w:lsdException w:unhideWhenUsed="0" w:uiPriority="70" w:semiHidden="0" w:name="Dark List"/>
+    <w:lsdException w:unhideWhenUsed="0" w:uiPriority="71" w:semiHidden="0" w:name="Colorful Shading"/>
+    <w:lsdException w:unhideWhenUsed="0" w:uiPriority="72" w:semiHidden="0" w:name="Colorful List"/>
+    <w:lsdException w:unhideWhenUsed="0" w:uiPriority="73" w:semiHidden="0" w:name="Colorful Grid"/>
+    <w:lsdException w:unhideWhenUsed="0" w:uiPriority="60" w:semiHidden="0" w:name="Light Shading Accent 1"/>
+    <w:lsdException w:unhideWhenUsed="0" w:uiPriority="61" w:semiHidden="0" w:name="Light List Accent 1"/>
+    <w:lsdException w:unhideWhenUsed="0" w:uiPriority="62" w:semiHidden="0" w:name="Light Grid Accent 1"/>
+    <w:lsdException w:unhideWhenUsed="0" w:uiPriority="63" w:semiHidden="0" w:name="Medium Shading 1 Accent 1"/>
+    <w:lsdException w:unhideWhenUsed="0" w:uiPriority="64" w:semiHidden="0" w:name="Medium Shading 2 Accent 1"/>
+    <w:lsdException w:unhideWhenUsed="0" w:uiPriority="65" w:semiHidden="0" w:name="Medium List 1 Accent 1"/>
+    <w:lsdException w:unhideWhenUsed="0" w:uiPriority="66" w:semiHidden="0" w:name="Medium List 2 Accent 1"/>
+    <w:lsdException w:unhideWhenUsed="0" w:uiPriority="67" w:semiHidden="0" w:name="Medium Grid 1 Accent 1"/>
+    <w:lsdException w:unhideWhenUsed="0" w:uiPriority="68" w:semiHidden="0" w:name="Medium Grid 2 Accent 1"/>
+    <w:lsdException w:unhideWhenUsed="0" w:uiPriority="69" w:semiHidden="0" w:name="Medium Grid 3 Accent 1"/>
+    <w:lsdException w:unhideWhenUsed="0" w:uiPriority="70" w:semiHidden="0" w:name="Dark List Accent 1"/>
+    <w:lsdException w:unhideWhenUsed="0" w:uiPriority="71" w:semiHidden="0" w:name="Colorful Shading Accent 1"/>
+    <w:lsdException w:unhideWhenUsed="0" w:uiPriority="72" w:semiHidden="0" w:name="Colorful List Accent 1"/>
+    <w:lsdException w:unhideWhenUsed="0" w:uiPriority="73" w:semiHidden="0" w:name="Colorful Grid Accent 1"/>
+    <w:lsdException w:unhideWhenUsed="0" w:uiPriority="60" w:semiHidden="0" w:name="Light Shading Accent 2"/>
+    <w:lsdException w:unhideWhenUsed="0" w:uiPriority="61" w:semiHidden="0" w:name="Light List Accent 2"/>
+    <w:lsdException w:unhideWhenUsed="0" w:uiPriority="62" w:semiHidden="0" w:name="Light Grid Accent 2"/>
+    <w:lsdException w:unhideWhenUsed="0" w:uiPriority="63" w:semiHidden="0" w:name="Medium Shading 1 Accent 2"/>
+    <w:lsdException w:unhideWhenUsed="0" w:uiPriority="64" w:semiHidden="0" w:name="Medium Shading 2 Accent 2"/>
+    <w:lsdException w:unhideWhenUsed="0" w:uiPriority="65" w:semiHidden="0" w:name="Medium List 1 Accent 2"/>
+    <w:lsdException w:unhideWhenUsed="0" w:uiPriority="66" w:semiHidden="0" w:name="Medium List 2 Accent 2"/>
+    <w:lsdException w:unhideWhenUsed="0" w:uiPriority="67" w:semiHidden="0" w:name="Medium Grid 1 Accent 2"/>
+    <w:lsdException w:unhideWhenUsed="0" w:uiPriority="68" w:semiHidden="0" w:name="Medium Grid 2 Accent 2"/>
+    <w:lsdException w:unhideWhenUsed="0" w:uiPriority="69" w:semiHidden="0" w:name="Medium Grid 3 Accent 2"/>
+    <w:lsdException w:unhideWhenUsed="0" w:uiPriority="70" w:semiHidden="0" w:name="Dark List Accent 2"/>
+    <w:lsdException w:unhideWhenUsed="0" w:uiPriority="71" w:semiHidden="0" w:name="Colorful Shading Accent 2"/>
+    <w:lsdException w:unhideWhenUsed="0" w:uiPriority="72" w:semiHidden="0" w:name="Colorful List Accent 2"/>
+    <w:lsdException w:unhideWhenUsed="0" w:uiPriority="73" w:semiHidden="0" w:name="Colorful Grid Accent 2"/>
+    <w:lsdException w:unhideWhenUsed="0" w:uiPriority="60" w:semiHidden="0" w:name="Light Shading Accent 3"/>
+    <w:lsdException w:unhideWhenUsed="0" w:uiPriority="61" w:semiHidden="0" w:name="Light List Accent 3"/>
+    <w:lsdException w:unhideWhenUsed="0" w:uiPriority="62" w:semiHidden="0" w:name="Light Grid Accent 3"/>
+    <w:lsdException w:unhideWhenUsed="0" w:uiPriority="63" w:semiHidden="0" w:name="Medium Shading 1 Accent 3"/>
+    <w:lsdException w:unhideWhenUsed="0" w:uiPriority="64" w:semiHidden="0" w:name="Medium Shading 2 Accent 3"/>
+    <w:lsdException w:unhideWhenUsed="0" w:uiPriority="65" w:semiHidden="0" w:name="Medium List 1 Accent 3"/>
+    <w:lsdException w:unhideWhenUsed="0" w:uiPriority="66" w:semiHidden="0" w:name="Medium List 2 Accent 3"/>
+    <w:lsdException w:unhideWhenUsed="0" w:uiPriority="67" w:semiHidden="0" w:name="Medium Grid 1 Accent 3"/>
+    <w:lsdException w:unhideWhenUsed="0" w:uiPriority="68" w:semiHidden="0" w:name="Medium Grid 2 Accent 3"/>
+    <w:lsdException w:unhideWhenUsed="0" w:uiPriority="69" w:semiHidden="0" w:name="Medium Grid 3 Accent 3"/>
+    <w:lsdException w:unhideWhenUsed="0" w:uiPriority="70" w:semiHidden="0" w:name="Dark List Accent 3"/>
+    <w:lsdException w:unhideWhenUsed="0" w:uiPriority="71" w:semiHidden="0" w:name="Colorful Shading Accent 3"/>
+    <w:lsdException w:unhideWhenUsed="0" w:uiPriority="72" w:semiHidden="0" w:name="Colorful List Accent 3"/>
+    <w:lsdException w:unhideWhenUsed="0" w:uiPriority="73" w:semiHidden="0" w:name="Colorful Grid Accent 3"/>
+    <w:lsdException w:unhideWhenUsed="0" w:uiPriority="60" w:semiHidden="0" w:name="Light Shading Accent 4"/>
+    <w:lsdException w:unhideWhenUsed="0" w:uiPriority="61" w:semiHidden="0" w:name="Light List Accent 4"/>
+    <w:lsdException w:unhideWhenUsed="0" w:uiPriority="62" w:semiHidden="0" w:name="Light Grid Accent 4"/>
+    <w:lsdException w:unhideWhenUsed="0" w:uiPriority="63" w:semiHidden="0" w:name="Medium Shading 1 Accent 4"/>
+    <w:lsdException w:unhideWhenUsed="0" w:uiPriority="64" w:semiHidden="0" w:name="Medium Shading 2 Accent 4"/>
+    <w:lsdException w:unhideWhenUsed="0" w:uiPriority="65" w:semiHidden="0" w:name="Medium List 1 Accent 4"/>
+    <w:lsdException w:unhideWhenUsed="0" w:uiPriority="66" w:semiHidden="0" w:name="Medium List 2 Accent 4"/>
+    <w:lsdException w:unhideWhenUsed="0" w:uiPriority="67" w:semiHidden="0" w:name="Medium Grid 1 Accent 4"/>
+    <w:lsdException w:unhideWhenUsed="0" w:uiPriority="68" w:semiHidden="0" w:name="Medium Grid 2 Accent 4"/>
+    <w:lsdException w:unhideWhenUsed="0" w:uiPriority="69" w:semiHidden="0" w:name="Medium Grid 3 Accent 4"/>
+    <w:lsdException w:unhideWhenUsed="0" w:uiPriority="70" w:semiHidden="0" w:name="Dark List Accent 4"/>
+    <w:lsdException w:unhideWhenUsed="0" w:uiPriority="71" w:semiHidden="0" w:name="Colorful Shading Accent 4"/>
+    <w:lsdException w:unhideWhenUsed="0" w:uiPriority="72" w:semiHidden="0" w:name="Colorful List Accent 4"/>
+    <w:lsdException w:unhideWhenUsed="0" w:uiPriority="73" w:semiHidden="0" w:name="Colorful Grid Accent 4"/>
+    <w:lsdException w:unhideWhenUsed="0" w:uiPriority="60" w:semiHidden="0" w:name="Light Shading Accent 5"/>
+    <w:lsdException w:unhideWhenUsed="0" w:uiPriority="61" w:semiHidden="0" w:name="Light List Accent 5"/>
+    <w:lsdException w:unhideWhenUsed="0" w:uiPriority="62" w:semiHidden="0" w:name="Light Grid Accent 5"/>
+    <w:lsdException w:unhideWhenUsed="0" w:uiPriority="63" w:semiHidden="0" w:name="Medium Shading 1 Accent 5"/>
+    <w:lsdException w:unhideWhenUsed="0" w:uiPriority="64" w:semiHidden="0" w:name="Medium Shading 2 Accent 5"/>
+    <w:lsdException w:unhideWhenUsed="0" w:uiPriority="65" w:semiHidden="0" w:name="Medium List 1 Accent 5"/>
+    <w:lsdException w:unhideWhenUsed="0" w:uiPriority="66" w:semiHidden="0" w:name="Medium List 2 Accent 5"/>
+    <w:lsdException w:unhideWhenUsed="0" w:uiPriority="67" w:semiHidden="0" w:name="Medium Grid 1 Accent 5"/>
+    <w:lsdException w:unhideWhenUsed="0" w:uiPriority="68" w:semiHidden="0" w:name="Medium Grid 2 Accent 5"/>
+    <w:lsdException w:unhideWhenUsed="0" w:uiPriority="69" w:semiHidden="0" w:name="Medium Grid 3 Accent 5"/>
+    <w:lsdException w:unhideWhenUsed="0" w:uiPriority="70" w:semiHidden="0" w:name="Dark List Accent 5"/>
+    <w:lsdException w:unhideWhenUsed="0" w:uiPriority="71" w:semiHidden="0" w:name="Colorful Shading Accent 5"/>
+    <w:lsdException w:unhideWhenUsed="0" w:uiPriority="72" w:semiHidden="0" w:name="Colorful List Accent 5"/>
+    <w:lsdException w:unhideWhenUsed="0" w:uiPriority="73" w:semiHidden="0" w:name="Colorful Grid Accent 5"/>
+    <w:lsdException w:unhideWhenUsed="0" w:uiPriority="60" w:semiHidden="0" w:name="Light Shading Accent 6"/>
+    <w:lsdException w:unhideWhenUsed="0" w:uiPriority="61" w:semiHidden="0" w:name="Light List Accent 6"/>
+    <w:lsdException w:unhideWhenUsed="0" w:uiPriority="62" w:semiHidden="0" w:name="Light Grid Accent 6"/>
+    <w:lsdException w:unhideWhenUsed="0" w:uiPriority="63" w:semiHidden="0" w:name="Medium Shading 1 Accent 6"/>
+    <w:lsdException w:unhideWhenUsed="0" w:uiPriority="64" w:semiHidden="0" w:name="Medium Shading 2 Accent 6"/>
+    <w:lsdException w:unhideWhenUsed="0" w:uiPriority="65" w:semiHidden="0" w:name="Medium List 1 Accent 6"/>
+    <w:lsdException w:unhideWhenUsed="0" w:uiPriority="66" w:semiHidden="0" w:name="Medium List 2 Accent 6"/>
+    <w:lsdException w:unhideWhenUsed="0" w:uiPriority="67" w:semiHidden="0" w:name="Medium Grid 1 Accent 6"/>
+    <w:lsdException w:unhideWhenUsed="0" w:uiPriority="68" w:semiHidden="0" w:name="Medium Grid 2 Accent 6"/>
+    <w:lsdException w:unhideWhenUsed="0" w:uiPriority="69" w:semiHidden="0" w:name="Medium Grid 3 Accent 6"/>
+    <w:lsdException w:unhideWhenUsed="0" w:uiPriority="70" w:semiHidden="0" w:name="Dark List Accent 6"/>
+    <w:lsdException w:unhideWhenUsed="0" w:uiPriority="71" w:semiHidden="0" w:name="Colorful Shading Accent 6"/>
+    <w:lsdException w:unhideWhenUsed="0" w:uiPriority="72" w:semiHidden="0" w:name="Colorful List Accent 6"/>
+    <w:lsdException w:unhideWhenUsed="0" w:uiPriority="73" w:semiHidden="0" w:name="Colorful Grid Accent 6"/>
   </w:latentStyles>
-  <w:style w:type="paragraph" w:default="1" w:styleId="a">
+  <w:style w:type="paragraph" w:default="1" w:styleId="1">
     <w:name w:val="Normal"/>
     <w:qFormat/>
+    <w:uiPriority w:val="0"/>
     <w:pPr>
       <w:kinsoku w:val="0"/>
       <w:autoSpaceDE w:val="0"/>
@@ -3358,23 +3659,25 @@
       <w:textAlignment w:val="baseline"/>
     </w:pPr>
     <w:rPr>
-      <w:rFonts w:ascii="Arial" w:hAnsi="Arial" w:cs="Arial"/>
+      <w:rFonts w:ascii="Arial" w:hAnsi="Arial" w:eastAsia="宋体" w:cs="Arial"/>
       <w:snapToGrid w:val="0"/>
       <w:color w:val="000000"/>
       <w:sz w:val="21"/>
       <w:szCs w:val="21"/>
-      <w:lang w:eastAsia="en-US"/>
+      <w:lang w:val="en-US" w:eastAsia="en-US" w:bidi="ar-SA"/>
     </w:rPr>
   </w:style>
-  <w:style w:type="paragraph" w:styleId="1">
+  <w:style w:type="paragraph" w:styleId="2">
     <w:name w:val="heading 1"/>
-    <w:basedOn w:val="a"/>
-    <w:next w:val="a"/>
+    <w:basedOn w:val="1"/>
+    <w:next w:val="1"/>
     <w:qFormat/>
+    <w:uiPriority w:val="0"/>
     <w:pPr>
       <w:keepNext/>
       <w:keepLines/>
       <w:numPr>
+        <w:ilvl w:val="0"/>
         <w:numId w:val="1"/>
       </w:numPr>
       <w:spacing w:before="340" w:after="330" w:line="576" w:lineRule="auto"/>
@@ -3386,12 +3689,13 @@
       <w:sz w:val="44"/>
     </w:rPr>
   </w:style>
-  <w:style w:type="paragraph" w:styleId="2">
+  <w:style w:type="paragraph" w:styleId="3">
     <w:name w:val="heading 2"/>
-    <w:basedOn w:val="a"/>
-    <w:next w:val="a"/>
+    <w:basedOn w:val="1"/>
+    <w:next w:val="1"/>
     <w:unhideWhenUsed/>
     <w:qFormat/>
+    <w:uiPriority w:val="0"/>
     <w:pPr>
       <w:keepNext/>
       <w:keepLines/>
@@ -3408,13 +3712,14 @@
       <w:sz w:val="32"/>
     </w:rPr>
   </w:style>
-  <w:style w:type="paragraph" w:styleId="3">
+  <w:style w:type="paragraph" w:styleId="4">
     <w:name w:val="heading 3"/>
-    <w:basedOn w:val="a"/>
-    <w:next w:val="a"/>
+    <w:basedOn w:val="1"/>
+    <w:next w:val="1"/>
     <w:semiHidden/>
     <w:unhideWhenUsed/>
     <w:qFormat/>
+    <w:uiPriority w:val="0"/>
     <w:pPr>
       <w:keepNext/>
       <w:keepLines/>
@@ -3430,12 +3735,13 @@
       <w:sz w:val="32"/>
     </w:rPr>
   </w:style>
-  <w:style w:type="paragraph" w:styleId="4">
+  <w:style w:type="paragraph" w:styleId="5">
     <w:name w:val="heading 4"/>
-    <w:basedOn w:val="a"/>
-    <w:next w:val="a"/>
+    <w:basedOn w:val="1"/>
+    <w:next w:val="1"/>
     <w:unhideWhenUsed/>
     <w:qFormat/>
+    <w:uiPriority w:val="0"/>
     <w:pPr>
       <w:keepNext/>
       <w:keepLines/>
@@ -3452,13 +3758,14 @@
       <w:sz w:val="28"/>
     </w:rPr>
   </w:style>
-  <w:style w:type="paragraph" w:styleId="5">
+  <w:style w:type="paragraph" w:styleId="6">
     <w:name w:val="heading 5"/>
-    <w:basedOn w:val="a"/>
-    <w:next w:val="a"/>
+    <w:basedOn w:val="1"/>
+    <w:next w:val="1"/>
     <w:semiHidden/>
     <w:unhideWhenUsed/>
     <w:qFormat/>
+    <w:uiPriority w:val="0"/>
     <w:pPr>
       <w:keepNext/>
       <w:keepLines/>
@@ -3474,13 +3781,14 @@
       <w:sz w:val="28"/>
     </w:rPr>
   </w:style>
-  <w:style w:type="paragraph" w:styleId="6">
+  <w:style w:type="paragraph" w:styleId="7">
     <w:name w:val="heading 6"/>
-    <w:basedOn w:val="a"/>
-    <w:next w:val="a"/>
+    <w:basedOn w:val="1"/>
+    <w:next w:val="1"/>
     <w:semiHidden/>
     <w:unhideWhenUsed/>
     <w:qFormat/>
+    <w:uiPriority w:val="0"/>
     <w:pPr>
       <w:keepNext/>
       <w:keepLines/>
@@ -3497,13 +3805,14 @@
       <w:sz w:val="24"/>
     </w:rPr>
   </w:style>
-  <w:style w:type="paragraph" w:styleId="7">
+  <w:style w:type="paragraph" w:styleId="8">
     <w:name w:val="heading 7"/>
-    <w:basedOn w:val="a"/>
-    <w:next w:val="a"/>
+    <w:basedOn w:val="1"/>
+    <w:next w:val="1"/>
     <w:semiHidden/>
     <w:unhideWhenUsed/>
     <w:qFormat/>
+    <w:uiPriority w:val="0"/>
     <w:pPr>
       <w:keepNext/>
       <w:keepLines/>
@@ -3519,13 +3828,14 @@
       <w:sz w:val="24"/>
     </w:rPr>
   </w:style>
-  <w:style w:type="paragraph" w:styleId="8">
+  <w:style w:type="paragraph" w:styleId="9">
     <w:name w:val="heading 8"/>
-    <w:basedOn w:val="a"/>
-    <w:next w:val="a"/>
+    <w:basedOn w:val="1"/>
+    <w:next w:val="1"/>
     <w:semiHidden/>
     <w:unhideWhenUsed/>
     <w:qFormat/>
+    <w:uiPriority w:val="0"/>
     <w:pPr>
       <w:keepNext/>
       <w:keepLines/>
@@ -3541,13 +3851,14 @@
       <w:sz w:val="24"/>
     </w:rPr>
   </w:style>
-  <w:style w:type="paragraph" w:styleId="9">
+  <w:style w:type="paragraph" w:styleId="10">
     <w:name w:val="heading 9"/>
-    <w:basedOn w:val="a"/>
-    <w:next w:val="a"/>
+    <w:basedOn w:val="1"/>
+    <w:next w:val="1"/>
     <w:semiHidden/>
     <w:unhideWhenUsed/>
     <w:qFormat/>
+    <w:uiPriority w:val="0"/>
     <w:pPr>
       <w:keepNext/>
       <w:keepLines/>
@@ -3562,19 +3873,18 @@
       <w:rFonts w:eastAsia="黑体"/>
     </w:rPr>
   </w:style>
-  <w:style w:type="character" w:default="1" w:styleId="a0">
+  <w:style w:type="character" w:default="1" w:styleId="22">
     <w:name w:val="Default Paragraph Font"/>
-    <w:uiPriority w:val="1"/>
     <w:semiHidden/>
     <w:unhideWhenUsed/>
+    <w:uiPriority w:val="1"/>
   </w:style>
-  <w:style w:type="table" w:default="1" w:styleId="a1">
+  <w:style w:type="table" w:default="1" w:styleId="20">
     <w:name w:val="Normal Table"/>
-    <w:uiPriority w:val="99"/>
     <w:semiHidden/>
     <w:unhideWhenUsed/>
+    <w:uiPriority w:val="99"/>
     <w:tblPr>
-      <w:tblInd w:w="0" w:type="dxa"/>
       <w:tblCellMar>
         <w:top w:w="0" w:type="dxa"/>
         <w:left w:w="108" w:type="dxa"/>
@@ -3583,39 +3893,37 @@
       </w:tblCellMar>
     </w:tblPr>
   </w:style>
-  <w:style w:type="numbering" w:default="1" w:styleId="a2">
-    <w:name w:val="No List"/>
-    <w:uiPriority w:val="99"/>
-    <w:semiHidden/>
-    <w:unhideWhenUsed/>
+  <w:style w:type="paragraph" w:styleId="11">
+    <w:name w:val="annotation text"/>
+    <w:basedOn w:val="1"/>
+    <w:qFormat/>
+    <w:uiPriority w:val="0"/>
   </w:style>
-  <w:style w:type="paragraph" w:styleId="a3">
-    <w:name w:val="annotation text"/>
-    <w:basedOn w:val="a"/>
-    <w:qFormat/>
-  </w:style>
-  <w:style w:type="paragraph" w:styleId="a4">
+  <w:style w:type="paragraph" w:styleId="12">
     <w:name w:val="Body Text"/>
-    <w:basedOn w:val="a"/>
+    <w:basedOn w:val="1"/>
     <w:semiHidden/>
     <w:qFormat/>
+    <w:uiPriority w:val="0"/>
     <w:rPr>
       <w:rFonts w:eastAsia="Arial"/>
     </w:rPr>
   </w:style>
-  <w:style w:type="paragraph" w:styleId="TOC3">
+  <w:style w:type="paragraph" w:styleId="13">
     <w:name w:val="toc 3"/>
-    <w:basedOn w:val="a"/>
-    <w:next w:val="a"/>
+    <w:basedOn w:val="1"/>
+    <w:next w:val="1"/>
     <w:qFormat/>
+    <w:uiPriority w:val="0"/>
     <w:pPr>
-      <w:ind w:leftChars="400" w:left="840"/>
+      <w:ind w:left="840" w:leftChars="400"/>
     </w:pPr>
   </w:style>
-  <w:style w:type="paragraph" w:styleId="a5">
+  <w:style w:type="paragraph" w:styleId="14">
     <w:name w:val="footer"/>
-    <w:basedOn w:val="a"/>
+    <w:basedOn w:val="1"/>
     <w:qFormat/>
+    <w:uiPriority w:val="0"/>
     <w:pPr>
       <w:tabs>
         <w:tab w:val="center" w:pos="4153"/>
@@ -3626,16 +3934,17 @@
       <w:sz w:val="18"/>
     </w:rPr>
   </w:style>
-  <w:style w:type="paragraph" w:styleId="a6">
+  <w:style w:type="paragraph" w:styleId="15">
     <w:name w:val="header"/>
-    <w:basedOn w:val="a"/>
+    <w:basedOn w:val="1"/>
     <w:qFormat/>
+    <w:uiPriority w:val="0"/>
     <w:pPr>
       <w:pBdr>
-        <w:top w:val="nil"/>
-        <w:left w:val="nil"/>
-        <w:bottom w:val="nil"/>
-        <w:right w:val="nil"/>
+        <w:top w:val="none" w:color="auto" w:sz="0" w:space="0"/>
+        <w:left w:val="none" w:color="auto" w:sz="0" w:space="0"/>
+        <w:bottom w:val="none" w:color="auto" w:sz="0" w:space="0"/>
+        <w:right w:val="none" w:color="auto" w:sz="0" w:space="0"/>
       </w:pBdr>
       <w:tabs>
         <w:tab w:val="center" w:pos="4153"/>
@@ -3648,37 +3957,41 @@
       <w:sz w:val="18"/>
     </w:rPr>
   </w:style>
-  <w:style w:type="paragraph" w:styleId="TOC1">
+  <w:style w:type="paragraph" w:styleId="16">
     <w:name w:val="toc 1"/>
-    <w:basedOn w:val="a"/>
-    <w:next w:val="a"/>
+    <w:basedOn w:val="1"/>
+    <w:next w:val="1"/>
     <w:qFormat/>
+    <w:uiPriority w:val="0"/>
     <w:rPr>
       <w:rFonts w:eastAsia="Microsoft JhengHei"/>
       <w:sz w:val="24"/>
     </w:rPr>
   </w:style>
-  <w:style w:type="paragraph" w:styleId="TOC2">
+  <w:style w:type="paragraph" w:styleId="17">
     <w:name w:val="toc 2"/>
-    <w:basedOn w:val="a"/>
-    <w:next w:val="a"/>
+    <w:basedOn w:val="1"/>
+    <w:next w:val="1"/>
     <w:qFormat/>
+    <w:uiPriority w:val="0"/>
     <w:pPr>
-      <w:ind w:leftChars="200" w:left="420"/>
+      <w:ind w:left="420" w:leftChars="200"/>
     </w:pPr>
   </w:style>
-  <w:style w:type="paragraph" w:styleId="a7">
+  <w:style w:type="paragraph" w:styleId="18">
     <w:name w:val="Normal (Web)"/>
-    <w:basedOn w:val="a"/>
+    <w:basedOn w:val="1"/>
     <w:qFormat/>
+    <w:uiPriority w:val="0"/>
     <w:rPr>
       <w:sz w:val="24"/>
     </w:rPr>
   </w:style>
-  <w:style w:type="paragraph" w:styleId="a8">
+  <w:style w:type="paragraph" w:styleId="19">
     <w:name w:val="Title"/>
-    <w:basedOn w:val="a"/>
+    <w:basedOn w:val="1"/>
     <w:qFormat/>
+    <w:uiPriority w:val="0"/>
     <w:pPr>
       <w:spacing w:before="240" w:after="60"/>
       <w:jc w:val="center"/>
@@ -3689,68 +4002,73 @@
       <w:sz w:val="32"/>
     </w:rPr>
   </w:style>
-  <w:style w:type="table" w:styleId="a9">
+  <w:style w:type="table" w:styleId="21">
     <w:name w:val="Table Grid"/>
-    <w:basedOn w:val="a1"/>
+    <w:basedOn w:val="20"/>
     <w:qFormat/>
+    <w:uiPriority w:val="0"/>
     <w:pPr>
       <w:widowControl w:val="0"/>
       <w:jc w:val="both"/>
     </w:pPr>
     <w:tblPr>
       <w:tblBorders>
-        <w:top w:val="single" w:sz="4" w:space="0" w:color="auto"/>
-        <w:left w:val="single" w:sz="4" w:space="0" w:color="auto"/>
-        <w:bottom w:val="single" w:sz="4" w:space="0" w:color="auto"/>
-        <w:right w:val="single" w:sz="4" w:space="0" w:color="auto"/>
-        <w:insideH w:val="single" w:sz="4" w:space="0" w:color="auto"/>
-        <w:insideV w:val="single" w:sz="4" w:space="0" w:color="auto"/>
+        <w:top w:val="single" w:color="auto" w:sz="4" w:space="0"/>
+        <w:left w:val="single" w:color="auto" w:sz="4" w:space="0"/>
+        <w:bottom w:val="single" w:color="auto" w:sz="4" w:space="0"/>
+        <w:right w:val="single" w:color="auto" w:sz="4" w:space="0"/>
+        <w:insideH w:val="single" w:color="auto" w:sz="4" w:space="0"/>
+        <w:insideV w:val="single" w:color="auto" w:sz="4" w:space="0"/>
       </w:tblBorders>
     </w:tblPr>
   </w:style>
-  <w:style w:type="character" w:styleId="aa">
+  <w:style w:type="character" w:styleId="23">
     <w:name w:val="Strong"/>
-    <w:basedOn w:val="a0"/>
+    <w:basedOn w:val="22"/>
     <w:qFormat/>
+    <w:uiPriority w:val="0"/>
     <w:rPr>
       <w:b/>
     </w:rPr>
   </w:style>
-  <w:style w:type="paragraph" w:customStyle="1" w:styleId="ab">
+  <w:style w:type="paragraph" w:customStyle="1" w:styleId="24">
     <w:name w:val="柴_公司名"/>
-    <w:basedOn w:val="a8"/>
+    <w:basedOn w:val="19"/>
     <w:qFormat/>
+    <w:uiPriority w:val="0"/>
     <w:pPr>
-      <w:spacing w:afterLines="600" w:after="600"/>
+      <w:spacing w:after="600" w:afterLines="600"/>
     </w:pPr>
     <w:rPr>
-      <w:rFonts w:ascii="宋体" w:hAnsi="宋体" w:cs="宋体" w:hint="eastAsia"/>
+      <w:rFonts w:hint="eastAsia" w:ascii="宋体" w:hAnsi="宋体" w:cs="宋体"/>
       <w:bCs/>
       <w:spacing w:val="-6"/>
       <w:sz w:val="52"/>
       <w:szCs w:val="52"/>
     </w:rPr>
   </w:style>
-  <w:style w:type="paragraph" w:customStyle="1" w:styleId="ac">
+  <w:style w:type="paragraph" w:customStyle="1" w:styleId="25">
     <w:name w:val="柴_文档名"/>
-    <w:basedOn w:val="a8"/>
+    <w:basedOn w:val="19"/>
     <w:qFormat/>
+    <w:uiPriority w:val="0"/>
     <w:pPr>
-      <w:spacing w:afterLines="900" w:after="900"/>
+      <w:spacing w:after="900" w:afterLines="900"/>
     </w:pPr>
     <w:rPr>
-      <w:rFonts w:ascii="黑体" w:eastAsia="黑体" w:hAnsi="黑体" w:cs="黑体"/>
+      <w:rFonts w:ascii="黑体" w:hAnsi="黑体" w:eastAsia="黑体" w:cs="黑体"/>
       <w:bCs/>
       <w:spacing w:val="-7"/>
       <w:sz w:val="52"/>
       <w:szCs w:val="52"/>
     </w:rPr>
   </w:style>
-  <w:style w:type="table" w:customStyle="1" w:styleId="TableNormal0">
+  <w:style w:type="table" w:customStyle="1" w:styleId="26">
     <w:name w:val="Table Normal_0"/>
     <w:semiHidden/>
     <w:unhideWhenUsed/>
     <w:qFormat/>
+    <w:uiPriority w:val="0"/>
     <w:tblPr>
       <w:tblCellMar>
         <w:top w:w="0" w:type="dxa"/>
@@ -3760,21 +4078,23 @@
       </w:tblCellMar>
     </w:tblPr>
   </w:style>
-  <w:style w:type="paragraph" w:customStyle="1" w:styleId="TableText">
+  <w:style w:type="paragraph" w:customStyle="1" w:styleId="27">
     <w:name w:val="Table Text"/>
-    <w:basedOn w:val="a"/>
+    <w:basedOn w:val="1"/>
     <w:semiHidden/>
     <w:qFormat/>
+    <w:uiPriority w:val="0"/>
     <w:rPr>
       <w:rFonts w:ascii="宋体" w:hAnsi="宋体" w:cs="宋体"/>
     </w:rPr>
   </w:style>
-  <w:style w:type="paragraph" w:customStyle="1" w:styleId="10">
+  <w:style w:type="paragraph" w:customStyle="1" w:styleId="28">
     <w:name w:val="柴_标题1"/>
-    <w:basedOn w:val="1"/>
-    <w:next w:val="ad"/>
-    <w:link w:val="1Char"/>
+    <w:basedOn w:val="2"/>
+    <w:next w:val="29"/>
+    <w:link w:val="38"/>
     <w:qFormat/>
+    <w:uiPriority w:val="0"/>
     <w:pPr>
       <w:spacing w:before="100" w:after="90" w:line="360" w:lineRule="auto"/>
     </w:pPr>
@@ -3782,13 +4102,14 @@
       <w:sz w:val="32"/>
     </w:rPr>
   </w:style>
-  <w:style w:type="paragraph" w:customStyle="1" w:styleId="ad">
+  <w:style w:type="paragraph" w:customStyle="1" w:styleId="29">
     <w:name w:val="柴_正文"/>
-    <w:basedOn w:val="a4"/>
-    <w:link w:val="Char"/>
+    <w:basedOn w:val="12"/>
+    <w:link w:val="42"/>
     <w:qFormat/>
+    <w:uiPriority w:val="0"/>
     <w:pPr>
-      <w:ind w:firstLineChars="200" w:firstLine="470"/>
+      <w:ind w:firstLine="470" w:firstLineChars="200"/>
     </w:pPr>
     <w:rPr>
       <w:rFonts w:eastAsia="宋体"/>
@@ -3796,11 +4117,12 @@
       <w:lang w:eastAsia="zh-CN"/>
     </w:rPr>
   </w:style>
-  <w:style w:type="paragraph" w:customStyle="1" w:styleId="20">
+  <w:style w:type="paragraph" w:customStyle="1" w:styleId="30">
     <w:name w:val="柴_标题2"/>
-    <w:basedOn w:val="2"/>
-    <w:next w:val="ad"/>
+    <w:basedOn w:val="3"/>
+    <w:next w:val="29"/>
     <w:qFormat/>
+    <w:uiPriority w:val="0"/>
     <w:pPr>
       <w:spacing w:line="360" w:lineRule="auto"/>
     </w:pPr>
@@ -3809,15 +4131,16 @@
       <w:sz w:val="28"/>
     </w:rPr>
   </w:style>
-  <w:style w:type="paragraph" w:customStyle="1" w:styleId="30">
+  <w:style w:type="paragraph" w:customStyle="1" w:styleId="31">
     <w:name w:val="柴_标题3"/>
-    <w:basedOn w:val="3"/>
-    <w:next w:val="ad"/>
-    <w:link w:val="3Char"/>
+    <w:basedOn w:val="4"/>
+    <w:next w:val="29"/>
+    <w:link w:val="39"/>
     <w:qFormat/>
+    <w:uiPriority w:val="0"/>
     <w:pPr>
       <w:spacing w:line="360" w:lineRule="auto"/>
-      <w:ind w:left="0" w:firstLineChars="200" w:firstLine="472"/>
+      <w:ind w:left="0" w:firstLine="472" w:firstLineChars="200"/>
     </w:pPr>
     <w:rPr>
       <w:rFonts w:ascii="宋体" w:hAnsi="宋体" w:cs="宋体"/>
@@ -3826,11 +4149,12 @@
       <w:szCs w:val="24"/>
     </w:rPr>
   </w:style>
-  <w:style w:type="paragraph" w:customStyle="1" w:styleId="ae">
+  <w:style w:type="paragraph" w:customStyle="1" w:styleId="32">
     <w:name w:val="柴_目录"/>
-    <w:basedOn w:val="a"/>
-    <w:next w:val="a4"/>
+    <w:basedOn w:val="1"/>
+    <w:next w:val="12"/>
     <w:qFormat/>
+    <w:uiPriority w:val="0"/>
     <w:pPr>
       <w:tabs>
         <w:tab w:val="right" w:leader="dot" w:pos="8442"/>
@@ -3841,37 +4165,54 @@
       <w:sz w:val="24"/>
     </w:rPr>
   </w:style>
-  <w:style w:type="paragraph" w:customStyle="1" w:styleId="WPSOffice1">
+  <w:style w:type="paragraph" w:customStyle="1" w:styleId="33">
     <w:name w:val="WPSOffice手动目录 1"/>
     <w:qFormat/>
+    <w:uiPriority w:val="0"/>
+    <w:rPr>
+      <w:rFonts w:ascii="Times New Roman" w:hAnsi="Times New Roman" w:eastAsia="宋体" w:cs="Times New Roman"/>
+      <w:lang w:val="en-US" w:eastAsia="zh-CN" w:bidi="ar-SA"/>
+    </w:rPr>
   </w:style>
-  <w:style w:type="paragraph" w:customStyle="1" w:styleId="WPSOffice2">
+  <w:style w:type="paragraph" w:customStyle="1" w:styleId="34">
     <w:name w:val="WPSOffice手动目录 2"/>
     <w:qFormat/>
+    <w:uiPriority w:val="0"/>
     <w:pPr>
-      <w:ind w:leftChars="200" w:left="200"/>
+      <w:ind w:left="200" w:leftChars="200"/>
     </w:pPr>
+    <w:rPr>
+      <w:rFonts w:ascii="Times New Roman" w:hAnsi="Times New Roman" w:eastAsia="宋体" w:cs="Times New Roman"/>
+      <w:lang w:val="en-US" w:eastAsia="zh-CN" w:bidi="ar-SA"/>
+    </w:rPr>
   </w:style>
-  <w:style w:type="paragraph" w:customStyle="1" w:styleId="WPSOffice3">
+  <w:style w:type="paragraph" w:customStyle="1" w:styleId="35">
     <w:name w:val="WPSOffice手动目录 3"/>
     <w:qFormat/>
+    <w:uiPriority w:val="0"/>
     <w:pPr>
-      <w:ind w:leftChars="400" w:left="400"/>
+      <w:ind w:left="400" w:leftChars="400"/>
     </w:pPr>
+    <w:rPr>
+      <w:rFonts w:ascii="Times New Roman" w:hAnsi="Times New Roman" w:eastAsia="宋体" w:cs="Times New Roman"/>
+      <w:lang w:val="en-US" w:eastAsia="zh-CN" w:bidi="ar-SA"/>
+    </w:rPr>
   </w:style>
-  <w:style w:type="paragraph" w:customStyle="1" w:styleId="Compact">
+  <w:style w:type="paragraph" w:customStyle="1" w:styleId="36">
     <w:name w:val="Compact"/>
-    <w:basedOn w:val="a4"/>
+    <w:basedOn w:val="12"/>
     <w:qFormat/>
+    <w:uiPriority w:val="0"/>
     <w:pPr>
       <w:spacing w:before="36" w:after="36"/>
     </w:pPr>
   </w:style>
-  <w:style w:type="table" w:customStyle="1" w:styleId="Table">
+  <w:style w:type="table" w:customStyle="1" w:styleId="37">
     <w:name w:val="Table"/>
     <w:semiHidden/>
     <w:unhideWhenUsed/>
     <w:qFormat/>
+    <w:uiPriority w:val="0"/>
     <w:tblPr>
       <w:tblCellMar>
         <w:top w:w="0" w:type="dxa"/>
@@ -3881,67 +4222,71 @@
       </w:tblCellMar>
     </w:tblPr>
     <w:tblStylePr w:type="firstRow">
-      <w:tblPr/>
       <w:tcPr>
         <w:tcBorders>
-          <w:bottom w:val="single" w:sz="0" w:space="0" w:color="auto"/>
+          <w:bottom w:val="single" w:color="auto" w:sz="0" w:space="0"/>
         </w:tcBorders>
         <w:vAlign w:val="bottom"/>
       </w:tcPr>
     </w:tblStylePr>
   </w:style>
-  <w:style w:type="character" w:customStyle="1" w:styleId="1Char">
+  <w:style w:type="character" w:customStyle="1" w:styleId="38">
     <w:name w:val="柴_标题1 Char"/>
-    <w:link w:val="10"/>
+    <w:link w:val="28"/>
     <w:qFormat/>
+    <w:uiPriority w:val="0"/>
     <w:rPr>
-      <w:rFonts w:ascii="Arial" w:eastAsia="宋体" w:hAnsi="Arial"/>
+      <w:rFonts w:ascii="Arial" w:hAnsi="Arial" w:eastAsia="宋体"/>
       <w:sz w:val="32"/>
     </w:rPr>
   </w:style>
-  <w:style w:type="character" w:customStyle="1" w:styleId="3Char">
+  <w:style w:type="character" w:customStyle="1" w:styleId="39">
     <w:name w:val="柴_标题3 Char"/>
-    <w:link w:val="30"/>
+    <w:link w:val="31"/>
     <w:qFormat/>
+    <w:uiPriority w:val="0"/>
     <w:rPr>
-      <w:rFonts w:ascii="宋体" w:eastAsia="宋体" w:hAnsi="宋体" w:cs="宋体"/>
+      <w:rFonts w:ascii="宋体" w:hAnsi="宋体" w:eastAsia="宋体" w:cs="宋体"/>
       <w:spacing w:val="-2"/>
       <w:sz w:val="24"/>
       <w:szCs w:val="24"/>
     </w:rPr>
   </w:style>
-  <w:style w:type="paragraph" w:customStyle="1" w:styleId="af">
+  <w:style w:type="paragraph" w:customStyle="1" w:styleId="40">
     <w:name w:val="柴_正文_无缩进"/>
-    <w:basedOn w:val="a"/>
+    <w:basedOn w:val="1"/>
     <w:qFormat/>
+    <w:uiPriority w:val="0"/>
     <w:rPr>
       <w:sz w:val="24"/>
       <w:lang w:eastAsia="zh-CN"/>
     </w:rPr>
   </w:style>
-  <w:style w:type="paragraph" w:customStyle="1" w:styleId="40">
+  <w:style w:type="paragraph" w:customStyle="1" w:styleId="41">
     <w:name w:val="柴_标题4"/>
-    <w:basedOn w:val="4"/>
-    <w:next w:val="a"/>
+    <w:basedOn w:val="5"/>
+    <w:next w:val="1"/>
     <w:qFormat/>
+    <w:uiPriority w:val="0"/>
     <w:pPr>
       <w:widowControl w:val="0"/>
       <w:spacing w:before="160" w:line="360" w:lineRule="auto"/>
-      <w:ind w:leftChars="300" w:left="981" w:hanging="862"/>
+      <w:ind w:left="981" w:leftChars="300" w:hanging="862"/>
     </w:pPr>
     <w:rPr>
-      <w:rFonts w:ascii="Calibri" w:eastAsia="宋体" w:hAnsi="Calibri" w:cs="宋体" w:hint="eastAsia"/>
+      <w:rFonts w:hint="eastAsia" w:ascii="Calibri" w:hAnsi="Calibri" w:eastAsia="宋体" w:cs="宋体"/>
       <w:sz w:val="24"/>
       <w:szCs w:val="24"/>
       <w:lang w:eastAsia="zh-CN" w:bidi="zh-CN"/>
     </w:rPr>
   </w:style>
-  <w:style w:type="character" w:customStyle="1" w:styleId="Char">
+  <w:style w:type="character" w:customStyle="1" w:styleId="42">
     <w:name w:val="柴_正文 Char"/>
-    <w:link w:val="ad"/>
+    <w:link w:val="29"/>
     <w:qFormat/>
+    <w:uiPriority w:val="0"/>
     <w:rPr>
-      <w:rFonts w:ascii="Arial" w:eastAsia="宋体" w:hAnsi="Arial"/>
+      <w:rFonts w:ascii="Arial" w:hAnsi="Arial" w:eastAsia="宋体"/>
       <w:sz w:val="24"/>
       <w:lang w:eastAsia="zh-CN"/>
     </w:rPr>
@@ -4193,6 +4538,5 @@
     </a:fmtScheme>
   </a:themeElements>
   <a:objectDefaults/>
-  <a:extraClrSchemeLst/>
 </a:theme>
 </file>